--- a/Document/UE5/Document-5/ConstructNativeBTTask.docx
+++ b/Document/UE5/Document-5/ConstructNativeBTTask.docx
@@ -9,8 +9,7365 @@
           <w:lang w:val="en-US" w:eastAsia="zh-CN"/>
         </w:rPr>
       </w:pPr>
+      <w:r>
+        <w:rPr>
+          <w:rFonts w:hint="eastAsia"/>
+          <w:lang w:val="en-US" w:eastAsia="zh-CN"/>
+        </w:rPr>
+        <w:t>ConstructNativeBTTask和 RotateEnemyInTask</w:t>
+      </w:r>
+    </w:p>
+    <w:p>
+      <w:pPr>
+        <w:rPr>
+          <w:rFonts w:hint="eastAsia" w:ascii="Cascadia Mono" w:hAnsi="Cascadia Mono" w:eastAsia="Cascadia Mono"/>
+          <w:color w:val="0000FF"/>
+          <w:sz w:val="19"/>
+          <w:szCs w:val="24"/>
+          <w:highlight w:val="white"/>
+        </w:rPr>
+      </w:pPr>
+      <w:r>
+        <w:rPr>
+          <w:rFonts w:hint="eastAsia"/>
+          <w:lang w:val="en-US" w:eastAsia="zh-CN"/>
+        </w:rPr>
+        <w:t>首先我们需要新建一个c++的类，从BTTaskNode这个父类的派生了。名字叫做</w:t>
+      </w:r>
+      <w:r>
+        <w:rPr>
+          <w:rFonts w:hint="eastAsia" w:ascii="Cascadia Mono" w:hAnsi="Cascadia Mono" w:eastAsia="Cascadia Mono"/>
+          <w:color w:val="0000FF"/>
+          <w:sz w:val="19"/>
+          <w:szCs w:val="24"/>
+          <w:highlight w:val="white"/>
+        </w:rPr>
+        <w:t>UBTTask_RotateToFaceTarget</w:t>
+      </w:r>
+    </w:p>
+    <w:p>
+      <w:r>
+        <w:drawing>
+          <wp:inline distT="0" distB="0" distL="114300" distR="114300">
+            <wp:extent cx="5272405" cy="2846705"/>
+            <wp:effectExtent l="0" t="0" r="4445" b="10795"/>
+            <wp:docPr id="1" name="图片 1"/>
+            <wp:cNvGraphicFramePr>
+              <a:graphicFrameLocks xmlns:a="http://schemas.openxmlformats.org/drawingml/2006/main" noChangeAspect="1"/>
+            </wp:cNvGraphicFramePr>
+            <a:graphic xmlns:a="http://schemas.openxmlformats.org/drawingml/2006/main">
+              <a:graphicData uri="http://schemas.openxmlformats.org/drawingml/2006/picture">
+                <pic:pic xmlns:pic="http://schemas.openxmlformats.org/drawingml/2006/picture">
+                  <pic:nvPicPr>
+                    <pic:cNvPr id="1" name="图片 1"/>
+                    <pic:cNvPicPr>
+                      <a:picLocks noChangeAspect="1"/>
+                    </pic:cNvPicPr>
+                  </pic:nvPicPr>
+                  <pic:blipFill>
+                    <a:blip r:embed="rId4"/>
+                    <a:stretch>
+                      <a:fillRect/>
+                    </a:stretch>
+                  </pic:blipFill>
+                  <pic:spPr>
+                    <a:xfrm>
+                      <a:off x="0" y="0"/>
+                      <a:ext cx="5272405" cy="2846705"/>
+                    </a:xfrm>
+                    <a:prstGeom prst="rect">
+                      <a:avLst/>
+                    </a:prstGeom>
+                    <a:noFill/>
+                    <a:ln>
+                      <a:noFill/>
+                    </a:ln>
+                  </pic:spPr>
+                </pic:pic>
+              </a:graphicData>
+            </a:graphic>
+          </wp:inline>
+        </w:drawing>
+      </w:r>
+    </w:p>
+    <w:p/>
+    <w:p>
+      <w:pPr>
+        <w:spacing w:beforeLines="0" w:afterLines="0"/>
+        <w:jc w:val="left"/>
+        <w:rPr>
+          <w:rFonts w:hint="default" w:ascii="Cascadia Mono" w:hAnsi="Cascadia Mono" w:eastAsia="宋体"/>
+          <w:color w:val="000000"/>
+          <w:sz w:val="19"/>
+          <w:szCs w:val="24"/>
+          <w:highlight w:val="white"/>
+          <w:lang w:val="en-US" w:eastAsia="zh-CN"/>
+        </w:rPr>
+      </w:pPr>
+      <w:r>
+        <w:rPr>
+          <w:rFonts w:hint="eastAsia" w:ascii="Cascadia Mono" w:hAnsi="Cascadia Mono" w:eastAsia="宋体"/>
+          <w:color w:val="000000"/>
+          <w:sz w:val="19"/>
+          <w:szCs w:val="24"/>
+          <w:highlight w:val="white"/>
+          <w:lang w:val="en-US" w:eastAsia="zh-CN"/>
+        </w:rPr>
+        <w:t>下面的代码就是这个c++的BTTaskNode的内容</w:t>
+      </w:r>
+    </w:p>
+    <w:p>
+      <w:pPr>
+        <w:spacing w:beforeLines="0" w:afterLines="0"/>
+        <w:jc w:val="left"/>
+        <w:rPr>
+          <w:rFonts w:hint="eastAsia" w:ascii="Cascadia Mono" w:hAnsi="Cascadia Mono" w:eastAsia="Cascadia Mono"/>
+          <w:color w:val="000000"/>
+          <w:sz w:val="19"/>
+          <w:szCs w:val="24"/>
+          <w:highlight w:val="white"/>
+        </w:rPr>
+      </w:pPr>
+      <w:r>
+        <w:rPr>
+          <w:rFonts w:hint="eastAsia" w:ascii="Cascadia Mono" w:hAnsi="Cascadia Mono" w:eastAsia="Cascadia Mono"/>
+          <w:color w:val="0000FF"/>
+          <w:sz w:val="19"/>
+          <w:szCs w:val="24"/>
+          <w:highlight w:val="white"/>
+        </w:rPr>
+        <w:t>UBTTask_RotateToFaceTarget</w:t>
+      </w:r>
+      <w:r>
+        <w:rPr>
+          <w:rFonts w:hint="eastAsia" w:ascii="Cascadia Mono" w:hAnsi="Cascadia Mono" w:eastAsia="Cascadia Mono"/>
+          <w:color w:val="000000"/>
+          <w:sz w:val="19"/>
+          <w:szCs w:val="24"/>
+          <w:highlight w:val="white"/>
+        </w:rPr>
+        <w:t>::</w:t>
+      </w:r>
+      <w:r>
+        <w:rPr>
+          <w:rFonts w:hint="eastAsia" w:ascii="Cascadia Mono" w:hAnsi="Cascadia Mono" w:eastAsia="Cascadia Mono"/>
+          <w:color w:val="0000FF"/>
+          <w:sz w:val="19"/>
+          <w:szCs w:val="24"/>
+          <w:highlight w:val="white"/>
+        </w:rPr>
+        <w:t>UBTTask_RotateToFaceTarget</w:t>
+      </w:r>
+      <w:r>
+        <w:rPr>
+          <w:rFonts w:hint="eastAsia" w:ascii="Cascadia Mono" w:hAnsi="Cascadia Mono" w:eastAsia="Cascadia Mono"/>
+          <w:color w:val="000000"/>
+          <w:sz w:val="19"/>
+          <w:szCs w:val="24"/>
+          <w:highlight w:val="white"/>
+        </w:rPr>
+        <w:t>()</w:t>
+      </w:r>
+    </w:p>
+    <w:p>
+      <w:pPr>
+        <w:spacing w:beforeLines="0" w:afterLines="0"/>
+        <w:jc w:val="left"/>
+        <w:rPr>
+          <w:rFonts w:hint="eastAsia" w:ascii="Cascadia Mono" w:hAnsi="Cascadia Mono" w:eastAsia="Cascadia Mono"/>
+          <w:color w:val="000000"/>
+          <w:sz w:val="19"/>
+          <w:szCs w:val="24"/>
+          <w:highlight w:val="white"/>
+        </w:rPr>
+      </w:pPr>
+      <w:r>
+        <w:rPr>
+          <w:rFonts w:hint="eastAsia" w:ascii="Cascadia Mono" w:hAnsi="Cascadia Mono" w:eastAsia="Cascadia Mono"/>
+          <w:color w:val="000000"/>
+          <w:sz w:val="19"/>
+          <w:szCs w:val="24"/>
+          <w:highlight w:val="white"/>
+        </w:rPr>
+        <w:t>{</w:t>
+      </w:r>
+    </w:p>
+    <w:p>
+      <w:pPr>
+        <w:spacing w:beforeLines="0" w:afterLines="0"/>
+        <w:jc w:val="left"/>
+        <w:rPr>
+          <w:rFonts w:hint="eastAsia" w:ascii="Cascadia Mono" w:hAnsi="Cascadia Mono" w:eastAsia="Cascadia Mono"/>
+          <w:color w:val="000000"/>
+          <w:sz w:val="19"/>
+          <w:szCs w:val="24"/>
+          <w:highlight w:val="white"/>
+        </w:rPr>
+      </w:pPr>
+      <w:r>
+        <w:rPr>
+          <w:rFonts w:hint="eastAsia" w:ascii="Cascadia Mono" w:hAnsi="Cascadia Mono" w:eastAsia="Cascadia Mono"/>
+          <w:color w:val="000000"/>
+          <w:sz w:val="19"/>
+          <w:szCs w:val="24"/>
+          <w:highlight w:val="white"/>
+        </w:rPr>
+        <w:tab/>
+      </w:r>
+      <w:r>
+        <w:rPr>
+          <w:rFonts w:hint="eastAsia" w:ascii="Cascadia Mono" w:hAnsi="Cascadia Mono" w:eastAsia="Cascadia Mono"/>
+          <w:i/>
+          <w:color w:val="000080"/>
+          <w:sz w:val="19"/>
+          <w:szCs w:val="24"/>
+          <w:highlight w:val="white"/>
+        </w:rPr>
+        <w:t>NodeName</w:t>
+      </w:r>
+      <w:r>
+        <w:rPr>
+          <w:rFonts w:hint="eastAsia" w:ascii="Cascadia Mono" w:hAnsi="Cascadia Mono" w:eastAsia="Cascadia Mono"/>
+          <w:color w:val="000000"/>
+          <w:sz w:val="19"/>
+          <w:szCs w:val="24"/>
+          <w:highlight w:val="white"/>
+        </w:rPr>
+        <w:t xml:space="preserve"> </w:t>
+      </w:r>
+      <w:r>
+        <w:rPr>
+          <w:rFonts w:hint="eastAsia" w:ascii="Cascadia Mono" w:hAnsi="Cascadia Mono" w:eastAsia="Cascadia Mono"/>
+          <w:color w:val="008080"/>
+          <w:sz w:val="19"/>
+          <w:szCs w:val="24"/>
+          <w:highlight w:val="white"/>
+        </w:rPr>
+        <w:t>=</w:t>
+      </w:r>
+      <w:r>
+        <w:rPr>
+          <w:rFonts w:hint="eastAsia" w:ascii="Cascadia Mono" w:hAnsi="Cascadia Mono" w:eastAsia="Cascadia Mono"/>
+          <w:color w:val="000000"/>
+          <w:sz w:val="19"/>
+          <w:szCs w:val="24"/>
+          <w:highlight w:val="white"/>
+        </w:rPr>
+        <w:t xml:space="preserve"> </w:t>
+      </w:r>
+      <w:r>
+        <w:rPr>
+          <w:rFonts w:hint="eastAsia" w:ascii="Cascadia Mono" w:hAnsi="Cascadia Mono" w:eastAsia="Cascadia Mono"/>
+          <w:i/>
+          <w:color w:val="A000A0"/>
+          <w:sz w:val="19"/>
+          <w:szCs w:val="24"/>
+          <w:highlight w:val="white"/>
+        </w:rPr>
+        <w:t>TEXT</w:t>
+      </w:r>
+      <w:r>
+        <w:rPr>
+          <w:rFonts w:hint="eastAsia" w:ascii="Cascadia Mono" w:hAnsi="Cascadia Mono" w:eastAsia="Cascadia Mono"/>
+          <w:color w:val="000000"/>
+          <w:sz w:val="19"/>
+          <w:szCs w:val="24"/>
+          <w:highlight w:val="white"/>
+        </w:rPr>
+        <w:t>(</w:t>
+      </w:r>
+      <w:r>
+        <w:rPr>
+          <w:rFonts w:hint="eastAsia" w:ascii="Cascadia Mono" w:hAnsi="Cascadia Mono" w:eastAsia="Cascadia Mono"/>
+          <w:color w:val="A31515"/>
+          <w:sz w:val="19"/>
+          <w:szCs w:val="24"/>
+          <w:highlight w:val="white"/>
+        </w:rPr>
+        <w:t>"Native Rotate To Face Target Actor"</w:t>
+      </w:r>
+      <w:r>
+        <w:rPr>
+          <w:rFonts w:hint="eastAsia" w:ascii="Cascadia Mono" w:hAnsi="Cascadia Mono" w:eastAsia="Cascadia Mono"/>
+          <w:color w:val="000000"/>
+          <w:sz w:val="19"/>
+          <w:szCs w:val="24"/>
+          <w:highlight w:val="white"/>
+        </w:rPr>
+        <w:t>);</w:t>
+      </w:r>
+    </w:p>
+    <w:p>
+      <w:pPr>
+        <w:spacing w:beforeLines="0" w:afterLines="0"/>
+        <w:jc w:val="left"/>
+        <w:rPr>
+          <w:rFonts w:hint="eastAsia" w:ascii="Cascadia Mono" w:hAnsi="Cascadia Mono" w:eastAsia="Cascadia Mono"/>
+          <w:color w:val="000000"/>
+          <w:sz w:val="19"/>
+          <w:szCs w:val="24"/>
+          <w:highlight w:val="white"/>
+        </w:rPr>
+      </w:pPr>
+      <w:r>
+        <w:rPr>
+          <w:rFonts w:hint="eastAsia" w:ascii="Cascadia Mono" w:hAnsi="Cascadia Mono" w:eastAsia="Cascadia Mono"/>
+          <w:color w:val="000000"/>
+          <w:sz w:val="19"/>
+          <w:szCs w:val="24"/>
+          <w:highlight w:val="white"/>
+        </w:rPr>
+        <w:tab/>
+      </w:r>
+      <w:r>
+        <w:rPr>
+          <w:rFonts w:hint="eastAsia" w:ascii="Cascadia Mono" w:hAnsi="Cascadia Mono" w:eastAsia="Cascadia Mono"/>
+          <w:color w:val="000080"/>
+          <w:sz w:val="19"/>
+          <w:szCs w:val="24"/>
+          <w:highlight w:val="white"/>
+        </w:rPr>
+        <w:t>AnglePrecision</w:t>
+      </w:r>
+      <w:r>
+        <w:rPr>
+          <w:rFonts w:hint="eastAsia" w:ascii="Cascadia Mono" w:hAnsi="Cascadia Mono" w:eastAsia="Cascadia Mono"/>
+          <w:color w:val="000000"/>
+          <w:sz w:val="19"/>
+          <w:szCs w:val="24"/>
+          <w:highlight w:val="white"/>
+        </w:rPr>
+        <w:t xml:space="preserve"> = 10.f;</w:t>
+      </w:r>
+    </w:p>
+    <w:p>
+      <w:pPr>
+        <w:spacing w:beforeLines="0" w:afterLines="0"/>
+        <w:jc w:val="left"/>
+        <w:rPr>
+          <w:rFonts w:hint="eastAsia" w:ascii="Cascadia Mono" w:hAnsi="Cascadia Mono" w:eastAsia="Cascadia Mono"/>
+          <w:color w:val="000000"/>
+          <w:sz w:val="19"/>
+          <w:szCs w:val="24"/>
+          <w:highlight w:val="white"/>
+        </w:rPr>
+      </w:pPr>
+      <w:r>
+        <w:rPr>
+          <w:rFonts w:hint="eastAsia" w:ascii="Cascadia Mono" w:hAnsi="Cascadia Mono" w:eastAsia="Cascadia Mono"/>
+          <w:color w:val="000000"/>
+          <w:sz w:val="19"/>
+          <w:szCs w:val="24"/>
+          <w:highlight w:val="white"/>
+        </w:rPr>
+        <w:tab/>
+      </w:r>
+      <w:r>
+        <w:rPr>
+          <w:rFonts w:hint="eastAsia" w:ascii="Cascadia Mono" w:hAnsi="Cascadia Mono" w:eastAsia="Cascadia Mono"/>
+          <w:color w:val="000080"/>
+          <w:sz w:val="19"/>
+          <w:szCs w:val="24"/>
+          <w:highlight w:val="white"/>
+        </w:rPr>
+        <w:t>RotationInterpSpeed</w:t>
+      </w:r>
+      <w:r>
+        <w:rPr>
+          <w:rFonts w:hint="eastAsia" w:ascii="Cascadia Mono" w:hAnsi="Cascadia Mono" w:eastAsia="Cascadia Mono"/>
+          <w:color w:val="000000"/>
+          <w:sz w:val="19"/>
+          <w:szCs w:val="24"/>
+          <w:highlight w:val="white"/>
+        </w:rPr>
+        <w:t xml:space="preserve"> = 5.f;</w:t>
+      </w:r>
+    </w:p>
+    <w:p>
+      <w:pPr>
+        <w:spacing w:beforeLines="0" w:afterLines="0"/>
+        <w:jc w:val="left"/>
+        <w:rPr>
+          <w:rFonts w:hint="eastAsia" w:ascii="Cascadia Mono" w:hAnsi="Cascadia Mono" w:eastAsia="Cascadia Mono"/>
+          <w:color w:val="000000"/>
+          <w:sz w:val="19"/>
+          <w:szCs w:val="24"/>
+          <w:highlight w:val="white"/>
+        </w:rPr>
+      </w:pPr>
+    </w:p>
+    <w:p>
+      <w:pPr>
+        <w:spacing w:beforeLines="0" w:afterLines="0"/>
+        <w:jc w:val="left"/>
+        <w:rPr>
+          <w:rFonts w:hint="eastAsia" w:ascii="Cascadia Mono" w:hAnsi="Cascadia Mono" w:eastAsia="Cascadia Mono"/>
+          <w:color w:val="000000"/>
+          <w:sz w:val="19"/>
+          <w:szCs w:val="24"/>
+          <w:highlight w:val="white"/>
+        </w:rPr>
+      </w:pPr>
+      <w:r>
+        <w:rPr>
+          <w:rFonts w:hint="eastAsia" w:ascii="Cascadia Mono" w:hAnsi="Cascadia Mono" w:eastAsia="Cascadia Mono"/>
+          <w:color w:val="000000"/>
+          <w:sz w:val="19"/>
+          <w:szCs w:val="24"/>
+          <w:highlight w:val="white"/>
+        </w:rPr>
+        <w:tab/>
+      </w:r>
+      <w:r>
+        <w:rPr>
+          <w:rFonts w:hint="eastAsia" w:ascii="Cascadia Mono" w:hAnsi="Cascadia Mono" w:eastAsia="Cascadia Mono"/>
+          <w:i/>
+          <w:color w:val="000080"/>
+          <w:sz w:val="19"/>
+          <w:szCs w:val="24"/>
+          <w:highlight w:val="white"/>
+        </w:rPr>
+        <w:t>bNotifyTick</w:t>
+      </w:r>
+      <w:r>
+        <w:rPr>
+          <w:rFonts w:hint="eastAsia" w:ascii="Cascadia Mono" w:hAnsi="Cascadia Mono" w:eastAsia="Cascadia Mono"/>
+          <w:color w:val="000000"/>
+          <w:sz w:val="19"/>
+          <w:szCs w:val="24"/>
+          <w:highlight w:val="white"/>
+        </w:rPr>
+        <w:t xml:space="preserve"> = </w:t>
+      </w:r>
+      <w:r>
+        <w:rPr>
+          <w:rFonts w:hint="eastAsia" w:ascii="Cascadia Mono" w:hAnsi="Cascadia Mono" w:eastAsia="Cascadia Mono"/>
+          <w:color w:val="0000FF"/>
+          <w:sz w:val="19"/>
+          <w:szCs w:val="24"/>
+          <w:highlight w:val="white"/>
+        </w:rPr>
+        <w:t>true</w:t>
+      </w:r>
+      <w:r>
+        <w:rPr>
+          <w:rFonts w:hint="eastAsia" w:ascii="Cascadia Mono" w:hAnsi="Cascadia Mono" w:eastAsia="Cascadia Mono"/>
+          <w:color w:val="000000"/>
+          <w:sz w:val="19"/>
+          <w:szCs w:val="24"/>
+          <w:highlight w:val="white"/>
+        </w:rPr>
+        <w:t>;</w:t>
+      </w:r>
+    </w:p>
+    <w:p>
+      <w:pPr>
+        <w:spacing w:beforeLines="0" w:afterLines="0"/>
+        <w:jc w:val="left"/>
+        <w:rPr>
+          <w:rFonts w:hint="eastAsia" w:ascii="Cascadia Mono" w:hAnsi="Cascadia Mono" w:eastAsia="Cascadia Mono"/>
+          <w:color w:val="000000"/>
+          <w:sz w:val="19"/>
+          <w:szCs w:val="24"/>
+          <w:highlight w:val="white"/>
+        </w:rPr>
+      </w:pPr>
+      <w:r>
+        <w:rPr>
+          <w:rFonts w:hint="eastAsia" w:ascii="Cascadia Mono" w:hAnsi="Cascadia Mono" w:eastAsia="Cascadia Mono"/>
+          <w:color w:val="000000"/>
+          <w:sz w:val="19"/>
+          <w:szCs w:val="24"/>
+          <w:highlight w:val="white"/>
+        </w:rPr>
+        <w:tab/>
+      </w:r>
+      <w:r>
+        <w:rPr>
+          <w:rFonts w:hint="eastAsia" w:ascii="Cascadia Mono" w:hAnsi="Cascadia Mono" w:eastAsia="Cascadia Mono"/>
+          <w:i/>
+          <w:color w:val="000080"/>
+          <w:sz w:val="19"/>
+          <w:szCs w:val="24"/>
+          <w:highlight w:val="white"/>
+        </w:rPr>
+        <w:t>bNotifyTaskFinished</w:t>
+      </w:r>
+      <w:r>
+        <w:rPr>
+          <w:rFonts w:hint="eastAsia" w:ascii="Cascadia Mono" w:hAnsi="Cascadia Mono" w:eastAsia="Cascadia Mono"/>
+          <w:color w:val="000000"/>
+          <w:sz w:val="19"/>
+          <w:szCs w:val="24"/>
+          <w:highlight w:val="white"/>
+        </w:rPr>
+        <w:t xml:space="preserve"> = </w:t>
+      </w:r>
+      <w:r>
+        <w:rPr>
+          <w:rFonts w:hint="eastAsia" w:ascii="Cascadia Mono" w:hAnsi="Cascadia Mono" w:eastAsia="Cascadia Mono"/>
+          <w:color w:val="0000FF"/>
+          <w:sz w:val="19"/>
+          <w:szCs w:val="24"/>
+          <w:highlight w:val="white"/>
+        </w:rPr>
+        <w:t>true</w:t>
+      </w:r>
+      <w:r>
+        <w:rPr>
+          <w:rFonts w:hint="eastAsia" w:ascii="Cascadia Mono" w:hAnsi="Cascadia Mono" w:eastAsia="Cascadia Mono"/>
+          <w:color w:val="000000"/>
+          <w:sz w:val="19"/>
+          <w:szCs w:val="24"/>
+          <w:highlight w:val="white"/>
+        </w:rPr>
+        <w:t>;</w:t>
+      </w:r>
+    </w:p>
+    <w:p>
+      <w:pPr>
+        <w:spacing w:beforeLines="0" w:afterLines="0"/>
+        <w:jc w:val="left"/>
+        <w:rPr>
+          <w:rFonts w:hint="eastAsia" w:ascii="Cascadia Mono" w:hAnsi="Cascadia Mono" w:eastAsia="Cascadia Mono"/>
+          <w:color w:val="000000"/>
+          <w:sz w:val="19"/>
+          <w:szCs w:val="24"/>
+          <w:highlight w:val="white"/>
+        </w:rPr>
+      </w:pPr>
+      <w:r>
+        <w:rPr>
+          <w:rFonts w:hint="eastAsia" w:ascii="Cascadia Mono" w:hAnsi="Cascadia Mono" w:eastAsia="Cascadia Mono"/>
+          <w:color w:val="000000"/>
+          <w:sz w:val="19"/>
+          <w:szCs w:val="24"/>
+          <w:highlight w:val="white"/>
+        </w:rPr>
+        <w:tab/>
+      </w:r>
+      <w:r>
+        <w:rPr>
+          <w:rFonts w:hint="eastAsia" w:ascii="Cascadia Mono" w:hAnsi="Cascadia Mono" w:eastAsia="Cascadia Mono"/>
+          <w:i/>
+          <w:color w:val="000080"/>
+          <w:sz w:val="19"/>
+          <w:szCs w:val="24"/>
+          <w:highlight w:val="white"/>
+        </w:rPr>
+        <w:t>bCreateNodeInstance</w:t>
+      </w:r>
+      <w:r>
+        <w:rPr>
+          <w:rFonts w:hint="eastAsia" w:ascii="Cascadia Mono" w:hAnsi="Cascadia Mono" w:eastAsia="Cascadia Mono"/>
+          <w:color w:val="000000"/>
+          <w:sz w:val="19"/>
+          <w:szCs w:val="24"/>
+          <w:highlight w:val="white"/>
+        </w:rPr>
+        <w:t xml:space="preserve"> = </w:t>
+      </w:r>
+      <w:r>
+        <w:rPr>
+          <w:rFonts w:hint="eastAsia" w:ascii="Cascadia Mono" w:hAnsi="Cascadia Mono" w:eastAsia="Cascadia Mono"/>
+          <w:color w:val="0000FF"/>
+          <w:sz w:val="19"/>
+          <w:szCs w:val="24"/>
+          <w:highlight w:val="white"/>
+        </w:rPr>
+        <w:t>false</w:t>
+      </w:r>
+      <w:r>
+        <w:rPr>
+          <w:rFonts w:hint="eastAsia" w:ascii="Cascadia Mono" w:hAnsi="Cascadia Mono" w:eastAsia="Cascadia Mono"/>
+          <w:color w:val="000000"/>
+          <w:sz w:val="19"/>
+          <w:szCs w:val="24"/>
+          <w:highlight w:val="white"/>
+        </w:rPr>
+        <w:t>;</w:t>
+      </w:r>
+    </w:p>
+    <w:p>
+      <w:pPr>
+        <w:spacing w:beforeLines="0" w:afterLines="0"/>
+        <w:jc w:val="left"/>
+        <w:rPr>
+          <w:rFonts w:hint="eastAsia" w:ascii="Cascadia Mono" w:hAnsi="Cascadia Mono" w:eastAsia="Cascadia Mono"/>
+          <w:color w:val="000000"/>
+          <w:sz w:val="19"/>
+          <w:szCs w:val="24"/>
+          <w:highlight w:val="white"/>
+        </w:rPr>
+      </w:pPr>
+      <w:r>
+        <w:rPr>
+          <w:rFonts w:hint="eastAsia" w:ascii="Cascadia Mono" w:hAnsi="Cascadia Mono" w:eastAsia="Cascadia Mono"/>
+          <w:color w:val="000000"/>
+          <w:sz w:val="19"/>
+          <w:szCs w:val="24"/>
+          <w:highlight w:val="white"/>
+        </w:rPr>
+        <w:tab/>
+      </w:r>
+      <w:r>
+        <w:rPr>
+          <w:rFonts w:hint="eastAsia" w:ascii="Cascadia Mono" w:hAnsi="Cascadia Mono" w:eastAsia="Cascadia Mono"/>
+          <w:i/>
+          <w:color w:val="A000A0"/>
+          <w:sz w:val="19"/>
+          <w:szCs w:val="24"/>
+          <w:highlight w:val="white"/>
+        </w:rPr>
+        <w:t>INIT_TASK_NODE_NOTIFY_FLAGS</w:t>
+      </w:r>
+      <w:r>
+        <w:rPr>
+          <w:rFonts w:hint="eastAsia" w:ascii="Cascadia Mono" w:hAnsi="Cascadia Mono" w:eastAsia="Cascadia Mono"/>
+          <w:color w:val="000000"/>
+          <w:sz w:val="19"/>
+          <w:szCs w:val="24"/>
+          <w:highlight w:val="white"/>
+        </w:rPr>
+        <w:t>();</w:t>
+      </w:r>
+    </w:p>
+    <w:p>
+      <w:pPr>
+        <w:spacing w:beforeLines="0" w:afterLines="0"/>
+        <w:jc w:val="left"/>
+        <w:rPr>
+          <w:rFonts w:hint="eastAsia" w:ascii="Cascadia Mono" w:hAnsi="Cascadia Mono" w:eastAsia="Cascadia Mono"/>
+          <w:color w:val="000000"/>
+          <w:sz w:val="19"/>
+          <w:szCs w:val="24"/>
+          <w:highlight w:val="white"/>
+        </w:rPr>
+      </w:pPr>
+      <w:r>
+        <w:rPr>
+          <w:rFonts w:hint="eastAsia" w:ascii="Cascadia Mono" w:hAnsi="Cascadia Mono" w:eastAsia="Cascadia Mono"/>
+          <w:color w:val="000000"/>
+          <w:sz w:val="19"/>
+          <w:szCs w:val="24"/>
+          <w:highlight w:val="white"/>
+        </w:rPr>
+        <w:tab/>
+      </w:r>
+      <w:r>
+        <w:rPr>
+          <w:rFonts w:hint="eastAsia" w:ascii="Cascadia Mono" w:hAnsi="Cascadia Mono" w:eastAsia="Cascadia Mono"/>
+          <w:color w:val="000080"/>
+          <w:sz w:val="19"/>
+          <w:szCs w:val="24"/>
+          <w:highlight w:val="white"/>
+        </w:rPr>
+        <w:t>InTargetFoFaceKey</w:t>
+      </w:r>
+      <w:r>
+        <w:rPr>
+          <w:rFonts w:hint="eastAsia" w:ascii="Cascadia Mono" w:hAnsi="Cascadia Mono" w:eastAsia="Cascadia Mono"/>
+          <w:color w:val="000000"/>
+          <w:sz w:val="19"/>
+          <w:szCs w:val="24"/>
+          <w:highlight w:val="white"/>
+        </w:rPr>
+        <w:t>.</w:t>
+      </w:r>
+      <w:r>
+        <w:rPr>
+          <w:rFonts w:hint="eastAsia" w:ascii="Cascadia Mono" w:hAnsi="Cascadia Mono" w:eastAsia="Cascadia Mono"/>
+          <w:i/>
+          <w:color w:val="880000"/>
+          <w:sz w:val="19"/>
+          <w:szCs w:val="24"/>
+          <w:highlight w:val="white"/>
+        </w:rPr>
+        <w:t>AddObjectFilter</w:t>
+      </w:r>
+      <w:r>
+        <w:rPr>
+          <w:rFonts w:hint="eastAsia" w:ascii="Cascadia Mono" w:hAnsi="Cascadia Mono" w:eastAsia="Cascadia Mono"/>
+          <w:color w:val="000000"/>
+          <w:sz w:val="19"/>
+          <w:szCs w:val="24"/>
+          <w:highlight w:val="white"/>
+        </w:rPr>
+        <w:t>(</w:t>
+      </w:r>
+      <w:r>
+        <w:rPr>
+          <w:rFonts w:hint="eastAsia" w:ascii="Cascadia Mono" w:hAnsi="Cascadia Mono" w:eastAsia="Cascadia Mono"/>
+          <w:color w:val="0000FF"/>
+          <w:sz w:val="19"/>
+          <w:szCs w:val="24"/>
+          <w:highlight w:val="white"/>
+        </w:rPr>
+        <w:t>this</w:t>
+      </w:r>
+      <w:r>
+        <w:rPr>
+          <w:rFonts w:hint="eastAsia" w:ascii="Cascadia Mono" w:hAnsi="Cascadia Mono" w:eastAsia="Cascadia Mono"/>
+          <w:color w:val="000000"/>
+          <w:sz w:val="19"/>
+          <w:szCs w:val="24"/>
+          <w:highlight w:val="white"/>
+        </w:rPr>
+        <w:t xml:space="preserve">, </w:t>
+      </w:r>
+      <w:r>
+        <w:rPr>
+          <w:rFonts w:hint="eastAsia" w:ascii="Cascadia Mono" w:hAnsi="Cascadia Mono" w:eastAsia="Cascadia Mono"/>
+          <w:i/>
+          <w:color w:val="A000A0"/>
+          <w:sz w:val="19"/>
+          <w:szCs w:val="24"/>
+          <w:highlight w:val="white"/>
+        </w:rPr>
+        <w:t>GET_MEMBER_NAME_CHECKED</w:t>
+      </w:r>
+      <w:r>
+        <w:rPr>
+          <w:rFonts w:hint="eastAsia" w:ascii="Cascadia Mono" w:hAnsi="Cascadia Mono" w:eastAsia="Cascadia Mono"/>
+          <w:color w:val="000000"/>
+          <w:sz w:val="19"/>
+          <w:szCs w:val="24"/>
+          <w:highlight w:val="white"/>
+        </w:rPr>
+        <w:t>(</w:t>
+      </w:r>
+      <w:r>
+        <w:rPr>
+          <w:rFonts w:hint="eastAsia" w:ascii="Cascadia Mono" w:hAnsi="Cascadia Mono" w:eastAsia="Cascadia Mono"/>
+          <w:i/>
+          <w:color w:val="0000FF"/>
+          <w:sz w:val="19"/>
+          <w:szCs w:val="24"/>
+          <w:highlight w:val="white"/>
+        </w:rPr>
+        <w:t>ThisClass</w:t>
+      </w:r>
+      <w:r>
+        <w:rPr>
+          <w:rFonts w:hint="eastAsia" w:ascii="Cascadia Mono" w:hAnsi="Cascadia Mono" w:eastAsia="Cascadia Mono"/>
+          <w:color w:val="000000"/>
+          <w:sz w:val="19"/>
+          <w:szCs w:val="24"/>
+          <w:highlight w:val="white"/>
+        </w:rPr>
+        <w:t xml:space="preserve">, </w:t>
+      </w:r>
+      <w:r>
+        <w:rPr>
+          <w:rFonts w:hint="eastAsia" w:ascii="Cascadia Mono" w:hAnsi="Cascadia Mono" w:eastAsia="Cascadia Mono"/>
+          <w:color w:val="000080"/>
+          <w:sz w:val="19"/>
+          <w:szCs w:val="24"/>
+          <w:highlight w:val="white"/>
+        </w:rPr>
+        <w:t>InTargetFoFaceKey</w:t>
+      </w:r>
+      <w:r>
+        <w:rPr>
+          <w:rFonts w:hint="eastAsia" w:ascii="Cascadia Mono" w:hAnsi="Cascadia Mono" w:eastAsia="Cascadia Mono"/>
+          <w:color w:val="000000"/>
+          <w:sz w:val="19"/>
+          <w:szCs w:val="24"/>
+          <w:highlight w:val="white"/>
+        </w:rPr>
+        <w:t xml:space="preserve">), </w:t>
+      </w:r>
+      <w:r>
+        <w:rPr>
+          <w:rFonts w:hint="eastAsia" w:ascii="Cascadia Mono" w:hAnsi="Cascadia Mono" w:eastAsia="Cascadia Mono"/>
+          <w:i/>
+          <w:color w:val="0000FF"/>
+          <w:sz w:val="19"/>
+          <w:szCs w:val="24"/>
+          <w:highlight w:val="white"/>
+        </w:rPr>
+        <w:t>AActor</w:t>
+      </w:r>
+      <w:r>
+        <w:rPr>
+          <w:rFonts w:hint="eastAsia" w:ascii="Cascadia Mono" w:hAnsi="Cascadia Mono" w:eastAsia="Cascadia Mono"/>
+          <w:color w:val="000000"/>
+          <w:sz w:val="19"/>
+          <w:szCs w:val="24"/>
+          <w:highlight w:val="white"/>
+        </w:rPr>
+        <w:t>::</w:t>
+      </w:r>
+      <w:r>
+        <w:rPr>
+          <w:rFonts w:hint="eastAsia" w:ascii="Cascadia Mono" w:hAnsi="Cascadia Mono" w:eastAsia="Cascadia Mono"/>
+          <w:i/>
+          <w:color w:val="880000"/>
+          <w:sz w:val="19"/>
+          <w:szCs w:val="24"/>
+          <w:highlight w:val="white"/>
+        </w:rPr>
+        <w:t>StaticClass</w:t>
+      </w:r>
+      <w:r>
+        <w:rPr>
+          <w:rFonts w:hint="eastAsia" w:ascii="Cascadia Mono" w:hAnsi="Cascadia Mono" w:eastAsia="Cascadia Mono"/>
+          <w:color w:val="000000"/>
+          <w:sz w:val="19"/>
+          <w:szCs w:val="24"/>
+          <w:highlight w:val="white"/>
+        </w:rPr>
+        <w:t>());</w:t>
+      </w:r>
+    </w:p>
+    <w:p>
+      <w:pPr>
+        <w:spacing w:beforeLines="0" w:afterLines="0"/>
+        <w:jc w:val="left"/>
+        <w:rPr>
+          <w:rFonts w:hint="eastAsia" w:ascii="Cascadia Mono" w:hAnsi="Cascadia Mono" w:eastAsia="Cascadia Mono"/>
+          <w:color w:val="000000"/>
+          <w:sz w:val="19"/>
+          <w:szCs w:val="24"/>
+          <w:highlight w:val="white"/>
+        </w:rPr>
+      </w:pPr>
+      <w:r>
+        <w:rPr>
+          <w:rFonts w:hint="eastAsia" w:ascii="Cascadia Mono" w:hAnsi="Cascadia Mono" w:eastAsia="Cascadia Mono"/>
+          <w:color w:val="000000"/>
+          <w:sz w:val="19"/>
+          <w:szCs w:val="24"/>
+          <w:highlight w:val="white"/>
+        </w:rPr>
+        <w:t>}</w:t>
+      </w:r>
+    </w:p>
+    <w:p>
+      <w:pPr>
+        <w:spacing w:beforeLines="0" w:afterLines="0"/>
+        <w:jc w:val="left"/>
+        <w:rPr>
+          <w:rFonts w:hint="eastAsia" w:ascii="Cascadia Mono" w:hAnsi="Cascadia Mono" w:eastAsia="Cascadia Mono"/>
+          <w:color w:val="000000"/>
+          <w:sz w:val="19"/>
+          <w:szCs w:val="24"/>
+          <w:highlight w:val="white"/>
+        </w:rPr>
+      </w:pPr>
+    </w:p>
+    <w:p>
+      <w:pPr>
+        <w:spacing w:beforeLines="0" w:afterLines="0"/>
+        <w:jc w:val="left"/>
+        <w:rPr>
+          <w:rFonts w:hint="eastAsia" w:ascii="Cascadia Mono" w:hAnsi="Cascadia Mono" w:eastAsia="Cascadia Mono"/>
+          <w:color w:val="000000"/>
+          <w:sz w:val="19"/>
+          <w:szCs w:val="24"/>
+          <w:highlight w:val="white"/>
+        </w:rPr>
+      </w:pPr>
+      <w:r>
+        <w:rPr>
+          <w:rFonts w:hint="eastAsia" w:ascii="Cascadia Mono" w:hAnsi="Cascadia Mono" w:eastAsia="Cascadia Mono"/>
+          <w:color w:val="0000FF"/>
+          <w:sz w:val="19"/>
+          <w:szCs w:val="24"/>
+          <w:highlight w:val="white"/>
+        </w:rPr>
+        <w:t>void</w:t>
+      </w:r>
+      <w:r>
+        <w:rPr>
+          <w:rFonts w:hint="eastAsia" w:ascii="Cascadia Mono" w:hAnsi="Cascadia Mono" w:eastAsia="Cascadia Mono"/>
+          <w:color w:val="000000"/>
+          <w:sz w:val="19"/>
+          <w:szCs w:val="24"/>
+          <w:highlight w:val="white"/>
+        </w:rPr>
+        <w:t xml:space="preserve"> </w:t>
+      </w:r>
+      <w:r>
+        <w:rPr>
+          <w:rFonts w:hint="eastAsia" w:ascii="Cascadia Mono" w:hAnsi="Cascadia Mono" w:eastAsia="Cascadia Mono"/>
+          <w:color w:val="0000FF"/>
+          <w:sz w:val="19"/>
+          <w:szCs w:val="24"/>
+          <w:highlight w:val="white"/>
+        </w:rPr>
+        <w:t>UBTTask_RotateToFaceTarget</w:t>
+      </w:r>
+      <w:r>
+        <w:rPr>
+          <w:rFonts w:hint="eastAsia" w:ascii="Cascadia Mono" w:hAnsi="Cascadia Mono" w:eastAsia="Cascadia Mono"/>
+          <w:color w:val="000000"/>
+          <w:sz w:val="19"/>
+          <w:szCs w:val="24"/>
+          <w:highlight w:val="white"/>
+        </w:rPr>
+        <w:t>::</w:t>
+      </w:r>
+      <w:r>
+        <w:rPr>
+          <w:rFonts w:hint="eastAsia" w:ascii="Cascadia Mono" w:hAnsi="Cascadia Mono" w:eastAsia="Cascadia Mono"/>
+          <w:color w:val="880000"/>
+          <w:sz w:val="19"/>
+          <w:szCs w:val="24"/>
+          <w:highlight w:val="white"/>
+        </w:rPr>
+        <w:t>InitializeFromAsset</w:t>
+      </w:r>
+      <w:r>
+        <w:rPr>
+          <w:rFonts w:hint="eastAsia" w:ascii="Cascadia Mono" w:hAnsi="Cascadia Mono" w:eastAsia="Cascadia Mono"/>
+          <w:color w:val="000000"/>
+          <w:sz w:val="19"/>
+          <w:szCs w:val="24"/>
+          <w:highlight w:val="white"/>
+        </w:rPr>
+        <w:t>(</w:t>
+      </w:r>
+      <w:r>
+        <w:rPr>
+          <w:rFonts w:hint="eastAsia" w:ascii="Cascadia Mono" w:hAnsi="Cascadia Mono" w:eastAsia="Cascadia Mono"/>
+          <w:i/>
+          <w:color w:val="0000FF"/>
+          <w:sz w:val="19"/>
+          <w:szCs w:val="24"/>
+          <w:highlight w:val="white"/>
+        </w:rPr>
+        <w:t>UBehaviorTree</w:t>
+      </w:r>
+      <w:r>
+        <w:rPr>
+          <w:rFonts w:hint="eastAsia" w:ascii="Cascadia Mono" w:hAnsi="Cascadia Mono" w:eastAsia="Cascadia Mono"/>
+          <w:color w:val="000000"/>
+          <w:sz w:val="19"/>
+          <w:szCs w:val="24"/>
+          <w:highlight w:val="white"/>
+        </w:rPr>
+        <w:t xml:space="preserve">&amp; </w:t>
+      </w:r>
+      <w:r>
+        <w:rPr>
+          <w:rFonts w:hint="eastAsia" w:ascii="Cascadia Mono" w:hAnsi="Cascadia Mono" w:eastAsia="Cascadia Mono"/>
+          <w:color w:val="000080"/>
+          <w:sz w:val="19"/>
+          <w:szCs w:val="24"/>
+          <w:highlight w:val="white"/>
+        </w:rPr>
+        <w:t>Asset</w:t>
+      </w:r>
+      <w:r>
+        <w:rPr>
+          <w:rFonts w:hint="eastAsia" w:ascii="Cascadia Mono" w:hAnsi="Cascadia Mono" w:eastAsia="Cascadia Mono"/>
+          <w:color w:val="000000"/>
+          <w:sz w:val="19"/>
+          <w:szCs w:val="24"/>
+          <w:highlight w:val="white"/>
+        </w:rPr>
+        <w:t>)</w:t>
+      </w:r>
+    </w:p>
+    <w:p>
+      <w:pPr>
+        <w:spacing w:beforeLines="0" w:afterLines="0"/>
+        <w:jc w:val="left"/>
+        <w:rPr>
+          <w:rFonts w:hint="eastAsia" w:ascii="Cascadia Mono" w:hAnsi="Cascadia Mono" w:eastAsia="Cascadia Mono"/>
+          <w:color w:val="000000"/>
+          <w:sz w:val="19"/>
+          <w:szCs w:val="24"/>
+          <w:highlight w:val="white"/>
+        </w:rPr>
+      </w:pPr>
+      <w:r>
+        <w:rPr>
+          <w:rFonts w:hint="eastAsia" w:ascii="Cascadia Mono" w:hAnsi="Cascadia Mono" w:eastAsia="Cascadia Mono"/>
+          <w:color w:val="000000"/>
+          <w:sz w:val="19"/>
+          <w:szCs w:val="24"/>
+          <w:highlight w:val="white"/>
+        </w:rPr>
+        <w:t>{</w:t>
+      </w:r>
+    </w:p>
+    <w:p>
+      <w:pPr>
+        <w:spacing w:beforeLines="0" w:afterLines="0"/>
+        <w:jc w:val="left"/>
+        <w:rPr>
+          <w:rFonts w:hint="eastAsia" w:ascii="Cascadia Mono" w:hAnsi="Cascadia Mono" w:eastAsia="Cascadia Mono"/>
+          <w:color w:val="000000"/>
+          <w:sz w:val="19"/>
+          <w:szCs w:val="24"/>
+          <w:highlight w:val="white"/>
+        </w:rPr>
+      </w:pPr>
+      <w:r>
+        <w:rPr>
+          <w:rFonts w:hint="eastAsia" w:ascii="Cascadia Mono" w:hAnsi="Cascadia Mono" w:eastAsia="Cascadia Mono"/>
+          <w:color w:val="000000"/>
+          <w:sz w:val="19"/>
+          <w:szCs w:val="24"/>
+          <w:highlight w:val="white"/>
+        </w:rPr>
+        <w:tab/>
+      </w:r>
+      <w:r>
+        <w:rPr>
+          <w:rFonts w:hint="eastAsia" w:ascii="Cascadia Mono" w:hAnsi="Cascadia Mono" w:eastAsia="Cascadia Mono"/>
+          <w:i/>
+          <w:color w:val="0000FF"/>
+          <w:sz w:val="19"/>
+          <w:szCs w:val="24"/>
+          <w:highlight w:val="white"/>
+        </w:rPr>
+        <w:t>Super</w:t>
+      </w:r>
+      <w:r>
+        <w:rPr>
+          <w:rFonts w:hint="eastAsia" w:ascii="Cascadia Mono" w:hAnsi="Cascadia Mono" w:eastAsia="Cascadia Mono"/>
+          <w:color w:val="000000"/>
+          <w:sz w:val="19"/>
+          <w:szCs w:val="24"/>
+          <w:highlight w:val="white"/>
+        </w:rPr>
+        <w:t>::</w:t>
+      </w:r>
+      <w:r>
+        <w:rPr>
+          <w:rFonts w:hint="eastAsia" w:ascii="Cascadia Mono" w:hAnsi="Cascadia Mono" w:eastAsia="Cascadia Mono"/>
+          <w:color w:val="880000"/>
+          <w:sz w:val="19"/>
+          <w:szCs w:val="24"/>
+          <w:highlight w:val="white"/>
+        </w:rPr>
+        <w:t>InitializeFromAsset</w:t>
+      </w:r>
+      <w:r>
+        <w:rPr>
+          <w:rFonts w:hint="eastAsia" w:ascii="Cascadia Mono" w:hAnsi="Cascadia Mono" w:eastAsia="Cascadia Mono"/>
+          <w:color w:val="000000"/>
+          <w:sz w:val="19"/>
+          <w:szCs w:val="24"/>
+          <w:highlight w:val="white"/>
+        </w:rPr>
+        <w:t>(</w:t>
+      </w:r>
+      <w:r>
+        <w:rPr>
+          <w:rFonts w:hint="eastAsia" w:ascii="Cascadia Mono" w:hAnsi="Cascadia Mono" w:eastAsia="Cascadia Mono"/>
+          <w:color w:val="000080"/>
+          <w:sz w:val="19"/>
+          <w:szCs w:val="24"/>
+          <w:highlight w:val="white"/>
+        </w:rPr>
+        <w:t>Asset</w:t>
+      </w:r>
+      <w:r>
+        <w:rPr>
+          <w:rFonts w:hint="eastAsia" w:ascii="Cascadia Mono" w:hAnsi="Cascadia Mono" w:eastAsia="Cascadia Mono"/>
+          <w:color w:val="000000"/>
+          <w:sz w:val="19"/>
+          <w:szCs w:val="24"/>
+          <w:highlight w:val="white"/>
+        </w:rPr>
+        <w:t>);</w:t>
+      </w:r>
+    </w:p>
+    <w:p>
+      <w:pPr>
+        <w:spacing w:beforeLines="0" w:afterLines="0"/>
+        <w:jc w:val="left"/>
+        <w:rPr>
+          <w:rFonts w:hint="eastAsia" w:ascii="Cascadia Mono" w:hAnsi="Cascadia Mono" w:eastAsia="Cascadia Mono"/>
+          <w:color w:val="000000"/>
+          <w:sz w:val="19"/>
+          <w:szCs w:val="24"/>
+          <w:highlight w:val="white"/>
+        </w:rPr>
+      </w:pPr>
+      <w:r>
+        <w:rPr>
+          <w:rFonts w:hint="eastAsia" w:ascii="Cascadia Mono" w:hAnsi="Cascadia Mono" w:eastAsia="Cascadia Mono"/>
+          <w:color w:val="000000"/>
+          <w:sz w:val="19"/>
+          <w:szCs w:val="24"/>
+          <w:highlight w:val="white"/>
+        </w:rPr>
+        <w:tab/>
+      </w:r>
+      <w:r>
+        <w:rPr>
+          <w:rFonts w:hint="eastAsia" w:ascii="Cascadia Mono" w:hAnsi="Cascadia Mono" w:eastAsia="Cascadia Mono"/>
+          <w:color w:val="0000FF"/>
+          <w:sz w:val="19"/>
+          <w:szCs w:val="24"/>
+          <w:highlight w:val="white"/>
+        </w:rPr>
+        <w:t>if</w:t>
+      </w:r>
+      <w:r>
+        <w:rPr>
+          <w:rFonts w:hint="eastAsia" w:ascii="Cascadia Mono" w:hAnsi="Cascadia Mono" w:eastAsia="Cascadia Mono"/>
+          <w:color w:val="000000"/>
+          <w:sz w:val="19"/>
+          <w:szCs w:val="24"/>
+          <w:highlight w:val="white"/>
+        </w:rPr>
+        <w:t xml:space="preserve"> (</w:t>
+      </w:r>
+      <w:r>
+        <w:rPr>
+          <w:rFonts w:hint="eastAsia" w:ascii="Cascadia Mono" w:hAnsi="Cascadia Mono" w:eastAsia="Cascadia Mono"/>
+          <w:i/>
+          <w:color w:val="0000FF"/>
+          <w:sz w:val="19"/>
+          <w:szCs w:val="24"/>
+          <w:highlight w:val="white"/>
+        </w:rPr>
+        <w:t>UBlackboardData</w:t>
+      </w:r>
+      <w:r>
+        <w:rPr>
+          <w:rFonts w:hint="eastAsia" w:ascii="Cascadia Mono" w:hAnsi="Cascadia Mono" w:eastAsia="Cascadia Mono"/>
+          <w:color w:val="000000"/>
+          <w:sz w:val="19"/>
+          <w:szCs w:val="24"/>
+          <w:highlight w:val="white"/>
+        </w:rPr>
+        <w:t xml:space="preserve">* </w:t>
+      </w:r>
+      <w:r>
+        <w:rPr>
+          <w:rFonts w:hint="eastAsia" w:ascii="Cascadia Mono" w:hAnsi="Cascadia Mono" w:eastAsia="Cascadia Mono"/>
+          <w:color w:val="000080"/>
+          <w:sz w:val="19"/>
+          <w:szCs w:val="24"/>
+          <w:highlight w:val="white"/>
+        </w:rPr>
+        <w:t>BBAsset</w:t>
+      </w:r>
+      <w:r>
+        <w:rPr>
+          <w:rFonts w:hint="eastAsia" w:ascii="Cascadia Mono" w:hAnsi="Cascadia Mono" w:eastAsia="Cascadia Mono"/>
+          <w:color w:val="000000"/>
+          <w:sz w:val="19"/>
+          <w:szCs w:val="24"/>
+          <w:highlight w:val="white"/>
+        </w:rPr>
+        <w:t xml:space="preserve"> = </w:t>
+      </w:r>
+      <w:r>
+        <w:rPr>
+          <w:rFonts w:hint="eastAsia" w:ascii="Cascadia Mono" w:hAnsi="Cascadia Mono" w:eastAsia="Cascadia Mono"/>
+          <w:i/>
+          <w:color w:val="880000"/>
+          <w:sz w:val="19"/>
+          <w:szCs w:val="24"/>
+          <w:highlight w:val="white"/>
+        </w:rPr>
+        <w:t>GetBlackboardAsset</w:t>
+      </w:r>
+      <w:r>
+        <w:rPr>
+          <w:rFonts w:hint="eastAsia" w:ascii="Cascadia Mono" w:hAnsi="Cascadia Mono" w:eastAsia="Cascadia Mono"/>
+          <w:color w:val="000000"/>
+          <w:sz w:val="19"/>
+          <w:szCs w:val="24"/>
+          <w:highlight w:val="white"/>
+        </w:rPr>
+        <w:t>())</w:t>
+      </w:r>
+    </w:p>
+    <w:p>
+      <w:pPr>
+        <w:spacing w:beforeLines="0" w:afterLines="0"/>
+        <w:jc w:val="left"/>
+        <w:rPr>
+          <w:rFonts w:hint="eastAsia" w:ascii="Cascadia Mono" w:hAnsi="Cascadia Mono" w:eastAsia="Cascadia Mono"/>
+          <w:color w:val="000000"/>
+          <w:sz w:val="19"/>
+          <w:szCs w:val="24"/>
+          <w:highlight w:val="white"/>
+        </w:rPr>
+      </w:pPr>
+      <w:r>
+        <w:rPr>
+          <w:rFonts w:hint="eastAsia" w:ascii="Cascadia Mono" w:hAnsi="Cascadia Mono" w:eastAsia="Cascadia Mono"/>
+          <w:color w:val="000000"/>
+          <w:sz w:val="19"/>
+          <w:szCs w:val="24"/>
+          <w:highlight w:val="white"/>
+        </w:rPr>
+        <w:tab/>
+      </w:r>
+      <w:r>
+        <w:rPr>
+          <w:rFonts w:hint="eastAsia" w:ascii="Cascadia Mono" w:hAnsi="Cascadia Mono" w:eastAsia="Cascadia Mono"/>
+          <w:color w:val="000000"/>
+          <w:sz w:val="19"/>
+          <w:szCs w:val="24"/>
+          <w:highlight w:val="white"/>
+        </w:rPr>
+        <w:t>{</w:t>
+      </w:r>
+    </w:p>
+    <w:p>
+      <w:pPr>
+        <w:spacing w:beforeLines="0" w:afterLines="0"/>
+        <w:jc w:val="left"/>
+        <w:rPr>
+          <w:rFonts w:hint="eastAsia" w:ascii="Cascadia Mono" w:hAnsi="Cascadia Mono" w:eastAsia="Cascadia Mono"/>
+          <w:color w:val="000000"/>
+          <w:sz w:val="19"/>
+          <w:szCs w:val="24"/>
+          <w:highlight w:val="white"/>
+        </w:rPr>
+      </w:pPr>
+      <w:r>
+        <w:rPr>
+          <w:rFonts w:hint="eastAsia" w:ascii="Cascadia Mono" w:hAnsi="Cascadia Mono" w:eastAsia="Cascadia Mono"/>
+          <w:color w:val="000000"/>
+          <w:sz w:val="19"/>
+          <w:szCs w:val="24"/>
+          <w:highlight w:val="white"/>
+        </w:rPr>
+        <w:tab/>
+      </w:r>
+      <w:r>
+        <w:rPr>
+          <w:rFonts w:hint="eastAsia" w:ascii="Cascadia Mono" w:hAnsi="Cascadia Mono" w:eastAsia="Cascadia Mono"/>
+          <w:color w:val="000000"/>
+          <w:sz w:val="19"/>
+          <w:szCs w:val="24"/>
+          <w:highlight w:val="white"/>
+        </w:rPr>
+        <w:tab/>
+      </w:r>
+      <w:r>
+        <w:rPr>
+          <w:rFonts w:hint="eastAsia" w:ascii="Cascadia Mono" w:hAnsi="Cascadia Mono" w:eastAsia="Cascadia Mono"/>
+          <w:color w:val="000080"/>
+          <w:sz w:val="19"/>
+          <w:szCs w:val="24"/>
+          <w:highlight w:val="white"/>
+        </w:rPr>
+        <w:t>InTargetFoFaceKey</w:t>
+      </w:r>
+      <w:r>
+        <w:rPr>
+          <w:rFonts w:hint="eastAsia" w:ascii="Cascadia Mono" w:hAnsi="Cascadia Mono" w:eastAsia="Cascadia Mono"/>
+          <w:color w:val="000000"/>
+          <w:sz w:val="19"/>
+          <w:szCs w:val="24"/>
+          <w:highlight w:val="white"/>
+        </w:rPr>
+        <w:t>.</w:t>
+      </w:r>
+      <w:r>
+        <w:rPr>
+          <w:rFonts w:hint="eastAsia" w:ascii="Cascadia Mono" w:hAnsi="Cascadia Mono" w:eastAsia="Cascadia Mono"/>
+          <w:i/>
+          <w:color w:val="880000"/>
+          <w:sz w:val="19"/>
+          <w:szCs w:val="24"/>
+          <w:highlight w:val="white"/>
+        </w:rPr>
+        <w:t>ResolveSelectedKey</w:t>
+      </w:r>
+      <w:r>
+        <w:rPr>
+          <w:rFonts w:hint="eastAsia" w:ascii="Cascadia Mono" w:hAnsi="Cascadia Mono" w:eastAsia="Cascadia Mono"/>
+          <w:color w:val="000000"/>
+          <w:sz w:val="19"/>
+          <w:szCs w:val="24"/>
+          <w:highlight w:val="white"/>
+        </w:rPr>
+        <w:t>(*</w:t>
+      </w:r>
+      <w:r>
+        <w:rPr>
+          <w:rFonts w:hint="eastAsia" w:ascii="Cascadia Mono" w:hAnsi="Cascadia Mono" w:eastAsia="Cascadia Mono"/>
+          <w:color w:val="000080"/>
+          <w:sz w:val="19"/>
+          <w:szCs w:val="24"/>
+          <w:highlight w:val="white"/>
+        </w:rPr>
+        <w:t>BBAsset</w:t>
+      </w:r>
+      <w:r>
+        <w:rPr>
+          <w:rFonts w:hint="eastAsia" w:ascii="Cascadia Mono" w:hAnsi="Cascadia Mono" w:eastAsia="Cascadia Mono"/>
+          <w:color w:val="000000"/>
+          <w:sz w:val="19"/>
+          <w:szCs w:val="24"/>
+          <w:highlight w:val="white"/>
+        </w:rPr>
+        <w:t>);</w:t>
+      </w:r>
+    </w:p>
+    <w:p>
+      <w:pPr>
+        <w:spacing w:beforeLines="0" w:afterLines="0"/>
+        <w:jc w:val="left"/>
+        <w:rPr>
+          <w:rFonts w:hint="eastAsia" w:ascii="Cascadia Mono" w:hAnsi="Cascadia Mono" w:eastAsia="Cascadia Mono"/>
+          <w:color w:val="000000"/>
+          <w:sz w:val="19"/>
+          <w:szCs w:val="24"/>
+          <w:highlight w:val="white"/>
+        </w:rPr>
+      </w:pPr>
+      <w:r>
+        <w:rPr>
+          <w:rFonts w:hint="eastAsia" w:ascii="Cascadia Mono" w:hAnsi="Cascadia Mono" w:eastAsia="Cascadia Mono"/>
+          <w:color w:val="000000"/>
+          <w:sz w:val="19"/>
+          <w:szCs w:val="24"/>
+          <w:highlight w:val="white"/>
+        </w:rPr>
+        <w:tab/>
+      </w:r>
+      <w:r>
+        <w:rPr>
+          <w:rFonts w:hint="eastAsia" w:ascii="Cascadia Mono" w:hAnsi="Cascadia Mono" w:eastAsia="Cascadia Mono"/>
+          <w:color w:val="000000"/>
+          <w:sz w:val="19"/>
+          <w:szCs w:val="24"/>
+          <w:highlight w:val="white"/>
+        </w:rPr>
+        <w:t>}</w:t>
+      </w:r>
+    </w:p>
+    <w:p>
+      <w:pPr>
+        <w:spacing w:beforeLines="0" w:afterLines="0"/>
+        <w:jc w:val="left"/>
+        <w:rPr>
+          <w:rFonts w:hint="eastAsia" w:ascii="Cascadia Mono" w:hAnsi="Cascadia Mono" w:eastAsia="Cascadia Mono"/>
+          <w:color w:val="000000"/>
+          <w:sz w:val="19"/>
+          <w:szCs w:val="24"/>
+          <w:highlight w:val="white"/>
+        </w:rPr>
+      </w:pPr>
+      <w:r>
+        <w:rPr>
+          <w:rFonts w:hint="eastAsia" w:ascii="Cascadia Mono" w:hAnsi="Cascadia Mono" w:eastAsia="Cascadia Mono"/>
+          <w:color w:val="000000"/>
+          <w:sz w:val="19"/>
+          <w:szCs w:val="24"/>
+          <w:highlight w:val="white"/>
+        </w:rPr>
+        <w:t>}</w:t>
+      </w:r>
+    </w:p>
+    <w:p>
+      <w:pPr>
+        <w:spacing w:beforeLines="0" w:afterLines="0"/>
+        <w:jc w:val="left"/>
+        <w:rPr>
+          <w:rFonts w:hint="eastAsia" w:ascii="Cascadia Mono" w:hAnsi="Cascadia Mono" w:eastAsia="Cascadia Mono"/>
+          <w:color w:val="000000"/>
+          <w:sz w:val="19"/>
+          <w:szCs w:val="24"/>
+          <w:highlight w:val="white"/>
+        </w:rPr>
+      </w:pPr>
+    </w:p>
+    <w:p>
+      <w:pPr>
+        <w:spacing w:beforeLines="0" w:afterLines="0"/>
+        <w:jc w:val="left"/>
+        <w:rPr>
+          <w:rFonts w:hint="eastAsia" w:ascii="Cascadia Mono" w:hAnsi="Cascadia Mono" w:eastAsia="Cascadia Mono"/>
+          <w:color w:val="000000"/>
+          <w:sz w:val="19"/>
+          <w:szCs w:val="24"/>
+          <w:highlight w:val="white"/>
+        </w:rPr>
+      </w:pPr>
+      <w:r>
+        <w:rPr>
+          <w:rFonts w:hint="eastAsia" w:ascii="Cascadia Mono" w:hAnsi="Cascadia Mono" w:eastAsia="Cascadia Mono"/>
+          <w:i/>
+          <w:color w:val="0000FF"/>
+          <w:sz w:val="19"/>
+          <w:szCs w:val="24"/>
+          <w:highlight w:val="white"/>
+        </w:rPr>
+        <w:t>uint16</w:t>
+      </w:r>
+      <w:r>
+        <w:rPr>
+          <w:rFonts w:hint="eastAsia" w:ascii="Cascadia Mono" w:hAnsi="Cascadia Mono" w:eastAsia="Cascadia Mono"/>
+          <w:color w:val="000000"/>
+          <w:sz w:val="19"/>
+          <w:szCs w:val="24"/>
+          <w:highlight w:val="white"/>
+        </w:rPr>
+        <w:t xml:space="preserve"> </w:t>
+      </w:r>
+      <w:r>
+        <w:rPr>
+          <w:rFonts w:hint="eastAsia" w:ascii="Cascadia Mono" w:hAnsi="Cascadia Mono" w:eastAsia="Cascadia Mono"/>
+          <w:color w:val="0000FF"/>
+          <w:sz w:val="19"/>
+          <w:szCs w:val="24"/>
+          <w:highlight w:val="white"/>
+        </w:rPr>
+        <w:t>UBTTask_RotateToFaceTarget</w:t>
+      </w:r>
+      <w:r>
+        <w:rPr>
+          <w:rFonts w:hint="eastAsia" w:ascii="Cascadia Mono" w:hAnsi="Cascadia Mono" w:eastAsia="Cascadia Mono"/>
+          <w:color w:val="000000"/>
+          <w:sz w:val="19"/>
+          <w:szCs w:val="24"/>
+          <w:highlight w:val="white"/>
+        </w:rPr>
+        <w:t>::</w:t>
+      </w:r>
+      <w:r>
+        <w:rPr>
+          <w:rFonts w:hint="eastAsia" w:ascii="Cascadia Mono" w:hAnsi="Cascadia Mono" w:eastAsia="Cascadia Mono"/>
+          <w:color w:val="880000"/>
+          <w:sz w:val="19"/>
+          <w:szCs w:val="24"/>
+          <w:highlight w:val="white"/>
+        </w:rPr>
+        <w:t>GetInstanceMemorySize</w:t>
+      </w:r>
+      <w:r>
+        <w:rPr>
+          <w:rFonts w:hint="eastAsia" w:ascii="Cascadia Mono" w:hAnsi="Cascadia Mono" w:eastAsia="Cascadia Mono"/>
+          <w:color w:val="000000"/>
+          <w:sz w:val="19"/>
+          <w:szCs w:val="24"/>
+          <w:highlight w:val="white"/>
+        </w:rPr>
+        <w:t xml:space="preserve">() </w:t>
+      </w:r>
+      <w:r>
+        <w:rPr>
+          <w:rFonts w:hint="eastAsia" w:ascii="Cascadia Mono" w:hAnsi="Cascadia Mono" w:eastAsia="Cascadia Mono"/>
+          <w:color w:val="0000FF"/>
+          <w:sz w:val="19"/>
+          <w:szCs w:val="24"/>
+          <w:highlight w:val="white"/>
+        </w:rPr>
+        <w:t>const</w:t>
+      </w:r>
+    </w:p>
+    <w:p>
+      <w:pPr>
+        <w:spacing w:beforeLines="0" w:afterLines="0"/>
+        <w:jc w:val="left"/>
+        <w:rPr>
+          <w:rFonts w:hint="eastAsia" w:ascii="Cascadia Mono" w:hAnsi="Cascadia Mono" w:eastAsia="Cascadia Mono"/>
+          <w:color w:val="000000"/>
+          <w:sz w:val="19"/>
+          <w:szCs w:val="24"/>
+          <w:highlight w:val="white"/>
+        </w:rPr>
+      </w:pPr>
+      <w:r>
+        <w:rPr>
+          <w:rFonts w:hint="eastAsia" w:ascii="Cascadia Mono" w:hAnsi="Cascadia Mono" w:eastAsia="Cascadia Mono"/>
+          <w:color w:val="000000"/>
+          <w:sz w:val="19"/>
+          <w:szCs w:val="24"/>
+          <w:highlight w:val="white"/>
+        </w:rPr>
+        <w:t>{</w:t>
+      </w:r>
+    </w:p>
+    <w:p>
+      <w:pPr>
+        <w:spacing w:beforeLines="0" w:afterLines="0"/>
+        <w:jc w:val="left"/>
+        <w:rPr>
+          <w:rFonts w:hint="eastAsia" w:ascii="Cascadia Mono" w:hAnsi="Cascadia Mono" w:eastAsia="Cascadia Mono"/>
+          <w:color w:val="000000"/>
+          <w:sz w:val="19"/>
+          <w:szCs w:val="24"/>
+          <w:highlight w:val="white"/>
+        </w:rPr>
+      </w:pPr>
+      <w:r>
+        <w:rPr>
+          <w:rFonts w:hint="eastAsia" w:ascii="Cascadia Mono" w:hAnsi="Cascadia Mono" w:eastAsia="Cascadia Mono"/>
+          <w:color w:val="000000"/>
+          <w:sz w:val="19"/>
+          <w:szCs w:val="24"/>
+          <w:highlight w:val="white"/>
+        </w:rPr>
+        <w:tab/>
+      </w:r>
+      <w:r>
+        <w:rPr>
+          <w:rFonts w:hint="eastAsia" w:ascii="Cascadia Mono" w:hAnsi="Cascadia Mono" w:eastAsia="Cascadia Mono"/>
+          <w:color w:val="0000FF"/>
+          <w:sz w:val="19"/>
+          <w:szCs w:val="24"/>
+          <w:highlight w:val="white"/>
+        </w:rPr>
+        <w:t>return</w:t>
+      </w:r>
+      <w:r>
+        <w:rPr>
+          <w:rFonts w:hint="eastAsia" w:ascii="Cascadia Mono" w:hAnsi="Cascadia Mono" w:eastAsia="Cascadia Mono"/>
+          <w:color w:val="000000"/>
+          <w:sz w:val="19"/>
+          <w:szCs w:val="24"/>
+          <w:highlight w:val="white"/>
+        </w:rPr>
+        <w:t xml:space="preserve"> </w:t>
+      </w:r>
+      <w:r>
+        <w:rPr>
+          <w:rFonts w:hint="eastAsia" w:ascii="Cascadia Mono" w:hAnsi="Cascadia Mono" w:eastAsia="Cascadia Mono"/>
+          <w:color w:val="0000FF"/>
+          <w:sz w:val="19"/>
+          <w:szCs w:val="24"/>
+          <w:highlight w:val="white"/>
+        </w:rPr>
+        <w:t>sizeof</w:t>
+      </w:r>
+      <w:r>
+        <w:rPr>
+          <w:rFonts w:hint="eastAsia" w:ascii="Cascadia Mono" w:hAnsi="Cascadia Mono" w:eastAsia="Cascadia Mono"/>
+          <w:color w:val="000000"/>
+          <w:sz w:val="19"/>
+          <w:szCs w:val="24"/>
+          <w:highlight w:val="white"/>
+        </w:rPr>
+        <w:t>(</w:t>
+      </w:r>
+      <w:r>
+        <w:rPr>
+          <w:rFonts w:hint="eastAsia" w:ascii="Cascadia Mono" w:hAnsi="Cascadia Mono" w:eastAsia="Cascadia Mono"/>
+          <w:color w:val="0000FF"/>
+          <w:sz w:val="19"/>
+          <w:szCs w:val="24"/>
+          <w:highlight w:val="white"/>
+        </w:rPr>
+        <w:t>FRotateToFaceTargetTaskMemory</w:t>
+      </w:r>
+      <w:r>
+        <w:rPr>
+          <w:rFonts w:hint="eastAsia" w:ascii="Cascadia Mono" w:hAnsi="Cascadia Mono" w:eastAsia="Cascadia Mono"/>
+          <w:color w:val="000000"/>
+          <w:sz w:val="19"/>
+          <w:szCs w:val="24"/>
+          <w:highlight w:val="white"/>
+        </w:rPr>
+        <w:t>);</w:t>
+      </w:r>
+    </w:p>
+    <w:p>
+      <w:pPr>
+        <w:spacing w:beforeLines="0" w:afterLines="0"/>
+        <w:jc w:val="left"/>
+        <w:rPr>
+          <w:rFonts w:hint="eastAsia" w:ascii="Cascadia Mono" w:hAnsi="Cascadia Mono" w:eastAsia="Cascadia Mono"/>
+          <w:color w:val="000000"/>
+          <w:sz w:val="19"/>
+          <w:szCs w:val="24"/>
+          <w:highlight w:val="white"/>
+        </w:rPr>
+      </w:pPr>
+      <w:r>
+        <w:rPr>
+          <w:rFonts w:hint="eastAsia" w:ascii="Cascadia Mono" w:hAnsi="Cascadia Mono" w:eastAsia="Cascadia Mono"/>
+          <w:color w:val="000000"/>
+          <w:sz w:val="19"/>
+          <w:szCs w:val="24"/>
+          <w:highlight w:val="white"/>
+        </w:rPr>
+        <w:t>}</w:t>
+      </w:r>
+    </w:p>
+    <w:p>
+      <w:pPr>
+        <w:spacing w:beforeLines="0" w:afterLines="0"/>
+        <w:jc w:val="left"/>
+        <w:rPr>
+          <w:rFonts w:hint="eastAsia" w:ascii="Cascadia Mono" w:hAnsi="Cascadia Mono" w:eastAsia="Cascadia Mono"/>
+          <w:color w:val="000000"/>
+          <w:sz w:val="19"/>
+          <w:szCs w:val="24"/>
+          <w:highlight w:val="white"/>
+        </w:rPr>
+      </w:pPr>
+    </w:p>
+    <w:p>
+      <w:pPr>
+        <w:spacing w:beforeLines="0" w:afterLines="0"/>
+        <w:jc w:val="left"/>
+        <w:rPr>
+          <w:rFonts w:hint="eastAsia" w:ascii="Cascadia Mono" w:hAnsi="Cascadia Mono" w:eastAsia="Cascadia Mono"/>
+          <w:color w:val="000000"/>
+          <w:sz w:val="19"/>
+          <w:szCs w:val="24"/>
+          <w:highlight w:val="white"/>
+        </w:rPr>
+      </w:pPr>
+      <w:r>
+        <w:rPr>
+          <w:rFonts w:hint="eastAsia" w:ascii="Cascadia Mono" w:hAnsi="Cascadia Mono" w:eastAsia="Cascadia Mono"/>
+          <w:i/>
+          <w:color w:val="0000FF"/>
+          <w:sz w:val="19"/>
+          <w:szCs w:val="24"/>
+          <w:highlight w:val="white"/>
+        </w:rPr>
+        <w:t>FString</w:t>
+      </w:r>
+      <w:r>
+        <w:rPr>
+          <w:rFonts w:hint="eastAsia" w:ascii="Cascadia Mono" w:hAnsi="Cascadia Mono" w:eastAsia="Cascadia Mono"/>
+          <w:color w:val="000000"/>
+          <w:sz w:val="19"/>
+          <w:szCs w:val="24"/>
+          <w:highlight w:val="white"/>
+        </w:rPr>
+        <w:t xml:space="preserve"> </w:t>
+      </w:r>
+      <w:r>
+        <w:rPr>
+          <w:rFonts w:hint="eastAsia" w:ascii="Cascadia Mono" w:hAnsi="Cascadia Mono" w:eastAsia="Cascadia Mono"/>
+          <w:color w:val="0000FF"/>
+          <w:sz w:val="19"/>
+          <w:szCs w:val="24"/>
+          <w:highlight w:val="white"/>
+        </w:rPr>
+        <w:t>UBTTask_RotateToFaceTarget</w:t>
+      </w:r>
+      <w:r>
+        <w:rPr>
+          <w:rFonts w:hint="eastAsia" w:ascii="Cascadia Mono" w:hAnsi="Cascadia Mono" w:eastAsia="Cascadia Mono"/>
+          <w:color w:val="000000"/>
+          <w:sz w:val="19"/>
+          <w:szCs w:val="24"/>
+          <w:highlight w:val="white"/>
+        </w:rPr>
+        <w:t>::</w:t>
+      </w:r>
+      <w:r>
+        <w:rPr>
+          <w:rFonts w:hint="eastAsia" w:ascii="Cascadia Mono" w:hAnsi="Cascadia Mono" w:eastAsia="Cascadia Mono"/>
+          <w:color w:val="880000"/>
+          <w:sz w:val="19"/>
+          <w:szCs w:val="24"/>
+          <w:highlight w:val="white"/>
+        </w:rPr>
+        <w:t>GetStaticDescription</w:t>
+      </w:r>
+      <w:r>
+        <w:rPr>
+          <w:rFonts w:hint="eastAsia" w:ascii="Cascadia Mono" w:hAnsi="Cascadia Mono" w:eastAsia="Cascadia Mono"/>
+          <w:color w:val="000000"/>
+          <w:sz w:val="19"/>
+          <w:szCs w:val="24"/>
+          <w:highlight w:val="white"/>
+        </w:rPr>
+        <w:t xml:space="preserve">() </w:t>
+      </w:r>
+      <w:r>
+        <w:rPr>
+          <w:rFonts w:hint="eastAsia" w:ascii="Cascadia Mono" w:hAnsi="Cascadia Mono" w:eastAsia="Cascadia Mono"/>
+          <w:color w:val="0000FF"/>
+          <w:sz w:val="19"/>
+          <w:szCs w:val="24"/>
+          <w:highlight w:val="white"/>
+        </w:rPr>
+        <w:t>const</w:t>
+      </w:r>
+    </w:p>
+    <w:p>
+      <w:pPr>
+        <w:spacing w:beforeLines="0" w:afterLines="0"/>
+        <w:jc w:val="left"/>
+        <w:rPr>
+          <w:rFonts w:hint="eastAsia" w:ascii="Cascadia Mono" w:hAnsi="Cascadia Mono" w:eastAsia="Cascadia Mono"/>
+          <w:color w:val="000000"/>
+          <w:sz w:val="19"/>
+          <w:szCs w:val="24"/>
+          <w:highlight w:val="white"/>
+        </w:rPr>
+      </w:pPr>
+      <w:r>
+        <w:rPr>
+          <w:rFonts w:hint="eastAsia" w:ascii="Cascadia Mono" w:hAnsi="Cascadia Mono" w:eastAsia="Cascadia Mono"/>
+          <w:color w:val="000000"/>
+          <w:sz w:val="19"/>
+          <w:szCs w:val="24"/>
+          <w:highlight w:val="white"/>
+        </w:rPr>
+        <w:t>{</w:t>
+      </w:r>
+    </w:p>
+    <w:p>
+      <w:pPr>
+        <w:spacing w:beforeLines="0" w:afterLines="0"/>
+        <w:jc w:val="left"/>
+        <w:rPr>
+          <w:rFonts w:hint="eastAsia" w:ascii="Cascadia Mono" w:hAnsi="Cascadia Mono" w:eastAsia="Cascadia Mono"/>
+          <w:color w:val="000000"/>
+          <w:sz w:val="19"/>
+          <w:szCs w:val="24"/>
+          <w:highlight w:val="white"/>
+        </w:rPr>
+      </w:pPr>
+      <w:r>
+        <w:rPr>
+          <w:rFonts w:hint="eastAsia" w:ascii="Cascadia Mono" w:hAnsi="Cascadia Mono" w:eastAsia="Cascadia Mono"/>
+          <w:color w:val="000000"/>
+          <w:sz w:val="19"/>
+          <w:szCs w:val="24"/>
+          <w:highlight w:val="white"/>
+        </w:rPr>
+        <w:tab/>
+      </w:r>
+      <w:r>
+        <w:rPr>
+          <w:rFonts w:hint="eastAsia" w:ascii="Cascadia Mono" w:hAnsi="Cascadia Mono" w:eastAsia="Cascadia Mono"/>
+          <w:color w:val="0000FF"/>
+          <w:sz w:val="19"/>
+          <w:szCs w:val="24"/>
+          <w:highlight w:val="white"/>
+        </w:rPr>
+        <w:t>const</w:t>
+      </w:r>
+      <w:r>
+        <w:rPr>
+          <w:rFonts w:hint="eastAsia" w:ascii="Cascadia Mono" w:hAnsi="Cascadia Mono" w:eastAsia="Cascadia Mono"/>
+          <w:color w:val="000000"/>
+          <w:sz w:val="19"/>
+          <w:szCs w:val="24"/>
+          <w:highlight w:val="white"/>
+        </w:rPr>
+        <w:t xml:space="preserve"> </w:t>
+      </w:r>
+      <w:r>
+        <w:rPr>
+          <w:rFonts w:hint="eastAsia" w:ascii="Cascadia Mono" w:hAnsi="Cascadia Mono" w:eastAsia="Cascadia Mono"/>
+          <w:i/>
+          <w:color w:val="0000FF"/>
+          <w:sz w:val="19"/>
+          <w:szCs w:val="24"/>
+          <w:highlight w:val="white"/>
+        </w:rPr>
+        <w:t>FString</w:t>
+      </w:r>
+      <w:r>
+        <w:rPr>
+          <w:rFonts w:hint="eastAsia" w:ascii="Cascadia Mono" w:hAnsi="Cascadia Mono" w:eastAsia="Cascadia Mono"/>
+          <w:color w:val="000000"/>
+          <w:sz w:val="19"/>
+          <w:szCs w:val="24"/>
+          <w:highlight w:val="white"/>
+        </w:rPr>
+        <w:t xml:space="preserve">  </w:t>
+      </w:r>
+      <w:r>
+        <w:rPr>
+          <w:rFonts w:hint="eastAsia" w:ascii="Cascadia Mono" w:hAnsi="Cascadia Mono" w:eastAsia="Cascadia Mono"/>
+          <w:color w:val="000080"/>
+          <w:sz w:val="19"/>
+          <w:szCs w:val="24"/>
+          <w:highlight w:val="white"/>
+        </w:rPr>
+        <w:t>KeyDescription</w:t>
+      </w:r>
+      <w:r>
+        <w:rPr>
+          <w:rFonts w:hint="eastAsia" w:ascii="Cascadia Mono" w:hAnsi="Cascadia Mono" w:eastAsia="Cascadia Mono"/>
+          <w:color w:val="000000"/>
+          <w:sz w:val="19"/>
+          <w:szCs w:val="24"/>
+          <w:highlight w:val="white"/>
+        </w:rPr>
+        <w:t xml:space="preserve"> = </w:t>
+      </w:r>
+      <w:r>
+        <w:rPr>
+          <w:rFonts w:hint="eastAsia" w:ascii="Cascadia Mono" w:hAnsi="Cascadia Mono" w:eastAsia="Cascadia Mono"/>
+          <w:color w:val="000080"/>
+          <w:sz w:val="19"/>
+          <w:szCs w:val="24"/>
+          <w:highlight w:val="white"/>
+        </w:rPr>
+        <w:t>InTargetFoFaceKey</w:t>
+      </w:r>
+      <w:r>
+        <w:rPr>
+          <w:rFonts w:hint="eastAsia" w:ascii="Cascadia Mono" w:hAnsi="Cascadia Mono" w:eastAsia="Cascadia Mono"/>
+          <w:color w:val="000000"/>
+          <w:sz w:val="19"/>
+          <w:szCs w:val="24"/>
+          <w:highlight w:val="white"/>
+        </w:rPr>
+        <w:t>.</w:t>
+      </w:r>
+      <w:r>
+        <w:rPr>
+          <w:rFonts w:hint="eastAsia" w:ascii="Cascadia Mono" w:hAnsi="Cascadia Mono" w:eastAsia="Cascadia Mono"/>
+          <w:i/>
+          <w:color w:val="000080"/>
+          <w:sz w:val="19"/>
+          <w:szCs w:val="24"/>
+          <w:highlight w:val="white"/>
+        </w:rPr>
+        <w:t>SelectedKeyName</w:t>
+      </w:r>
+      <w:r>
+        <w:rPr>
+          <w:rFonts w:hint="eastAsia" w:ascii="Cascadia Mono" w:hAnsi="Cascadia Mono" w:eastAsia="Cascadia Mono"/>
+          <w:color w:val="000000"/>
+          <w:sz w:val="19"/>
+          <w:szCs w:val="24"/>
+          <w:highlight w:val="white"/>
+        </w:rPr>
+        <w:t>.</w:t>
+      </w:r>
+      <w:r>
+        <w:rPr>
+          <w:rFonts w:hint="eastAsia" w:ascii="Cascadia Mono" w:hAnsi="Cascadia Mono" w:eastAsia="Cascadia Mono"/>
+          <w:i/>
+          <w:color w:val="880000"/>
+          <w:sz w:val="19"/>
+          <w:szCs w:val="24"/>
+          <w:highlight w:val="white"/>
+        </w:rPr>
+        <w:t>ToString</w:t>
+      </w:r>
+      <w:r>
+        <w:rPr>
+          <w:rFonts w:hint="eastAsia" w:ascii="Cascadia Mono" w:hAnsi="Cascadia Mono" w:eastAsia="Cascadia Mono"/>
+          <w:color w:val="000000"/>
+          <w:sz w:val="19"/>
+          <w:szCs w:val="24"/>
+          <w:highlight w:val="white"/>
+        </w:rPr>
+        <w:t>();</w:t>
+      </w:r>
+    </w:p>
+    <w:p>
+      <w:pPr>
+        <w:spacing w:beforeLines="0" w:afterLines="0"/>
+        <w:jc w:val="left"/>
+        <w:rPr>
+          <w:rFonts w:hint="eastAsia" w:ascii="Cascadia Mono" w:hAnsi="Cascadia Mono" w:eastAsia="Cascadia Mono"/>
+          <w:color w:val="000000"/>
+          <w:sz w:val="19"/>
+          <w:szCs w:val="24"/>
+          <w:highlight w:val="white"/>
+        </w:rPr>
+      </w:pPr>
+      <w:r>
+        <w:rPr>
+          <w:rFonts w:hint="eastAsia" w:ascii="Cascadia Mono" w:hAnsi="Cascadia Mono" w:eastAsia="Cascadia Mono"/>
+          <w:color w:val="000000"/>
+          <w:sz w:val="19"/>
+          <w:szCs w:val="24"/>
+          <w:highlight w:val="white"/>
+        </w:rPr>
+        <w:tab/>
+      </w:r>
+      <w:r>
+        <w:rPr>
+          <w:rFonts w:hint="eastAsia" w:ascii="Cascadia Mono" w:hAnsi="Cascadia Mono" w:eastAsia="Cascadia Mono"/>
+          <w:color w:val="0000FF"/>
+          <w:sz w:val="19"/>
+          <w:szCs w:val="24"/>
+          <w:highlight w:val="white"/>
+        </w:rPr>
+        <w:t>return</w:t>
+      </w:r>
+      <w:r>
+        <w:rPr>
+          <w:rFonts w:hint="eastAsia" w:ascii="Cascadia Mono" w:hAnsi="Cascadia Mono" w:eastAsia="Cascadia Mono"/>
+          <w:color w:val="000000"/>
+          <w:sz w:val="19"/>
+          <w:szCs w:val="24"/>
+          <w:highlight w:val="white"/>
+        </w:rPr>
+        <w:t xml:space="preserve"> </w:t>
+      </w:r>
+      <w:r>
+        <w:rPr>
+          <w:rFonts w:hint="eastAsia" w:ascii="Cascadia Mono" w:hAnsi="Cascadia Mono" w:eastAsia="Cascadia Mono"/>
+          <w:i/>
+          <w:color w:val="0000FF"/>
+          <w:sz w:val="19"/>
+          <w:szCs w:val="24"/>
+          <w:highlight w:val="white"/>
+        </w:rPr>
+        <w:t>FString</w:t>
+      </w:r>
+      <w:r>
+        <w:rPr>
+          <w:rFonts w:hint="eastAsia" w:ascii="Cascadia Mono" w:hAnsi="Cascadia Mono" w:eastAsia="Cascadia Mono"/>
+          <w:color w:val="000000"/>
+          <w:sz w:val="19"/>
+          <w:szCs w:val="24"/>
+          <w:highlight w:val="white"/>
+        </w:rPr>
+        <w:t>::</w:t>
+      </w:r>
+      <w:r>
+        <w:rPr>
+          <w:rFonts w:hint="eastAsia" w:ascii="Cascadia Mono" w:hAnsi="Cascadia Mono" w:eastAsia="Cascadia Mono"/>
+          <w:i/>
+          <w:color w:val="880000"/>
+          <w:sz w:val="19"/>
+          <w:szCs w:val="24"/>
+          <w:highlight w:val="white"/>
+        </w:rPr>
+        <w:t>Printf</w:t>
+      </w:r>
+      <w:r>
+        <w:rPr>
+          <w:rFonts w:hint="eastAsia" w:ascii="Cascadia Mono" w:hAnsi="Cascadia Mono" w:eastAsia="Cascadia Mono"/>
+          <w:color w:val="000000"/>
+          <w:sz w:val="19"/>
+          <w:szCs w:val="24"/>
+          <w:highlight w:val="white"/>
+        </w:rPr>
+        <w:t>(</w:t>
+      </w:r>
+      <w:r>
+        <w:rPr>
+          <w:rFonts w:hint="eastAsia" w:ascii="Cascadia Mono" w:hAnsi="Cascadia Mono" w:eastAsia="Cascadia Mono"/>
+          <w:i/>
+          <w:color w:val="A000A0"/>
+          <w:sz w:val="19"/>
+          <w:szCs w:val="24"/>
+          <w:highlight w:val="white"/>
+        </w:rPr>
+        <w:t>TEXT</w:t>
+      </w:r>
+      <w:r>
+        <w:rPr>
+          <w:rFonts w:hint="eastAsia" w:ascii="Cascadia Mono" w:hAnsi="Cascadia Mono" w:eastAsia="Cascadia Mono"/>
+          <w:color w:val="000000"/>
+          <w:sz w:val="19"/>
+          <w:szCs w:val="24"/>
+          <w:highlight w:val="white"/>
+        </w:rPr>
+        <w:t>(</w:t>
+      </w:r>
+      <w:r>
+        <w:rPr>
+          <w:rFonts w:hint="eastAsia" w:ascii="Cascadia Mono" w:hAnsi="Cascadia Mono" w:eastAsia="Cascadia Mono"/>
+          <w:color w:val="A31515"/>
+          <w:sz w:val="19"/>
+          <w:szCs w:val="24"/>
+          <w:highlight w:val="white"/>
+        </w:rPr>
+        <w:t>"Smoothly rotates to face %s key until the angle precision: %s is reached"</w:t>
+      </w:r>
+      <w:r>
+        <w:rPr>
+          <w:rFonts w:hint="eastAsia" w:ascii="Cascadia Mono" w:hAnsi="Cascadia Mono" w:eastAsia="Cascadia Mono"/>
+          <w:color w:val="000000"/>
+          <w:sz w:val="19"/>
+          <w:szCs w:val="24"/>
+          <w:highlight w:val="white"/>
+        </w:rPr>
+        <w:t>),</w:t>
+      </w:r>
+    </w:p>
+    <w:p>
+      <w:pPr>
+        <w:spacing w:beforeLines="0" w:afterLines="0"/>
+        <w:jc w:val="left"/>
+        <w:rPr>
+          <w:rFonts w:hint="eastAsia" w:ascii="Cascadia Mono" w:hAnsi="Cascadia Mono" w:eastAsia="Cascadia Mono"/>
+          <w:color w:val="000000"/>
+          <w:sz w:val="19"/>
+          <w:szCs w:val="24"/>
+          <w:highlight w:val="white"/>
+        </w:rPr>
+      </w:pPr>
+      <w:r>
+        <w:rPr>
+          <w:rFonts w:hint="eastAsia" w:ascii="Cascadia Mono" w:hAnsi="Cascadia Mono" w:eastAsia="Cascadia Mono"/>
+          <w:color w:val="000000"/>
+          <w:sz w:val="19"/>
+          <w:szCs w:val="24"/>
+          <w:highlight w:val="white"/>
+        </w:rPr>
+        <w:tab/>
+      </w:r>
+      <w:r>
+        <w:rPr>
+          <w:rFonts w:hint="eastAsia" w:ascii="Cascadia Mono" w:hAnsi="Cascadia Mono" w:eastAsia="Cascadia Mono"/>
+          <w:color w:val="000000"/>
+          <w:sz w:val="19"/>
+          <w:szCs w:val="24"/>
+          <w:highlight w:val="white"/>
+        </w:rPr>
+        <w:tab/>
+      </w:r>
+      <w:r>
+        <w:rPr>
+          <w:rFonts w:hint="eastAsia" w:ascii="Cascadia Mono" w:hAnsi="Cascadia Mono" w:eastAsia="Cascadia Mono"/>
+          <w:color w:val="008080"/>
+          <w:sz w:val="19"/>
+          <w:szCs w:val="24"/>
+          <w:highlight w:val="white"/>
+        </w:rPr>
+        <w:t>*</w:t>
+      </w:r>
+      <w:r>
+        <w:rPr>
+          <w:rFonts w:hint="eastAsia" w:ascii="Cascadia Mono" w:hAnsi="Cascadia Mono" w:eastAsia="Cascadia Mono"/>
+          <w:color w:val="000080"/>
+          <w:sz w:val="19"/>
+          <w:szCs w:val="24"/>
+          <w:highlight w:val="white"/>
+        </w:rPr>
+        <w:t>KeyDescription</w:t>
+      </w:r>
+      <w:r>
+        <w:rPr>
+          <w:rFonts w:hint="eastAsia" w:ascii="Cascadia Mono" w:hAnsi="Cascadia Mono" w:eastAsia="Cascadia Mono"/>
+          <w:color w:val="000000"/>
+          <w:sz w:val="19"/>
+          <w:szCs w:val="24"/>
+          <w:highlight w:val="white"/>
+        </w:rPr>
+        <w:t xml:space="preserve">, </w:t>
+      </w:r>
+      <w:r>
+        <w:rPr>
+          <w:rFonts w:hint="eastAsia" w:ascii="Cascadia Mono" w:hAnsi="Cascadia Mono" w:eastAsia="Cascadia Mono"/>
+          <w:color w:val="008080"/>
+          <w:sz w:val="19"/>
+          <w:szCs w:val="24"/>
+          <w:highlight w:val="white"/>
+        </w:rPr>
+        <w:t>*</w:t>
+      </w:r>
+      <w:r>
+        <w:rPr>
+          <w:rFonts w:hint="eastAsia" w:ascii="Cascadia Mono" w:hAnsi="Cascadia Mono" w:eastAsia="Cascadia Mono"/>
+          <w:i/>
+          <w:color w:val="0000FF"/>
+          <w:sz w:val="19"/>
+          <w:szCs w:val="24"/>
+          <w:highlight w:val="white"/>
+        </w:rPr>
+        <w:t>FString</w:t>
+      </w:r>
+      <w:r>
+        <w:rPr>
+          <w:rFonts w:hint="eastAsia" w:ascii="Cascadia Mono" w:hAnsi="Cascadia Mono" w:eastAsia="Cascadia Mono"/>
+          <w:color w:val="000000"/>
+          <w:sz w:val="19"/>
+          <w:szCs w:val="24"/>
+          <w:highlight w:val="white"/>
+        </w:rPr>
+        <w:t>::</w:t>
+      </w:r>
+      <w:r>
+        <w:rPr>
+          <w:rFonts w:hint="eastAsia" w:ascii="Cascadia Mono" w:hAnsi="Cascadia Mono" w:eastAsia="Cascadia Mono"/>
+          <w:i/>
+          <w:color w:val="880000"/>
+          <w:sz w:val="19"/>
+          <w:szCs w:val="24"/>
+          <w:highlight w:val="white"/>
+        </w:rPr>
+        <w:t>SanitizeFloat</w:t>
+      </w:r>
+      <w:r>
+        <w:rPr>
+          <w:rFonts w:hint="eastAsia" w:ascii="Cascadia Mono" w:hAnsi="Cascadia Mono" w:eastAsia="Cascadia Mono"/>
+          <w:color w:val="000000"/>
+          <w:sz w:val="19"/>
+          <w:szCs w:val="24"/>
+          <w:highlight w:val="white"/>
+        </w:rPr>
+        <w:t>(</w:t>
+      </w:r>
+      <w:r>
+        <w:rPr>
+          <w:rFonts w:hint="eastAsia" w:ascii="Cascadia Mono" w:hAnsi="Cascadia Mono" w:eastAsia="Cascadia Mono"/>
+          <w:color w:val="000080"/>
+          <w:sz w:val="19"/>
+          <w:szCs w:val="24"/>
+          <w:highlight w:val="white"/>
+        </w:rPr>
+        <w:t>AnglePrecision</w:t>
+      </w:r>
+      <w:r>
+        <w:rPr>
+          <w:rFonts w:hint="eastAsia" w:ascii="Cascadia Mono" w:hAnsi="Cascadia Mono" w:eastAsia="Cascadia Mono"/>
+          <w:color w:val="000000"/>
+          <w:sz w:val="19"/>
+          <w:szCs w:val="24"/>
+          <w:highlight w:val="white"/>
+        </w:rPr>
+        <w:t>));</w:t>
+      </w:r>
+    </w:p>
+    <w:p>
+      <w:pPr>
+        <w:spacing w:beforeLines="0" w:afterLines="0"/>
+        <w:jc w:val="left"/>
+        <w:rPr>
+          <w:rFonts w:hint="eastAsia" w:ascii="Cascadia Mono" w:hAnsi="Cascadia Mono" w:eastAsia="Cascadia Mono"/>
+          <w:color w:val="000000"/>
+          <w:sz w:val="19"/>
+          <w:szCs w:val="24"/>
+          <w:highlight w:val="white"/>
+        </w:rPr>
+      </w:pPr>
+      <w:r>
+        <w:rPr>
+          <w:rFonts w:hint="eastAsia" w:ascii="Cascadia Mono" w:hAnsi="Cascadia Mono" w:eastAsia="Cascadia Mono"/>
+          <w:color w:val="000000"/>
+          <w:sz w:val="19"/>
+          <w:szCs w:val="24"/>
+          <w:highlight w:val="white"/>
+        </w:rPr>
+        <w:t>}</w:t>
+      </w:r>
+    </w:p>
+    <w:p>
+      <w:pPr>
+        <w:spacing w:beforeLines="0" w:afterLines="0"/>
+        <w:jc w:val="left"/>
+        <w:rPr>
+          <w:rFonts w:hint="eastAsia" w:ascii="Cascadia Mono" w:hAnsi="Cascadia Mono" w:eastAsia="Cascadia Mono"/>
+          <w:color w:val="000000"/>
+          <w:sz w:val="19"/>
+          <w:szCs w:val="24"/>
+          <w:highlight w:val="white"/>
+        </w:rPr>
+      </w:pPr>
+    </w:p>
+    <w:p>
+      <w:pPr>
+        <w:spacing w:beforeLines="0" w:afterLines="0"/>
+        <w:jc w:val="left"/>
+        <w:rPr>
+          <w:rFonts w:hint="eastAsia" w:ascii="Cascadia Mono" w:hAnsi="Cascadia Mono" w:eastAsia="Cascadia Mono"/>
+          <w:color w:val="000000"/>
+          <w:sz w:val="19"/>
+          <w:szCs w:val="24"/>
+          <w:highlight w:val="white"/>
+        </w:rPr>
+      </w:pPr>
+      <w:r>
+        <w:rPr>
+          <w:rFonts w:hint="eastAsia" w:ascii="Cascadia Mono" w:hAnsi="Cascadia Mono" w:eastAsia="Cascadia Mono"/>
+          <w:i/>
+          <w:color w:val="0000FF"/>
+          <w:sz w:val="19"/>
+          <w:szCs w:val="24"/>
+          <w:highlight w:val="white"/>
+        </w:rPr>
+        <w:t>EBTNodeResult</w:t>
+      </w:r>
+      <w:r>
+        <w:rPr>
+          <w:rFonts w:hint="eastAsia" w:ascii="Cascadia Mono" w:hAnsi="Cascadia Mono" w:eastAsia="Cascadia Mono"/>
+          <w:color w:val="000000"/>
+          <w:sz w:val="19"/>
+          <w:szCs w:val="24"/>
+          <w:highlight w:val="white"/>
+        </w:rPr>
+        <w:t>::</w:t>
+      </w:r>
+      <w:r>
+        <w:rPr>
+          <w:rFonts w:hint="eastAsia" w:ascii="Cascadia Mono" w:hAnsi="Cascadia Mono" w:eastAsia="Cascadia Mono"/>
+          <w:i/>
+          <w:color w:val="0000FF"/>
+          <w:sz w:val="19"/>
+          <w:szCs w:val="24"/>
+          <w:highlight w:val="white"/>
+        </w:rPr>
+        <w:t>Type</w:t>
+      </w:r>
+      <w:r>
+        <w:rPr>
+          <w:rFonts w:hint="eastAsia" w:ascii="Cascadia Mono" w:hAnsi="Cascadia Mono" w:eastAsia="Cascadia Mono"/>
+          <w:color w:val="000000"/>
+          <w:sz w:val="19"/>
+          <w:szCs w:val="24"/>
+          <w:highlight w:val="white"/>
+        </w:rPr>
+        <w:t xml:space="preserve"> </w:t>
+      </w:r>
+      <w:r>
+        <w:rPr>
+          <w:rFonts w:hint="eastAsia" w:ascii="Cascadia Mono" w:hAnsi="Cascadia Mono" w:eastAsia="Cascadia Mono"/>
+          <w:color w:val="0000FF"/>
+          <w:sz w:val="19"/>
+          <w:szCs w:val="24"/>
+          <w:highlight w:val="white"/>
+        </w:rPr>
+        <w:t>UBTTask_RotateToFaceTarget</w:t>
+      </w:r>
+      <w:r>
+        <w:rPr>
+          <w:rFonts w:hint="eastAsia" w:ascii="Cascadia Mono" w:hAnsi="Cascadia Mono" w:eastAsia="Cascadia Mono"/>
+          <w:color w:val="000000"/>
+          <w:sz w:val="19"/>
+          <w:szCs w:val="24"/>
+          <w:highlight w:val="white"/>
+        </w:rPr>
+        <w:t>::</w:t>
+      </w:r>
+      <w:r>
+        <w:rPr>
+          <w:rFonts w:hint="eastAsia" w:ascii="Cascadia Mono" w:hAnsi="Cascadia Mono" w:eastAsia="Cascadia Mono"/>
+          <w:color w:val="880000"/>
+          <w:sz w:val="19"/>
+          <w:szCs w:val="24"/>
+          <w:highlight w:val="white"/>
+        </w:rPr>
+        <w:t>ExecuteTask</w:t>
+      </w:r>
+      <w:r>
+        <w:rPr>
+          <w:rFonts w:hint="eastAsia" w:ascii="Cascadia Mono" w:hAnsi="Cascadia Mono" w:eastAsia="Cascadia Mono"/>
+          <w:color w:val="000000"/>
+          <w:sz w:val="19"/>
+          <w:szCs w:val="24"/>
+          <w:highlight w:val="white"/>
+        </w:rPr>
+        <w:t>(</w:t>
+      </w:r>
+      <w:r>
+        <w:rPr>
+          <w:rFonts w:hint="eastAsia" w:ascii="Cascadia Mono" w:hAnsi="Cascadia Mono" w:eastAsia="Cascadia Mono"/>
+          <w:i/>
+          <w:color w:val="0000FF"/>
+          <w:sz w:val="19"/>
+          <w:szCs w:val="24"/>
+          <w:highlight w:val="white"/>
+        </w:rPr>
+        <w:t>UBehaviorTreeComponent</w:t>
+      </w:r>
+      <w:r>
+        <w:rPr>
+          <w:rFonts w:hint="eastAsia" w:ascii="Cascadia Mono" w:hAnsi="Cascadia Mono" w:eastAsia="Cascadia Mono"/>
+          <w:color w:val="000000"/>
+          <w:sz w:val="19"/>
+          <w:szCs w:val="24"/>
+          <w:highlight w:val="white"/>
+        </w:rPr>
+        <w:t xml:space="preserve">&amp; </w:t>
+      </w:r>
+      <w:r>
+        <w:rPr>
+          <w:rFonts w:hint="eastAsia" w:ascii="Cascadia Mono" w:hAnsi="Cascadia Mono" w:eastAsia="Cascadia Mono"/>
+          <w:color w:val="000080"/>
+          <w:sz w:val="19"/>
+          <w:szCs w:val="24"/>
+          <w:highlight w:val="white"/>
+        </w:rPr>
+        <w:t>OwnerComp</w:t>
+      </w:r>
+      <w:r>
+        <w:rPr>
+          <w:rFonts w:hint="eastAsia" w:ascii="Cascadia Mono" w:hAnsi="Cascadia Mono" w:eastAsia="Cascadia Mono"/>
+          <w:color w:val="000000"/>
+          <w:sz w:val="19"/>
+          <w:szCs w:val="24"/>
+          <w:highlight w:val="white"/>
+        </w:rPr>
+        <w:t xml:space="preserve">, </w:t>
+      </w:r>
+      <w:r>
+        <w:rPr>
+          <w:rFonts w:hint="eastAsia" w:ascii="Cascadia Mono" w:hAnsi="Cascadia Mono" w:eastAsia="Cascadia Mono"/>
+          <w:i/>
+          <w:color w:val="0000FF"/>
+          <w:sz w:val="19"/>
+          <w:szCs w:val="24"/>
+          <w:highlight w:val="white"/>
+        </w:rPr>
+        <w:t>uint8</w:t>
+      </w:r>
+      <w:r>
+        <w:rPr>
+          <w:rFonts w:hint="eastAsia" w:ascii="Cascadia Mono" w:hAnsi="Cascadia Mono" w:eastAsia="Cascadia Mono"/>
+          <w:color w:val="000000"/>
+          <w:sz w:val="19"/>
+          <w:szCs w:val="24"/>
+          <w:highlight w:val="white"/>
+        </w:rPr>
+        <w:t xml:space="preserve">* </w:t>
+      </w:r>
+      <w:r>
+        <w:rPr>
+          <w:rFonts w:hint="eastAsia" w:ascii="Cascadia Mono" w:hAnsi="Cascadia Mono" w:eastAsia="Cascadia Mono"/>
+          <w:color w:val="000080"/>
+          <w:sz w:val="19"/>
+          <w:szCs w:val="24"/>
+          <w:highlight w:val="white"/>
+        </w:rPr>
+        <w:t>NodeMemory</w:t>
+      </w:r>
+      <w:r>
+        <w:rPr>
+          <w:rFonts w:hint="eastAsia" w:ascii="Cascadia Mono" w:hAnsi="Cascadia Mono" w:eastAsia="Cascadia Mono"/>
+          <w:color w:val="000000"/>
+          <w:sz w:val="19"/>
+          <w:szCs w:val="24"/>
+          <w:highlight w:val="white"/>
+        </w:rPr>
+        <w:t>)</w:t>
+      </w:r>
+    </w:p>
+    <w:p>
+      <w:pPr>
+        <w:spacing w:beforeLines="0" w:afterLines="0"/>
+        <w:jc w:val="left"/>
+        <w:rPr>
+          <w:rFonts w:hint="eastAsia" w:ascii="Cascadia Mono" w:hAnsi="Cascadia Mono" w:eastAsia="Cascadia Mono"/>
+          <w:color w:val="000000"/>
+          <w:sz w:val="19"/>
+          <w:szCs w:val="24"/>
+          <w:highlight w:val="white"/>
+        </w:rPr>
+      </w:pPr>
+      <w:r>
+        <w:rPr>
+          <w:rFonts w:hint="eastAsia" w:ascii="Cascadia Mono" w:hAnsi="Cascadia Mono" w:eastAsia="Cascadia Mono"/>
+          <w:color w:val="000000"/>
+          <w:sz w:val="19"/>
+          <w:szCs w:val="24"/>
+          <w:highlight w:val="white"/>
+        </w:rPr>
+        <w:t>{</w:t>
+      </w:r>
+    </w:p>
+    <w:p>
+      <w:pPr>
+        <w:spacing w:beforeLines="0" w:afterLines="0"/>
+        <w:jc w:val="left"/>
+        <w:rPr>
+          <w:rFonts w:hint="eastAsia" w:ascii="Cascadia Mono" w:hAnsi="Cascadia Mono" w:eastAsia="Cascadia Mono"/>
+          <w:color w:val="000000"/>
+          <w:sz w:val="19"/>
+          <w:szCs w:val="24"/>
+          <w:highlight w:val="white"/>
+        </w:rPr>
+      </w:pPr>
+      <w:r>
+        <w:rPr>
+          <w:rFonts w:hint="eastAsia" w:ascii="Cascadia Mono" w:hAnsi="Cascadia Mono" w:eastAsia="Cascadia Mono"/>
+          <w:color w:val="000000"/>
+          <w:sz w:val="19"/>
+          <w:szCs w:val="24"/>
+          <w:highlight w:val="white"/>
+        </w:rPr>
+        <w:tab/>
+      </w:r>
+      <w:r>
+        <w:rPr>
+          <w:rFonts w:hint="eastAsia" w:ascii="Cascadia Mono" w:hAnsi="Cascadia Mono" w:eastAsia="Cascadia Mono"/>
+          <w:i/>
+          <w:color w:val="0000FF"/>
+          <w:sz w:val="19"/>
+          <w:szCs w:val="24"/>
+          <w:highlight w:val="white"/>
+        </w:rPr>
+        <w:t>UObject</w:t>
+      </w:r>
+      <w:r>
+        <w:rPr>
+          <w:rFonts w:hint="eastAsia" w:ascii="Cascadia Mono" w:hAnsi="Cascadia Mono" w:eastAsia="Cascadia Mono"/>
+          <w:color w:val="000000"/>
+          <w:sz w:val="19"/>
+          <w:szCs w:val="24"/>
+          <w:highlight w:val="white"/>
+        </w:rPr>
+        <w:t xml:space="preserve">* </w:t>
+      </w:r>
+      <w:r>
+        <w:rPr>
+          <w:rFonts w:hint="eastAsia" w:ascii="Cascadia Mono" w:hAnsi="Cascadia Mono" w:eastAsia="Cascadia Mono"/>
+          <w:color w:val="000080"/>
+          <w:sz w:val="19"/>
+          <w:szCs w:val="24"/>
+          <w:highlight w:val="white"/>
+        </w:rPr>
+        <w:t>ActorObjectPtr</w:t>
+      </w:r>
+      <w:r>
+        <w:rPr>
+          <w:rFonts w:hint="eastAsia" w:ascii="Cascadia Mono" w:hAnsi="Cascadia Mono" w:eastAsia="Cascadia Mono"/>
+          <w:color w:val="000000"/>
+          <w:sz w:val="19"/>
+          <w:szCs w:val="24"/>
+          <w:highlight w:val="white"/>
+        </w:rPr>
+        <w:t xml:space="preserve"> = </w:t>
+      </w:r>
+      <w:r>
+        <w:rPr>
+          <w:rFonts w:hint="eastAsia" w:ascii="Cascadia Mono" w:hAnsi="Cascadia Mono" w:eastAsia="Cascadia Mono"/>
+          <w:color w:val="000080"/>
+          <w:sz w:val="19"/>
+          <w:szCs w:val="24"/>
+          <w:highlight w:val="white"/>
+        </w:rPr>
+        <w:t>OwnerComp</w:t>
+      </w:r>
+      <w:r>
+        <w:rPr>
+          <w:rFonts w:hint="eastAsia" w:ascii="Cascadia Mono" w:hAnsi="Cascadia Mono" w:eastAsia="Cascadia Mono"/>
+          <w:color w:val="000000"/>
+          <w:sz w:val="19"/>
+          <w:szCs w:val="24"/>
+          <w:highlight w:val="white"/>
+        </w:rPr>
+        <w:t>.</w:t>
+      </w:r>
+      <w:r>
+        <w:rPr>
+          <w:rFonts w:hint="eastAsia" w:ascii="Cascadia Mono" w:hAnsi="Cascadia Mono" w:eastAsia="Cascadia Mono"/>
+          <w:i/>
+          <w:color w:val="880000"/>
+          <w:sz w:val="19"/>
+          <w:szCs w:val="24"/>
+          <w:highlight w:val="white"/>
+        </w:rPr>
+        <w:t>GetBlackboardComponent</w:t>
+      </w:r>
+      <w:r>
+        <w:rPr>
+          <w:rFonts w:hint="eastAsia" w:ascii="Cascadia Mono" w:hAnsi="Cascadia Mono" w:eastAsia="Cascadia Mono"/>
+          <w:color w:val="000000"/>
+          <w:sz w:val="19"/>
+          <w:szCs w:val="24"/>
+          <w:highlight w:val="white"/>
+        </w:rPr>
+        <w:t>()-&gt;</w:t>
+      </w:r>
+      <w:r>
+        <w:rPr>
+          <w:rFonts w:hint="eastAsia" w:ascii="Cascadia Mono" w:hAnsi="Cascadia Mono" w:eastAsia="Cascadia Mono"/>
+          <w:i/>
+          <w:color w:val="880000"/>
+          <w:sz w:val="19"/>
+          <w:szCs w:val="24"/>
+          <w:highlight w:val="white"/>
+        </w:rPr>
+        <w:t>GetValueAsObject</w:t>
+      </w:r>
+      <w:r>
+        <w:rPr>
+          <w:rFonts w:hint="eastAsia" w:ascii="Cascadia Mono" w:hAnsi="Cascadia Mono" w:eastAsia="Cascadia Mono"/>
+          <w:color w:val="000000"/>
+          <w:sz w:val="19"/>
+          <w:szCs w:val="24"/>
+          <w:highlight w:val="white"/>
+        </w:rPr>
+        <w:t>(</w:t>
+      </w:r>
+      <w:r>
+        <w:rPr>
+          <w:rFonts w:hint="eastAsia" w:ascii="Cascadia Mono" w:hAnsi="Cascadia Mono" w:eastAsia="Cascadia Mono"/>
+          <w:color w:val="000080"/>
+          <w:sz w:val="19"/>
+          <w:szCs w:val="24"/>
+          <w:highlight w:val="white"/>
+        </w:rPr>
+        <w:t>InTargetFoFaceKey</w:t>
+      </w:r>
+      <w:r>
+        <w:rPr>
+          <w:rFonts w:hint="eastAsia" w:ascii="Cascadia Mono" w:hAnsi="Cascadia Mono" w:eastAsia="Cascadia Mono"/>
+          <w:color w:val="000000"/>
+          <w:sz w:val="19"/>
+          <w:szCs w:val="24"/>
+          <w:highlight w:val="white"/>
+        </w:rPr>
+        <w:t>.</w:t>
+      </w:r>
+      <w:r>
+        <w:rPr>
+          <w:rFonts w:hint="eastAsia" w:ascii="Cascadia Mono" w:hAnsi="Cascadia Mono" w:eastAsia="Cascadia Mono"/>
+          <w:i/>
+          <w:color w:val="000080"/>
+          <w:sz w:val="19"/>
+          <w:szCs w:val="24"/>
+          <w:highlight w:val="white"/>
+        </w:rPr>
+        <w:t>SelectedKeyName</w:t>
+      </w:r>
+      <w:r>
+        <w:rPr>
+          <w:rFonts w:hint="eastAsia" w:ascii="Cascadia Mono" w:hAnsi="Cascadia Mono" w:eastAsia="Cascadia Mono"/>
+          <w:color w:val="000000"/>
+          <w:sz w:val="19"/>
+          <w:szCs w:val="24"/>
+          <w:highlight w:val="white"/>
+        </w:rPr>
+        <w:t>);</w:t>
+      </w:r>
+    </w:p>
+    <w:p>
+      <w:pPr>
+        <w:spacing w:beforeLines="0" w:afterLines="0"/>
+        <w:jc w:val="left"/>
+        <w:rPr>
+          <w:rFonts w:hint="eastAsia" w:ascii="Cascadia Mono" w:hAnsi="Cascadia Mono" w:eastAsia="Cascadia Mono"/>
+          <w:color w:val="000000"/>
+          <w:sz w:val="19"/>
+          <w:szCs w:val="24"/>
+          <w:highlight w:val="white"/>
+        </w:rPr>
+      </w:pPr>
+      <w:r>
+        <w:rPr>
+          <w:rFonts w:hint="eastAsia" w:ascii="Cascadia Mono" w:hAnsi="Cascadia Mono" w:eastAsia="Cascadia Mono"/>
+          <w:color w:val="000000"/>
+          <w:sz w:val="19"/>
+          <w:szCs w:val="24"/>
+          <w:highlight w:val="white"/>
+        </w:rPr>
+        <w:tab/>
+      </w:r>
+      <w:r>
+        <w:rPr>
+          <w:rFonts w:hint="eastAsia" w:ascii="Cascadia Mono" w:hAnsi="Cascadia Mono" w:eastAsia="Cascadia Mono"/>
+          <w:i/>
+          <w:color w:val="0000FF"/>
+          <w:sz w:val="19"/>
+          <w:szCs w:val="24"/>
+          <w:highlight w:val="white"/>
+        </w:rPr>
+        <w:t>AActor</w:t>
+      </w:r>
+      <w:r>
+        <w:rPr>
+          <w:rFonts w:hint="eastAsia" w:ascii="Cascadia Mono" w:hAnsi="Cascadia Mono" w:eastAsia="Cascadia Mono"/>
+          <w:color w:val="000000"/>
+          <w:sz w:val="19"/>
+          <w:szCs w:val="24"/>
+          <w:highlight w:val="white"/>
+        </w:rPr>
+        <w:t xml:space="preserve">* </w:t>
+      </w:r>
+      <w:r>
+        <w:rPr>
+          <w:rFonts w:hint="eastAsia" w:ascii="Cascadia Mono" w:hAnsi="Cascadia Mono" w:eastAsia="Cascadia Mono"/>
+          <w:color w:val="000080"/>
+          <w:sz w:val="19"/>
+          <w:szCs w:val="24"/>
+          <w:highlight w:val="white"/>
+        </w:rPr>
+        <w:t>TargetActorPtr</w:t>
+      </w:r>
+      <w:r>
+        <w:rPr>
+          <w:rFonts w:hint="eastAsia" w:ascii="Cascadia Mono" w:hAnsi="Cascadia Mono" w:eastAsia="Cascadia Mono"/>
+          <w:color w:val="000000"/>
+          <w:sz w:val="19"/>
+          <w:szCs w:val="24"/>
+          <w:highlight w:val="white"/>
+        </w:rPr>
+        <w:t xml:space="preserve"> = </w:t>
+      </w:r>
+      <w:r>
+        <w:rPr>
+          <w:rFonts w:hint="eastAsia" w:ascii="Cascadia Mono" w:hAnsi="Cascadia Mono" w:eastAsia="Cascadia Mono"/>
+          <w:i/>
+          <w:color w:val="0000FF"/>
+          <w:sz w:val="19"/>
+          <w:szCs w:val="24"/>
+          <w:highlight w:val="white"/>
+        </w:rPr>
+        <w:t>Cast</w:t>
+      </w:r>
+      <w:r>
+        <w:rPr>
+          <w:rFonts w:hint="eastAsia" w:ascii="Cascadia Mono" w:hAnsi="Cascadia Mono" w:eastAsia="Cascadia Mono"/>
+          <w:color w:val="000000"/>
+          <w:sz w:val="19"/>
+          <w:szCs w:val="24"/>
+          <w:highlight w:val="white"/>
+        </w:rPr>
+        <w:t>&lt;</w:t>
+      </w:r>
+      <w:r>
+        <w:rPr>
+          <w:rFonts w:hint="eastAsia" w:ascii="Cascadia Mono" w:hAnsi="Cascadia Mono" w:eastAsia="Cascadia Mono"/>
+          <w:i/>
+          <w:color w:val="0000FF"/>
+          <w:sz w:val="19"/>
+          <w:szCs w:val="24"/>
+          <w:highlight w:val="white"/>
+        </w:rPr>
+        <w:t>AActor</w:t>
+      </w:r>
+      <w:r>
+        <w:rPr>
+          <w:rFonts w:hint="eastAsia" w:ascii="Cascadia Mono" w:hAnsi="Cascadia Mono" w:eastAsia="Cascadia Mono"/>
+          <w:color w:val="000000"/>
+          <w:sz w:val="19"/>
+          <w:szCs w:val="24"/>
+          <w:highlight w:val="white"/>
+        </w:rPr>
+        <w:t>&gt;(</w:t>
+      </w:r>
+      <w:r>
+        <w:rPr>
+          <w:rFonts w:hint="eastAsia" w:ascii="Cascadia Mono" w:hAnsi="Cascadia Mono" w:eastAsia="Cascadia Mono"/>
+          <w:color w:val="000080"/>
+          <w:sz w:val="19"/>
+          <w:szCs w:val="24"/>
+          <w:highlight w:val="white"/>
+        </w:rPr>
+        <w:t>ActorObjectPtr</w:t>
+      </w:r>
+      <w:r>
+        <w:rPr>
+          <w:rFonts w:hint="eastAsia" w:ascii="Cascadia Mono" w:hAnsi="Cascadia Mono" w:eastAsia="Cascadia Mono"/>
+          <w:color w:val="000000"/>
+          <w:sz w:val="19"/>
+          <w:szCs w:val="24"/>
+          <w:highlight w:val="white"/>
+        </w:rPr>
+        <w:t>);</w:t>
+      </w:r>
+    </w:p>
+    <w:p>
+      <w:pPr>
+        <w:spacing w:beforeLines="0" w:afterLines="0"/>
+        <w:jc w:val="left"/>
+        <w:rPr>
+          <w:rFonts w:hint="eastAsia" w:ascii="Cascadia Mono" w:hAnsi="Cascadia Mono" w:eastAsia="Cascadia Mono"/>
+          <w:color w:val="000000"/>
+          <w:sz w:val="19"/>
+          <w:szCs w:val="24"/>
+          <w:highlight w:val="white"/>
+        </w:rPr>
+      </w:pPr>
+      <w:r>
+        <w:rPr>
+          <w:rFonts w:hint="eastAsia" w:ascii="Cascadia Mono" w:hAnsi="Cascadia Mono" w:eastAsia="Cascadia Mono"/>
+          <w:color w:val="000000"/>
+          <w:sz w:val="19"/>
+          <w:szCs w:val="24"/>
+          <w:highlight w:val="white"/>
+        </w:rPr>
+        <w:tab/>
+      </w:r>
+      <w:r>
+        <w:rPr>
+          <w:rFonts w:hint="eastAsia" w:ascii="Cascadia Mono" w:hAnsi="Cascadia Mono" w:eastAsia="Cascadia Mono"/>
+          <w:i/>
+          <w:color w:val="0000FF"/>
+          <w:sz w:val="19"/>
+          <w:szCs w:val="24"/>
+          <w:highlight w:val="white"/>
+        </w:rPr>
+        <w:t>APawn</w:t>
+      </w:r>
+      <w:r>
+        <w:rPr>
+          <w:rFonts w:hint="eastAsia" w:ascii="Cascadia Mono" w:hAnsi="Cascadia Mono" w:eastAsia="Cascadia Mono"/>
+          <w:color w:val="000000"/>
+          <w:sz w:val="19"/>
+          <w:szCs w:val="24"/>
+          <w:highlight w:val="white"/>
+        </w:rPr>
+        <w:t xml:space="preserve">* </w:t>
+      </w:r>
+      <w:r>
+        <w:rPr>
+          <w:rFonts w:hint="eastAsia" w:ascii="Cascadia Mono" w:hAnsi="Cascadia Mono" w:eastAsia="Cascadia Mono"/>
+          <w:color w:val="000080"/>
+          <w:sz w:val="19"/>
+          <w:szCs w:val="24"/>
+          <w:highlight w:val="white"/>
+        </w:rPr>
+        <w:t>OwningPawnPtr</w:t>
+      </w:r>
+      <w:r>
+        <w:rPr>
+          <w:rFonts w:hint="eastAsia" w:ascii="Cascadia Mono" w:hAnsi="Cascadia Mono" w:eastAsia="Cascadia Mono"/>
+          <w:color w:val="000000"/>
+          <w:sz w:val="19"/>
+          <w:szCs w:val="24"/>
+          <w:highlight w:val="white"/>
+        </w:rPr>
+        <w:t xml:space="preserve"> = </w:t>
+      </w:r>
+      <w:r>
+        <w:rPr>
+          <w:rFonts w:hint="eastAsia" w:ascii="Cascadia Mono" w:hAnsi="Cascadia Mono" w:eastAsia="Cascadia Mono"/>
+          <w:color w:val="000080"/>
+          <w:sz w:val="19"/>
+          <w:szCs w:val="24"/>
+          <w:highlight w:val="white"/>
+        </w:rPr>
+        <w:t>OwnerComp</w:t>
+      </w:r>
+      <w:r>
+        <w:rPr>
+          <w:rFonts w:hint="eastAsia" w:ascii="Cascadia Mono" w:hAnsi="Cascadia Mono" w:eastAsia="Cascadia Mono"/>
+          <w:color w:val="000000"/>
+          <w:sz w:val="19"/>
+          <w:szCs w:val="24"/>
+          <w:highlight w:val="white"/>
+        </w:rPr>
+        <w:t>.</w:t>
+      </w:r>
+      <w:r>
+        <w:rPr>
+          <w:rFonts w:hint="eastAsia" w:ascii="Cascadia Mono" w:hAnsi="Cascadia Mono" w:eastAsia="Cascadia Mono"/>
+          <w:i/>
+          <w:color w:val="880000"/>
+          <w:sz w:val="19"/>
+          <w:szCs w:val="24"/>
+          <w:highlight w:val="white"/>
+        </w:rPr>
+        <w:t>GetAIOwner</w:t>
+      </w:r>
+      <w:r>
+        <w:rPr>
+          <w:rFonts w:hint="eastAsia" w:ascii="Cascadia Mono" w:hAnsi="Cascadia Mono" w:eastAsia="Cascadia Mono"/>
+          <w:color w:val="000000"/>
+          <w:sz w:val="19"/>
+          <w:szCs w:val="24"/>
+          <w:highlight w:val="white"/>
+        </w:rPr>
+        <w:t>()-&gt;</w:t>
+      </w:r>
+      <w:r>
+        <w:rPr>
+          <w:rFonts w:hint="eastAsia" w:ascii="Cascadia Mono" w:hAnsi="Cascadia Mono" w:eastAsia="Cascadia Mono"/>
+          <w:i/>
+          <w:color w:val="880000"/>
+          <w:sz w:val="19"/>
+          <w:szCs w:val="24"/>
+          <w:highlight w:val="white"/>
+        </w:rPr>
+        <w:t>GetPawn</w:t>
+      </w:r>
+      <w:r>
+        <w:rPr>
+          <w:rFonts w:hint="eastAsia" w:ascii="Cascadia Mono" w:hAnsi="Cascadia Mono" w:eastAsia="Cascadia Mono"/>
+          <w:color w:val="000000"/>
+          <w:sz w:val="19"/>
+          <w:szCs w:val="24"/>
+          <w:highlight w:val="white"/>
+        </w:rPr>
+        <w:t>();</w:t>
+      </w:r>
+    </w:p>
+    <w:p>
+      <w:pPr>
+        <w:spacing w:beforeLines="0" w:afterLines="0"/>
+        <w:jc w:val="left"/>
+        <w:rPr>
+          <w:rFonts w:hint="eastAsia" w:ascii="Cascadia Mono" w:hAnsi="Cascadia Mono" w:eastAsia="Cascadia Mono"/>
+          <w:color w:val="000000"/>
+          <w:sz w:val="19"/>
+          <w:szCs w:val="24"/>
+          <w:highlight w:val="white"/>
+        </w:rPr>
+      </w:pPr>
+      <w:r>
+        <w:rPr>
+          <w:rFonts w:hint="eastAsia" w:ascii="Cascadia Mono" w:hAnsi="Cascadia Mono" w:eastAsia="Cascadia Mono"/>
+          <w:color w:val="000000"/>
+          <w:sz w:val="19"/>
+          <w:szCs w:val="24"/>
+          <w:highlight w:val="white"/>
+        </w:rPr>
+        <w:tab/>
+      </w:r>
+      <w:r>
+        <w:rPr>
+          <w:rFonts w:hint="eastAsia" w:ascii="Cascadia Mono" w:hAnsi="Cascadia Mono" w:eastAsia="Cascadia Mono"/>
+          <w:color w:val="0000FF"/>
+          <w:sz w:val="19"/>
+          <w:szCs w:val="24"/>
+          <w:highlight w:val="white"/>
+        </w:rPr>
+        <w:t>FRotateToFaceTargetTaskMemory</w:t>
+      </w:r>
+      <w:r>
+        <w:rPr>
+          <w:rFonts w:hint="eastAsia" w:ascii="Cascadia Mono" w:hAnsi="Cascadia Mono" w:eastAsia="Cascadia Mono"/>
+          <w:color w:val="000000"/>
+          <w:sz w:val="19"/>
+          <w:szCs w:val="24"/>
+          <w:highlight w:val="white"/>
+        </w:rPr>
+        <w:t xml:space="preserve">* </w:t>
+      </w:r>
+      <w:r>
+        <w:rPr>
+          <w:rFonts w:hint="eastAsia" w:ascii="Cascadia Mono" w:hAnsi="Cascadia Mono" w:eastAsia="Cascadia Mono"/>
+          <w:color w:val="000080"/>
+          <w:sz w:val="19"/>
+          <w:szCs w:val="24"/>
+          <w:highlight w:val="white"/>
+        </w:rPr>
+        <w:t>MemoryPtr</w:t>
+      </w:r>
+      <w:r>
+        <w:rPr>
+          <w:rFonts w:hint="eastAsia" w:ascii="Cascadia Mono" w:hAnsi="Cascadia Mono" w:eastAsia="Cascadia Mono"/>
+          <w:color w:val="000000"/>
+          <w:sz w:val="19"/>
+          <w:szCs w:val="24"/>
+          <w:highlight w:val="white"/>
+        </w:rPr>
+        <w:t xml:space="preserve"> = </w:t>
+      </w:r>
+      <w:r>
+        <w:rPr>
+          <w:rFonts w:hint="eastAsia" w:ascii="Cascadia Mono" w:hAnsi="Cascadia Mono" w:eastAsia="Cascadia Mono"/>
+          <w:i/>
+          <w:color w:val="880000"/>
+          <w:sz w:val="19"/>
+          <w:szCs w:val="24"/>
+          <w:highlight w:val="white"/>
+        </w:rPr>
+        <w:t>CastInstanceNodeMemory</w:t>
+      </w:r>
+      <w:r>
+        <w:rPr>
+          <w:rFonts w:hint="eastAsia" w:ascii="Cascadia Mono" w:hAnsi="Cascadia Mono" w:eastAsia="Cascadia Mono"/>
+          <w:color w:val="000000"/>
+          <w:sz w:val="19"/>
+          <w:szCs w:val="24"/>
+          <w:highlight w:val="white"/>
+        </w:rPr>
+        <w:t>&lt;</w:t>
+      </w:r>
+      <w:r>
+        <w:rPr>
+          <w:rFonts w:hint="eastAsia" w:ascii="Cascadia Mono" w:hAnsi="Cascadia Mono" w:eastAsia="Cascadia Mono"/>
+          <w:color w:val="0000FF"/>
+          <w:sz w:val="19"/>
+          <w:szCs w:val="24"/>
+          <w:highlight w:val="white"/>
+        </w:rPr>
+        <w:t>FRotateToFaceTargetTaskMemory</w:t>
+      </w:r>
+      <w:r>
+        <w:rPr>
+          <w:rFonts w:hint="eastAsia" w:ascii="Cascadia Mono" w:hAnsi="Cascadia Mono" w:eastAsia="Cascadia Mono"/>
+          <w:color w:val="000000"/>
+          <w:sz w:val="19"/>
+          <w:szCs w:val="24"/>
+          <w:highlight w:val="white"/>
+        </w:rPr>
+        <w:t>&gt;(</w:t>
+      </w:r>
+      <w:r>
+        <w:rPr>
+          <w:rFonts w:hint="eastAsia" w:ascii="Cascadia Mono" w:hAnsi="Cascadia Mono" w:eastAsia="Cascadia Mono"/>
+          <w:color w:val="000080"/>
+          <w:sz w:val="19"/>
+          <w:szCs w:val="24"/>
+          <w:highlight w:val="white"/>
+        </w:rPr>
+        <w:t>NodeMemory</w:t>
+      </w:r>
+      <w:r>
+        <w:rPr>
+          <w:rFonts w:hint="eastAsia" w:ascii="Cascadia Mono" w:hAnsi="Cascadia Mono" w:eastAsia="Cascadia Mono"/>
+          <w:color w:val="000000"/>
+          <w:sz w:val="19"/>
+          <w:szCs w:val="24"/>
+          <w:highlight w:val="white"/>
+        </w:rPr>
+        <w:t>);</w:t>
+      </w:r>
+    </w:p>
+    <w:p>
+      <w:pPr>
+        <w:spacing w:beforeLines="0" w:afterLines="0"/>
+        <w:jc w:val="left"/>
+        <w:rPr>
+          <w:rFonts w:hint="eastAsia" w:ascii="Cascadia Mono" w:hAnsi="Cascadia Mono" w:eastAsia="Cascadia Mono"/>
+          <w:color w:val="000000"/>
+          <w:sz w:val="19"/>
+          <w:szCs w:val="24"/>
+          <w:highlight w:val="white"/>
+        </w:rPr>
+      </w:pPr>
+      <w:r>
+        <w:rPr>
+          <w:rFonts w:hint="eastAsia" w:ascii="Cascadia Mono" w:hAnsi="Cascadia Mono" w:eastAsia="Cascadia Mono"/>
+          <w:color w:val="000000"/>
+          <w:sz w:val="19"/>
+          <w:szCs w:val="24"/>
+          <w:highlight w:val="white"/>
+        </w:rPr>
+        <w:tab/>
+      </w:r>
+      <w:r>
+        <w:rPr>
+          <w:rFonts w:hint="eastAsia" w:ascii="Cascadia Mono" w:hAnsi="Cascadia Mono" w:eastAsia="Cascadia Mono"/>
+          <w:i/>
+          <w:color w:val="A000A0"/>
+          <w:sz w:val="19"/>
+          <w:szCs w:val="24"/>
+          <w:highlight w:val="white"/>
+        </w:rPr>
+        <w:t>check</w:t>
+      </w:r>
+      <w:r>
+        <w:rPr>
+          <w:rFonts w:hint="eastAsia" w:ascii="Cascadia Mono" w:hAnsi="Cascadia Mono" w:eastAsia="Cascadia Mono"/>
+          <w:color w:val="000000"/>
+          <w:sz w:val="19"/>
+          <w:szCs w:val="24"/>
+          <w:highlight w:val="white"/>
+        </w:rPr>
+        <w:t>(</w:t>
+      </w:r>
+      <w:r>
+        <w:rPr>
+          <w:rFonts w:hint="eastAsia" w:ascii="Cascadia Mono" w:hAnsi="Cascadia Mono" w:eastAsia="Cascadia Mono"/>
+          <w:color w:val="000080"/>
+          <w:sz w:val="19"/>
+          <w:szCs w:val="24"/>
+          <w:highlight w:val="white"/>
+        </w:rPr>
+        <w:t>MemoryPtr</w:t>
+      </w:r>
+      <w:r>
+        <w:rPr>
+          <w:rFonts w:hint="eastAsia" w:ascii="Cascadia Mono" w:hAnsi="Cascadia Mono" w:eastAsia="Cascadia Mono"/>
+          <w:color w:val="000000"/>
+          <w:sz w:val="19"/>
+          <w:szCs w:val="24"/>
+          <w:highlight w:val="white"/>
+        </w:rPr>
+        <w:t>);</w:t>
+      </w:r>
+    </w:p>
+    <w:p>
+      <w:pPr>
+        <w:spacing w:beforeLines="0" w:afterLines="0"/>
+        <w:jc w:val="left"/>
+        <w:rPr>
+          <w:rFonts w:hint="eastAsia" w:ascii="Cascadia Mono" w:hAnsi="Cascadia Mono" w:eastAsia="Cascadia Mono"/>
+          <w:color w:val="000000"/>
+          <w:sz w:val="19"/>
+          <w:szCs w:val="24"/>
+          <w:highlight w:val="white"/>
+        </w:rPr>
+      </w:pPr>
+      <w:r>
+        <w:rPr>
+          <w:rFonts w:hint="eastAsia" w:ascii="Cascadia Mono" w:hAnsi="Cascadia Mono" w:eastAsia="Cascadia Mono"/>
+          <w:color w:val="000000"/>
+          <w:sz w:val="19"/>
+          <w:szCs w:val="24"/>
+          <w:highlight w:val="white"/>
+        </w:rPr>
+        <w:tab/>
+      </w:r>
+      <w:r>
+        <w:rPr>
+          <w:rFonts w:hint="eastAsia" w:ascii="Cascadia Mono" w:hAnsi="Cascadia Mono" w:eastAsia="Cascadia Mono"/>
+          <w:color w:val="000080"/>
+          <w:sz w:val="19"/>
+          <w:szCs w:val="24"/>
+          <w:highlight w:val="white"/>
+        </w:rPr>
+        <w:t>MemoryPtr</w:t>
+      </w:r>
+      <w:r>
+        <w:rPr>
+          <w:rFonts w:hint="eastAsia" w:ascii="Cascadia Mono" w:hAnsi="Cascadia Mono" w:eastAsia="Cascadia Mono"/>
+          <w:color w:val="000000"/>
+          <w:sz w:val="19"/>
+          <w:szCs w:val="24"/>
+          <w:highlight w:val="white"/>
+        </w:rPr>
+        <w:t>-&gt;</w:t>
+      </w:r>
+      <w:r>
+        <w:rPr>
+          <w:rFonts w:hint="eastAsia" w:ascii="Cascadia Mono" w:hAnsi="Cascadia Mono" w:eastAsia="Cascadia Mono"/>
+          <w:color w:val="000080"/>
+          <w:sz w:val="19"/>
+          <w:szCs w:val="24"/>
+          <w:highlight w:val="white"/>
+        </w:rPr>
+        <w:t>OwningPawn</w:t>
+      </w:r>
+      <w:r>
+        <w:rPr>
+          <w:rFonts w:hint="eastAsia" w:ascii="Cascadia Mono" w:hAnsi="Cascadia Mono" w:eastAsia="Cascadia Mono"/>
+          <w:color w:val="000000"/>
+          <w:sz w:val="19"/>
+          <w:szCs w:val="24"/>
+          <w:highlight w:val="white"/>
+        </w:rPr>
+        <w:t xml:space="preserve"> </w:t>
+      </w:r>
+      <w:r>
+        <w:rPr>
+          <w:rFonts w:hint="eastAsia" w:ascii="Cascadia Mono" w:hAnsi="Cascadia Mono" w:eastAsia="Cascadia Mono"/>
+          <w:color w:val="008080"/>
+          <w:sz w:val="19"/>
+          <w:szCs w:val="24"/>
+          <w:highlight w:val="white"/>
+        </w:rPr>
+        <w:t>=</w:t>
+      </w:r>
+      <w:r>
+        <w:rPr>
+          <w:rFonts w:hint="eastAsia" w:ascii="Cascadia Mono" w:hAnsi="Cascadia Mono" w:eastAsia="Cascadia Mono"/>
+          <w:color w:val="000000"/>
+          <w:sz w:val="19"/>
+          <w:szCs w:val="24"/>
+          <w:highlight w:val="white"/>
+        </w:rPr>
+        <w:t xml:space="preserve"> </w:t>
+      </w:r>
+      <w:r>
+        <w:rPr>
+          <w:rFonts w:hint="eastAsia" w:ascii="Cascadia Mono" w:hAnsi="Cascadia Mono" w:eastAsia="Cascadia Mono"/>
+          <w:color w:val="000080"/>
+          <w:sz w:val="19"/>
+          <w:szCs w:val="24"/>
+          <w:highlight w:val="white"/>
+        </w:rPr>
+        <w:t>OwningPawnPtr</w:t>
+      </w:r>
+      <w:r>
+        <w:rPr>
+          <w:rFonts w:hint="eastAsia" w:ascii="Cascadia Mono" w:hAnsi="Cascadia Mono" w:eastAsia="Cascadia Mono"/>
+          <w:color w:val="000000"/>
+          <w:sz w:val="19"/>
+          <w:szCs w:val="24"/>
+          <w:highlight w:val="white"/>
+        </w:rPr>
+        <w:t>;</w:t>
+      </w:r>
+    </w:p>
+    <w:p>
+      <w:pPr>
+        <w:spacing w:beforeLines="0" w:afterLines="0"/>
+        <w:jc w:val="left"/>
+        <w:rPr>
+          <w:rFonts w:hint="eastAsia" w:ascii="Cascadia Mono" w:hAnsi="Cascadia Mono" w:eastAsia="Cascadia Mono"/>
+          <w:color w:val="000000"/>
+          <w:sz w:val="19"/>
+          <w:szCs w:val="24"/>
+          <w:highlight w:val="white"/>
+        </w:rPr>
+      </w:pPr>
+      <w:r>
+        <w:rPr>
+          <w:rFonts w:hint="eastAsia" w:ascii="Cascadia Mono" w:hAnsi="Cascadia Mono" w:eastAsia="Cascadia Mono"/>
+          <w:color w:val="000000"/>
+          <w:sz w:val="19"/>
+          <w:szCs w:val="24"/>
+          <w:highlight w:val="white"/>
+        </w:rPr>
+        <w:tab/>
+      </w:r>
+      <w:r>
+        <w:rPr>
+          <w:rFonts w:hint="eastAsia" w:ascii="Cascadia Mono" w:hAnsi="Cascadia Mono" w:eastAsia="Cascadia Mono"/>
+          <w:color w:val="000080"/>
+          <w:sz w:val="19"/>
+          <w:szCs w:val="24"/>
+          <w:highlight w:val="white"/>
+        </w:rPr>
+        <w:t>MemoryPtr</w:t>
+      </w:r>
+      <w:r>
+        <w:rPr>
+          <w:rFonts w:hint="eastAsia" w:ascii="Cascadia Mono" w:hAnsi="Cascadia Mono" w:eastAsia="Cascadia Mono"/>
+          <w:color w:val="000000"/>
+          <w:sz w:val="19"/>
+          <w:szCs w:val="24"/>
+          <w:highlight w:val="white"/>
+        </w:rPr>
+        <w:t>-&gt;</w:t>
+      </w:r>
+      <w:r>
+        <w:rPr>
+          <w:rFonts w:hint="eastAsia" w:ascii="Cascadia Mono" w:hAnsi="Cascadia Mono" w:eastAsia="Cascadia Mono"/>
+          <w:color w:val="000080"/>
+          <w:sz w:val="19"/>
+          <w:szCs w:val="24"/>
+          <w:highlight w:val="white"/>
+        </w:rPr>
+        <w:t>TargetActor</w:t>
+      </w:r>
+      <w:r>
+        <w:rPr>
+          <w:rFonts w:hint="eastAsia" w:ascii="Cascadia Mono" w:hAnsi="Cascadia Mono" w:eastAsia="Cascadia Mono"/>
+          <w:color w:val="000000"/>
+          <w:sz w:val="19"/>
+          <w:szCs w:val="24"/>
+          <w:highlight w:val="white"/>
+        </w:rPr>
+        <w:t xml:space="preserve"> </w:t>
+      </w:r>
+      <w:r>
+        <w:rPr>
+          <w:rFonts w:hint="eastAsia" w:ascii="Cascadia Mono" w:hAnsi="Cascadia Mono" w:eastAsia="Cascadia Mono"/>
+          <w:color w:val="008080"/>
+          <w:sz w:val="19"/>
+          <w:szCs w:val="24"/>
+          <w:highlight w:val="white"/>
+        </w:rPr>
+        <w:t>=</w:t>
+      </w:r>
+      <w:r>
+        <w:rPr>
+          <w:rFonts w:hint="eastAsia" w:ascii="Cascadia Mono" w:hAnsi="Cascadia Mono" w:eastAsia="Cascadia Mono"/>
+          <w:color w:val="000000"/>
+          <w:sz w:val="19"/>
+          <w:szCs w:val="24"/>
+          <w:highlight w:val="white"/>
+        </w:rPr>
+        <w:t xml:space="preserve"> </w:t>
+      </w:r>
+      <w:r>
+        <w:rPr>
+          <w:rFonts w:hint="eastAsia" w:ascii="Cascadia Mono" w:hAnsi="Cascadia Mono" w:eastAsia="Cascadia Mono"/>
+          <w:color w:val="000080"/>
+          <w:sz w:val="19"/>
+          <w:szCs w:val="24"/>
+          <w:highlight w:val="white"/>
+        </w:rPr>
+        <w:t>TargetActorPtr</w:t>
+      </w:r>
+      <w:r>
+        <w:rPr>
+          <w:rFonts w:hint="eastAsia" w:ascii="Cascadia Mono" w:hAnsi="Cascadia Mono" w:eastAsia="Cascadia Mono"/>
+          <w:color w:val="000000"/>
+          <w:sz w:val="19"/>
+          <w:szCs w:val="24"/>
+          <w:highlight w:val="white"/>
+        </w:rPr>
+        <w:t>;</w:t>
+      </w:r>
+    </w:p>
+    <w:p>
+      <w:pPr>
+        <w:spacing w:beforeLines="0" w:afterLines="0"/>
+        <w:jc w:val="left"/>
+        <w:rPr>
+          <w:rFonts w:hint="eastAsia" w:ascii="Cascadia Mono" w:hAnsi="Cascadia Mono" w:eastAsia="Cascadia Mono"/>
+          <w:color w:val="000000"/>
+          <w:sz w:val="19"/>
+          <w:szCs w:val="24"/>
+          <w:highlight w:val="white"/>
+        </w:rPr>
+      </w:pPr>
+      <w:r>
+        <w:rPr>
+          <w:rFonts w:hint="eastAsia" w:ascii="Cascadia Mono" w:hAnsi="Cascadia Mono" w:eastAsia="Cascadia Mono"/>
+          <w:color w:val="000000"/>
+          <w:sz w:val="19"/>
+          <w:szCs w:val="24"/>
+          <w:highlight w:val="white"/>
+        </w:rPr>
+        <w:tab/>
+      </w:r>
+      <w:r>
+        <w:rPr>
+          <w:rFonts w:hint="eastAsia" w:ascii="Cascadia Mono" w:hAnsi="Cascadia Mono" w:eastAsia="Cascadia Mono"/>
+          <w:color w:val="0000FF"/>
+          <w:sz w:val="19"/>
+          <w:szCs w:val="24"/>
+          <w:highlight w:val="white"/>
+        </w:rPr>
+        <w:t>if</w:t>
+      </w:r>
+      <w:r>
+        <w:rPr>
+          <w:rFonts w:hint="eastAsia" w:ascii="Cascadia Mono" w:hAnsi="Cascadia Mono" w:eastAsia="Cascadia Mono"/>
+          <w:color w:val="000000"/>
+          <w:sz w:val="19"/>
+          <w:szCs w:val="24"/>
+          <w:highlight w:val="white"/>
+        </w:rPr>
+        <w:t xml:space="preserve"> (!</w:t>
+      </w:r>
+      <w:r>
+        <w:rPr>
+          <w:rFonts w:hint="eastAsia" w:ascii="Cascadia Mono" w:hAnsi="Cascadia Mono" w:eastAsia="Cascadia Mono"/>
+          <w:color w:val="000080"/>
+          <w:sz w:val="19"/>
+          <w:szCs w:val="24"/>
+          <w:highlight w:val="white"/>
+        </w:rPr>
+        <w:t>MemoryPtr</w:t>
+      </w:r>
+      <w:r>
+        <w:rPr>
+          <w:rFonts w:hint="eastAsia" w:ascii="Cascadia Mono" w:hAnsi="Cascadia Mono" w:eastAsia="Cascadia Mono"/>
+          <w:color w:val="000000"/>
+          <w:sz w:val="19"/>
+          <w:szCs w:val="24"/>
+          <w:highlight w:val="white"/>
+        </w:rPr>
+        <w:t>-&gt;</w:t>
+      </w:r>
+      <w:r>
+        <w:rPr>
+          <w:rFonts w:hint="eastAsia" w:ascii="Cascadia Mono" w:hAnsi="Cascadia Mono" w:eastAsia="Cascadia Mono"/>
+          <w:color w:val="880000"/>
+          <w:sz w:val="19"/>
+          <w:szCs w:val="24"/>
+          <w:highlight w:val="white"/>
+        </w:rPr>
+        <w:t>IsValid</w:t>
+      </w:r>
+      <w:r>
+        <w:rPr>
+          <w:rFonts w:hint="eastAsia" w:ascii="Cascadia Mono" w:hAnsi="Cascadia Mono" w:eastAsia="Cascadia Mono"/>
+          <w:color w:val="000000"/>
+          <w:sz w:val="19"/>
+          <w:szCs w:val="24"/>
+          <w:highlight w:val="white"/>
+        </w:rPr>
+        <w:t>())</w:t>
+      </w:r>
+    </w:p>
+    <w:p>
+      <w:pPr>
+        <w:spacing w:beforeLines="0" w:afterLines="0"/>
+        <w:jc w:val="left"/>
+        <w:rPr>
+          <w:rFonts w:hint="eastAsia" w:ascii="Cascadia Mono" w:hAnsi="Cascadia Mono" w:eastAsia="Cascadia Mono"/>
+          <w:color w:val="000000"/>
+          <w:sz w:val="19"/>
+          <w:szCs w:val="24"/>
+          <w:highlight w:val="white"/>
+        </w:rPr>
+      </w:pPr>
+      <w:r>
+        <w:rPr>
+          <w:rFonts w:hint="eastAsia" w:ascii="Cascadia Mono" w:hAnsi="Cascadia Mono" w:eastAsia="Cascadia Mono"/>
+          <w:color w:val="000000"/>
+          <w:sz w:val="19"/>
+          <w:szCs w:val="24"/>
+          <w:highlight w:val="white"/>
+        </w:rPr>
+        <w:tab/>
+      </w:r>
+      <w:r>
+        <w:rPr>
+          <w:rFonts w:hint="eastAsia" w:ascii="Cascadia Mono" w:hAnsi="Cascadia Mono" w:eastAsia="Cascadia Mono"/>
+          <w:color w:val="000000"/>
+          <w:sz w:val="19"/>
+          <w:szCs w:val="24"/>
+          <w:highlight w:val="white"/>
+        </w:rPr>
+        <w:t>{</w:t>
+      </w:r>
+    </w:p>
+    <w:p>
+      <w:pPr>
+        <w:spacing w:beforeLines="0" w:afterLines="0"/>
+        <w:jc w:val="left"/>
+        <w:rPr>
+          <w:rFonts w:hint="eastAsia" w:ascii="Cascadia Mono" w:hAnsi="Cascadia Mono" w:eastAsia="Cascadia Mono"/>
+          <w:color w:val="000000"/>
+          <w:sz w:val="19"/>
+          <w:szCs w:val="24"/>
+          <w:highlight w:val="white"/>
+        </w:rPr>
+      </w:pPr>
+      <w:r>
+        <w:rPr>
+          <w:rFonts w:hint="eastAsia" w:ascii="Cascadia Mono" w:hAnsi="Cascadia Mono" w:eastAsia="Cascadia Mono"/>
+          <w:color w:val="000000"/>
+          <w:sz w:val="19"/>
+          <w:szCs w:val="24"/>
+          <w:highlight w:val="white"/>
+        </w:rPr>
+        <w:tab/>
+      </w:r>
+      <w:r>
+        <w:rPr>
+          <w:rFonts w:hint="eastAsia" w:ascii="Cascadia Mono" w:hAnsi="Cascadia Mono" w:eastAsia="Cascadia Mono"/>
+          <w:color w:val="000000"/>
+          <w:sz w:val="19"/>
+          <w:szCs w:val="24"/>
+          <w:highlight w:val="white"/>
+        </w:rPr>
+        <w:tab/>
+      </w:r>
+      <w:r>
+        <w:rPr>
+          <w:rFonts w:hint="eastAsia" w:ascii="Cascadia Mono" w:hAnsi="Cascadia Mono" w:eastAsia="Cascadia Mono"/>
+          <w:color w:val="0000FF"/>
+          <w:sz w:val="19"/>
+          <w:szCs w:val="24"/>
+          <w:highlight w:val="white"/>
+        </w:rPr>
+        <w:t>return</w:t>
+      </w:r>
+      <w:r>
+        <w:rPr>
+          <w:rFonts w:hint="eastAsia" w:ascii="Cascadia Mono" w:hAnsi="Cascadia Mono" w:eastAsia="Cascadia Mono"/>
+          <w:color w:val="000000"/>
+          <w:sz w:val="19"/>
+          <w:szCs w:val="24"/>
+          <w:highlight w:val="white"/>
+        </w:rPr>
+        <w:t xml:space="preserve"> </w:t>
+      </w:r>
+      <w:r>
+        <w:rPr>
+          <w:rFonts w:hint="eastAsia" w:ascii="Cascadia Mono" w:hAnsi="Cascadia Mono" w:eastAsia="Cascadia Mono"/>
+          <w:i/>
+          <w:color w:val="0000FF"/>
+          <w:sz w:val="19"/>
+          <w:szCs w:val="24"/>
+          <w:highlight w:val="white"/>
+        </w:rPr>
+        <w:t>EBTNodeResult</w:t>
+      </w:r>
+      <w:r>
+        <w:rPr>
+          <w:rFonts w:hint="eastAsia" w:ascii="Cascadia Mono" w:hAnsi="Cascadia Mono" w:eastAsia="Cascadia Mono"/>
+          <w:color w:val="000000"/>
+          <w:sz w:val="19"/>
+          <w:szCs w:val="24"/>
+          <w:highlight w:val="white"/>
+        </w:rPr>
+        <w:t>::</w:t>
+      </w:r>
+      <w:r>
+        <w:rPr>
+          <w:rFonts w:hint="eastAsia" w:ascii="Cascadia Mono" w:hAnsi="Cascadia Mono" w:eastAsia="Cascadia Mono"/>
+          <w:i/>
+          <w:color w:val="2F4F4F"/>
+          <w:sz w:val="19"/>
+          <w:szCs w:val="24"/>
+          <w:highlight w:val="white"/>
+        </w:rPr>
+        <w:t>Failed</w:t>
+      </w:r>
+      <w:r>
+        <w:rPr>
+          <w:rFonts w:hint="eastAsia" w:ascii="Cascadia Mono" w:hAnsi="Cascadia Mono" w:eastAsia="Cascadia Mono"/>
+          <w:color w:val="000000"/>
+          <w:sz w:val="19"/>
+          <w:szCs w:val="24"/>
+          <w:highlight w:val="white"/>
+        </w:rPr>
+        <w:t>;</w:t>
+      </w:r>
+    </w:p>
+    <w:p>
+      <w:pPr>
+        <w:spacing w:beforeLines="0" w:afterLines="0"/>
+        <w:jc w:val="left"/>
+        <w:rPr>
+          <w:rFonts w:hint="eastAsia" w:ascii="Cascadia Mono" w:hAnsi="Cascadia Mono" w:eastAsia="Cascadia Mono"/>
+          <w:color w:val="000000"/>
+          <w:sz w:val="19"/>
+          <w:szCs w:val="24"/>
+          <w:highlight w:val="white"/>
+        </w:rPr>
+      </w:pPr>
+      <w:r>
+        <w:rPr>
+          <w:rFonts w:hint="eastAsia" w:ascii="Cascadia Mono" w:hAnsi="Cascadia Mono" w:eastAsia="Cascadia Mono"/>
+          <w:color w:val="000000"/>
+          <w:sz w:val="19"/>
+          <w:szCs w:val="24"/>
+          <w:highlight w:val="white"/>
+        </w:rPr>
+        <w:tab/>
+      </w:r>
+      <w:r>
+        <w:rPr>
+          <w:rFonts w:hint="eastAsia" w:ascii="Cascadia Mono" w:hAnsi="Cascadia Mono" w:eastAsia="Cascadia Mono"/>
+          <w:color w:val="000000"/>
+          <w:sz w:val="19"/>
+          <w:szCs w:val="24"/>
+          <w:highlight w:val="white"/>
+        </w:rPr>
+        <w:t>}</w:t>
+      </w:r>
+    </w:p>
+    <w:p>
+      <w:pPr>
+        <w:spacing w:beforeLines="0" w:afterLines="0"/>
+        <w:jc w:val="left"/>
+        <w:rPr>
+          <w:rFonts w:hint="eastAsia" w:ascii="Cascadia Mono" w:hAnsi="Cascadia Mono" w:eastAsia="Cascadia Mono"/>
+          <w:color w:val="000000"/>
+          <w:sz w:val="19"/>
+          <w:szCs w:val="24"/>
+          <w:highlight w:val="white"/>
+        </w:rPr>
+      </w:pPr>
+      <w:r>
+        <w:rPr>
+          <w:rFonts w:hint="eastAsia" w:ascii="Cascadia Mono" w:hAnsi="Cascadia Mono" w:eastAsia="Cascadia Mono"/>
+          <w:color w:val="000000"/>
+          <w:sz w:val="19"/>
+          <w:szCs w:val="24"/>
+          <w:highlight w:val="white"/>
+        </w:rPr>
+        <w:tab/>
+      </w:r>
+      <w:r>
+        <w:rPr>
+          <w:rFonts w:hint="eastAsia" w:ascii="Cascadia Mono" w:hAnsi="Cascadia Mono" w:eastAsia="Cascadia Mono"/>
+          <w:color w:val="0000FF"/>
+          <w:sz w:val="19"/>
+          <w:szCs w:val="24"/>
+          <w:highlight w:val="white"/>
+        </w:rPr>
+        <w:t>if</w:t>
+      </w:r>
+      <w:r>
+        <w:rPr>
+          <w:rFonts w:hint="eastAsia" w:ascii="Cascadia Mono" w:hAnsi="Cascadia Mono" w:eastAsia="Cascadia Mono"/>
+          <w:color w:val="000000"/>
+          <w:sz w:val="19"/>
+          <w:szCs w:val="24"/>
+          <w:highlight w:val="white"/>
+        </w:rPr>
+        <w:t xml:space="preserve"> (</w:t>
+      </w:r>
+      <w:r>
+        <w:rPr>
+          <w:rFonts w:hint="eastAsia" w:ascii="Cascadia Mono" w:hAnsi="Cascadia Mono" w:eastAsia="Cascadia Mono"/>
+          <w:color w:val="880000"/>
+          <w:sz w:val="19"/>
+          <w:szCs w:val="24"/>
+          <w:highlight w:val="white"/>
+        </w:rPr>
+        <w:t>HasReachedAnglePercision</w:t>
+      </w:r>
+      <w:r>
+        <w:rPr>
+          <w:rFonts w:hint="eastAsia" w:ascii="Cascadia Mono" w:hAnsi="Cascadia Mono" w:eastAsia="Cascadia Mono"/>
+          <w:color w:val="000000"/>
+          <w:sz w:val="19"/>
+          <w:szCs w:val="24"/>
+          <w:highlight w:val="white"/>
+        </w:rPr>
+        <w:t>(</w:t>
+      </w:r>
+      <w:r>
+        <w:rPr>
+          <w:rFonts w:hint="eastAsia" w:ascii="Cascadia Mono" w:hAnsi="Cascadia Mono" w:eastAsia="Cascadia Mono"/>
+          <w:color w:val="000080"/>
+          <w:sz w:val="19"/>
+          <w:szCs w:val="24"/>
+          <w:highlight w:val="white"/>
+        </w:rPr>
+        <w:t>OwningPawnPtr</w:t>
+      </w:r>
+      <w:r>
+        <w:rPr>
+          <w:rFonts w:hint="eastAsia" w:ascii="Cascadia Mono" w:hAnsi="Cascadia Mono" w:eastAsia="Cascadia Mono"/>
+          <w:color w:val="000000"/>
+          <w:sz w:val="19"/>
+          <w:szCs w:val="24"/>
+          <w:highlight w:val="white"/>
+        </w:rPr>
+        <w:t>,</w:t>
+      </w:r>
+      <w:r>
+        <w:rPr>
+          <w:rFonts w:hint="eastAsia" w:ascii="Cascadia Mono" w:hAnsi="Cascadia Mono" w:eastAsia="Cascadia Mono"/>
+          <w:color w:val="000080"/>
+          <w:sz w:val="19"/>
+          <w:szCs w:val="24"/>
+          <w:highlight w:val="white"/>
+        </w:rPr>
+        <w:t>TargetActorPtr</w:t>
+      </w:r>
+      <w:r>
+        <w:rPr>
+          <w:rFonts w:hint="eastAsia" w:ascii="Cascadia Mono" w:hAnsi="Cascadia Mono" w:eastAsia="Cascadia Mono"/>
+          <w:color w:val="000000"/>
+          <w:sz w:val="19"/>
+          <w:szCs w:val="24"/>
+          <w:highlight w:val="white"/>
+        </w:rPr>
+        <w:t>))</w:t>
+      </w:r>
+    </w:p>
+    <w:p>
+      <w:pPr>
+        <w:spacing w:beforeLines="0" w:afterLines="0"/>
+        <w:jc w:val="left"/>
+        <w:rPr>
+          <w:rFonts w:hint="eastAsia" w:ascii="Cascadia Mono" w:hAnsi="Cascadia Mono" w:eastAsia="Cascadia Mono"/>
+          <w:color w:val="000000"/>
+          <w:sz w:val="19"/>
+          <w:szCs w:val="24"/>
+          <w:highlight w:val="white"/>
+        </w:rPr>
+      </w:pPr>
+      <w:r>
+        <w:rPr>
+          <w:rFonts w:hint="eastAsia" w:ascii="Cascadia Mono" w:hAnsi="Cascadia Mono" w:eastAsia="Cascadia Mono"/>
+          <w:color w:val="000000"/>
+          <w:sz w:val="19"/>
+          <w:szCs w:val="24"/>
+          <w:highlight w:val="white"/>
+        </w:rPr>
+        <w:tab/>
+      </w:r>
+      <w:r>
+        <w:rPr>
+          <w:rFonts w:hint="eastAsia" w:ascii="Cascadia Mono" w:hAnsi="Cascadia Mono" w:eastAsia="Cascadia Mono"/>
+          <w:color w:val="000000"/>
+          <w:sz w:val="19"/>
+          <w:szCs w:val="24"/>
+          <w:highlight w:val="white"/>
+        </w:rPr>
+        <w:t>{</w:t>
+      </w:r>
+    </w:p>
+    <w:p>
+      <w:pPr>
+        <w:spacing w:beforeLines="0" w:afterLines="0"/>
+        <w:jc w:val="left"/>
+        <w:rPr>
+          <w:rFonts w:hint="eastAsia" w:ascii="Cascadia Mono" w:hAnsi="Cascadia Mono" w:eastAsia="Cascadia Mono"/>
+          <w:color w:val="000000"/>
+          <w:sz w:val="19"/>
+          <w:szCs w:val="24"/>
+          <w:highlight w:val="white"/>
+        </w:rPr>
+      </w:pPr>
+      <w:r>
+        <w:rPr>
+          <w:rFonts w:hint="eastAsia" w:ascii="Cascadia Mono" w:hAnsi="Cascadia Mono" w:eastAsia="Cascadia Mono"/>
+          <w:color w:val="000000"/>
+          <w:sz w:val="19"/>
+          <w:szCs w:val="24"/>
+          <w:highlight w:val="white"/>
+        </w:rPr>
+        <w:tab/>
+      </w:r>
+      <w:r>
+        <w:rPr>
+          <w:rFonts w:hint="eastAsia" w:ascii="Cascadia Mono" w:hAnsi="Cascadia Mono" w:eastAsia="Cascadia Mono"/>
+          <w:color w:val="000000"/>
+          <w:sz w:val="19"/>
+          <w:szCs w:val="24"/>
+          <w:highlight w:val="white"/>
+        </w:rPr>
+        <w:tab/>
+      </w:r>
+      <w:r>
+        <w:rPr>
+          <w:rFonts w:hint="eastAsia" w:ascii="Cascadia Mono" w:hAnsi="Cascadia Mono" w:eastAsia="Cascadia Mono"/>
+          <w:color w:val="000080"/>
+          <w:sz w:val="19"/>
+          <w:szCs w:val="24"/>
+          <w:highlight w:val="white"/>
+        </w:rPr>
+        <w:t>MemoryPtr</w:t>
+      </w:r>
+      <w:r>
+        <w:rPr>
+          <w:rFonts w:hint="eastAsia" w:ascii="Cascadia Mono" w:hAnsi="Cascadia Mono" w:eastAsia="Cascadia Mono"/>
+          <w:color w:val="000000"/>
+          <w:sz w:val="19"/>
+          <w:szCs w:val="24"/>
+          <w:highlight w:val="white"/>
+        </w:rPr>
+        <w:t>-&gt;</w:t>
+      </w:r>
+      <w:r>
+        <w:rPr>
+          <w:rFonts w:hint="eastAsia" w:ascii="Cascadia Mono" w:hAnsi="Cascadia Mono" w:eastAsia="Cascadia Mono"/>
+          <w:color w:val="880000"/>
+          <w:sz w:val="19"/>
+          <w:szCs w:val="24"/>
+          <w:highlight w:val="white"/>
+        </w:rPr>
+        <w:t>Reset</w:t>
+      </w:r>
+      <w:r>
+        <w:rPr>
+          <w:rFonts w:hint="eastAsia" w:ascii="Cascadia Mono" w:hAnsi="Cascadia Mono" w:eastAsia="Cascadia Mono"/>
+          <w:color w:val="000000"/>
+          <w:sz w:val="19"/>
+          <w:szCs w:val="24"/>
+          <w:highlight w:val="white"/>
+        </w:rPr>
+        <w:t>();</w:t>
+      </w:r>
+    </w:p>
+    <w:p>
+      <w:pPr>
+        <w:spacing w:beforeLines="0" w:afterLines="0"/>
+        <w:jc w:val="left"/>
+        <w:rPr>
+          <w:rFonts w:hint="eastAsia" w:ascii="Cascadia Mono" w:hAnsi="Cascadia Mono" w:eastAsia="Cascadia Mono"/>
+          <w:color w:val="000000"/>
+          <w:sz w:val="19"/>
+          <w:szCs w:val="24"/>
+          <w:highlight w:val="white"/>
+        </w:rPr>
+      </w:pPr>
+      <w:r>
+        <w:rPr>
+          <w:rFonts w:hint="eastAsia" w:ascii="Cascadia Mono" w:hAnsi="Cascadia Mono" w:eastAsia="Cascadia Mono"/>
+          <w:color w:val="000000"/>
+          <w:sz w:val="19"/>
+          <w:szCs w:val="24"/>
+          <w:highlight w:val="white"/>
+        </w:rPr>
+        <w:tab/>
+      </w:r>
+      <w:r>
+        <w:rPr>
+          <w:rFonts w:hint="eastAsia" w:ascii="Cascadia Mono" w:hAnsi="Cascadia Mono" w:eastAsia="Cascadia Mono"/>
+          <w:color w:val="000000"/>
+          <w:sz w:val="19"/>
+          <w:szCs w:val="24"/>
+          <w:highlight w:val="white"/>
+        </w:rPr>
+        <w:tab/>
+      </w:r>
+      <w:r>
+        <w:rPr>
+          <w:rFonts w:hint="eastAsia" w:ascii="Cascadia Mono" w:hAnsi="Cascadia Mono" w:eastAsia="Cascadia Mono"/>
+          <w:color w:val="0000FF"/>
+          <w:sz w:val="19"/>
+          <w:szCs w:val="24"/>
+          <w:highlight w:val="white"/>
+        </w:rPr>
+        <w:t>return</w:t>
+      </w:r>
+      <w:r>
+        <w:rPr>
+          <w:rFonts w:hint="eastAsia" w:ascii="Cascadia Mono" w:hAnsi="Cascadia Mono" w:eastAsia="Cascadia Mono"/>
+          <w:color w:val="000000"/>
+          <w:sz w:val="19"/>
+          <w:szCs w:val="24"/>
+          <w:highlight w:val="white"/>
+        </w:rPr>
+        <w:t xml:space="preserve"> </w:t>
+      </w:r>
+      <w:r>
+        <w:rPr>
+          <w:rFonts w:hint="eastAsia" w:ascii="Cascadia Mono" w:hAnsi="Cascadia Mono" w:eastAsia="Cascadia Mono"/>
+          <w:i/>
+          <w:color w:val="0000FF"/>
+          <w:sz w:val="19"/>
+          <w:szCs w:val="24"/>
+          <w:highlight w:val="white"/>
+        </w:rPr>
+        <w:t>EBTNodeResult</w:t>
+      </w:r>
+      <w:r>
+        <w:rPr>
+          <w:rFonts w:hint="eastAsia" w:ascii="Cascadia Mono" w:hAnsi="Cascadia Mono" w:eastAsia="Cascadia Mono"/>
+          <w:color w:val="000000"/>
+          <w:sz w:val="19"/>
+          <w:szCs w:val="24"/>
+          <w:highlight w:val="white"/>
+        </w:rPr>
+        <w:t>::</w:t>
+      </w:r>
+      <w:r>
+        <w:rPr>
+          <w:rFonts w:hint="eastAsia" w:ascii="Cascadia Mono" w:hAnsi="Cascadia Mono" w:eastAsia="Cascadia Mono"/>
+          <w:i/>
+          <w:color w:val="2F4F4F"/>
+          <w:sz w:val="19"/>
+          <w:szCs w:val="24"/>
+          <w:highlight w:val="white"/>
+        </w:rPr>
+        <w:t>Succeeded</w:t>
+      </w:r>
+      <w:r>
+        <w:rPr>
+          <w:rFonts w:hint="eastAsia" w:ascii="Cascadia Mono" w:hAnsi="Cascadia Mono" w:eastAsia="Cascadia Mono"/>
+          <w:color w:val="000000"/>
+          <w:sz w:val="19"/>
+          <w:szCs w:val="24"/>
+          <w:highlight w:val="white"/>
+        </w:rPr>
+        <w:t>;</w:t>
+      </w:r>
+    </w:p>
+    <w:p>
+      <w:pPr>
+        <w:spacing w:beforeLines="0" w:afterLines="0"/>
+        <w:jc w:val="left"/>
+        <w:rPr>
+          <w:rFonts w:hint="eastAsia" w:ascii="Cascadia Mono" w:hAnsi="Cascadia Mono" w:eastAsia="Cascadia Mono"/>
+          <w:color w:val="000000"/>
+          <w:sz w:val="19"/>
+          <w:szCs w:val="24"/>
+          <w:highlight w:val="white"/>
+        </w:rPr>
+      </w:pPr>
+      <w:r>
+        <w:rPr>
+          <w:rFonts w:hint="eastAsia" w:ascii="Cascadia Mono" w:hAnsi="Cascadia Mono" w:eastAsia="Cascadia Mono"/>
+          <w:color w:val="000000"/>
+          <w:sz w:val="19"/>
+          <w:szCs w:val="24"/>
+          <w:highlight w:val="white"/>
+        </w:rPr>
+        <w:tab/>
+      </w:r>
+      <w:r>
+        <w:rPr>
+          <w:rFonts w:hint="eastAsia" w:ascii="Cascadia Mono" w:hAnsi="Cascadia Mono" w:eastAsia="Cascadia Mono"/>
+          <w:color w:val="000000"/>
+          <w:sz w:val="19"/>
+          <w:szCs w:val="24"/>
+          <w:highlight w:val="white"/>
+        </w:rPr>
+        <w:t>}</w:t>
+      </w:r>
+    </w:p>
+    <w:p>
+      <w:pPr>
+        <w:spacing w:beforeLines="0" w:afterLines="0"/>
+        <w:jc w:val="left"/>
+        <w:rPr>
+          <w:rFonts w:hint="eastAsia" w:ascii="Cascadia Mono" w:hAnsi="Cascadia Mono" w:eastAsia="Cascadia Mono"/>
+          <w:color w:val="000000"/>
+          <w:sz w:val="19"/>
+          <w:szCs w:val="24"/>
+          <w:highlight w:val="white"/>
+        </w:rPr>
+      </w:pPr>
+      <w:r>
+        <w:rPr>
+          <w:rFonts w:hint="eastAsia" w:ascii="Cascadia Mono" w:hAnsi="Cascadia Mono" w:eastAsia="Cascadia Mono"/>
+          <w:color w:val="000000"/>
+          <w:sz w:val="19"/>
+          <w:szCs w:val="24"/>
+          <w:highlight w:val="white"/>
+        </w:rPr>
+        <w:tab/>
+      </w:r>
+      <w:r>
+        <w:rPr>
+          <w:rFonts w:hint="eastAsia" w:ascii="Cascadia Mono" w:hAnsi="Cascadia Mono" w:eastAsia="Cascadia Mono"/>
+          <w:color w:val="0000FF"/>
+          <w:sz w:val="19"/>
+          <w:szCs w:val="24"/>
+          <w:highlight w:val="white"/>
+        </w:rPr>
+        <w:t>return</w:t>
+      </w:r>
+      <w:r>
+        <w:rPr>
+          <w:rFonts w:hint="eastAsia" w:ascii="Cascadia Mono" w:hAnsi="Cascadia Mono" w:eastAsia="Cascadia Mono"/>
+          <w:color w:val="000000"/>
+          <w:sz w:val="19"/>
+          <w:szCs w:val="24"/>
+          <w:highlight w:val="white"/>
+        </w:rPr>
+        <w:t xml:space="preserve"> </w:t>
+      </w:r>
+      <w:r>
+        <w:rPr>
+          <w:rFonts w:hint="eastAsia" w:ascii="Cascadia Mono" w:hAnsi="Cascadia Mono" w:eastAsia="Cascadia Mono"/>
+          <w:i/>
+          <w:color w:val="0000FF"/>
+          <w:sz w:val="19"/>
+          <w:szCs w:val="24"/>
+          <w:highlight w:val="white"/>
+        </w:rPr>
+        <w:t>EBTNodeResult</w:t>
+      </w:r>
+      <w:r>
+        <w:rPr>
+          <w:rFonts w:hint="eastAsia" w:ascii="Cascadia Mono" w:hAnsi="Cascadia Mono" w:eastAsia="Cascadia Mono"/>
+          <w:color w:val="000000"/>
+          <w:sz w:val="19"/>
+          <w:szCs w:val="24"/>
+          <w:highlight w:val="white"/>
+        </w:rPr>
+        <w:t>::</w:t>
+      </w:r>
+      <w:r>
+        <w:rPr>
+          <w:rFonts w:hint="eastAsia" w:ascii="Cascadia Mono" w:hAnsi="Cascadia Mono" w:eastAsia="Cascadia Mono"/>
+          <w:i/>
+          <w:color w:val="2F4F4F"/>
+          <w:sz w:val="19"/>
+          <w:szCs w:val="24"/>
+          <w:highlight w:val="white"/>
+        </w:rPr>
+        <w:t>InProgress</w:t>
+      </w:r>
+      <w:r>
+        <w:rPr>
+          <w:rFonts w:hint="eastAsia" w:ascii="Cascadia Mono" w:hAnsi="Cascadia Mono" w:eastAsia="Cascadia Mono"/>
+          <w:color w:val="000000"/>
+          <w:sz w:val="19"/>
+          <w:szCs w:val="24"/>
+          <w:highlight w:val="white"/>
+        </w:rPr>
+        <w:t>;</w:t>
+      </w:r>
+    </w:p>
+    <w:p>
+      <w:pPr>
+        <w:spacing w:beforeLines="0" w:afterLines="0"/>
+        <w:jc w:val="left"/>
+        <w:rPr>
+          <w:rFonts w:hint="eastAsia" w:ascii="Cascadia Mono" w:hAnsi="Cascadia Mono" w:eastAsia="Cascadia Mono"/>
+          <w:color w:val="000000"/>
+          <w:sz w:val="19"/>
+          <w:szCs w:val="24"/>
+          <w:highlight w:val="white"/>
+        </w:rPr>
+      </w:pPr>
+      <w:r>
+        <w:rPr>
+          <w:rFonts w:hint="eastAsia" w:ascii="Cascadia Mono" w:hAnsi="Cascadia Mono" w:eastAsia="Cascadia Mono"/>
+          <w:color w:val="000000"/>
+          <w:sz w:val="19"/>
+          <w:szCs w:val="24"/>
+          <w:highlight w:val="white"/>
+        </w:rPr>
+        <w:t>}</w:t>
+      </w:r>
+    </w:p>
+    <w:p>
+      <w:pPr>
+        <w:spacing w:beforeLines="0" w:afterLines="0"/>
+        <w:jc w:val="left"/>
+        <w:rPr>
+          <w:rFonts w:hint="eastAsia" w:ascii="Cascadia Mono" w:hAnsi="Cascadia Mono" w:eastAsia="Cascadia Mono"/>
+          <w:color w:val="000000"/>
+          <w:sz w:val="19"/>
+          <w:szCs w:val="24"/>
+          <w:highlight w:val="white"/>
+        </w:rPr>
+      </w:pPr>
+    </w:p>
+    <w:p>
+      <w:pPr>
+        <w:spacing w:beforeLines="0" w:afterLines="0"/>
+        <w:jc w:val="left"/>
+        <w:rPr>
+          <w:rFonts w:hint="eastAsia" w:ascii="Cascadia Mono" w:hAnsi="Cascadia Mono" w:eastAsia="Cascadia Mono"/>
+          <w:color w:val="000000"/>
+          <w:sz w:val="19"/>
+          <w:szCs w:val="24"/>
+          <w:highlight w:val="white"/>
+        </w:rPr>
+      </w:pPr>
+      <w:r>
+        <w:rPr>
+          <w:rFonts w:hint="eastAsia" w:ascii="Cascadia Mono" w:hAnsi="Cascadia Mono" w:eastAsia="Cascadia Mono"/>
+          <w:color w:val="0000FF"/>
+          <w:sz w:val="19"/>
+          <w:szCs w:val="24"/>
+          <w:highlight w:val="white"/>
+        </w:rPr>
+        <w:t>void</w:t>
+      </w:r>
+      <w:r>
+        <w:rPr>
+          <w:rFonts w:hint="eastAsia" w:ascii="Cascadia Mono" w:hAnsi="Cascadia Mono" w:eastAsia="Cascadia Mono"/>
+          <w:color w:val="000000"/>
+          <w:sz w:val="19"/>
+          <w:szCs w:val="24"/>
+          <w:highlight w:val="white"/>
+        </w:rPr>
+        <w:t xml:space="preserve"> </w:t>
+      </w:r>
+      <w:r>
+        <w:rPr>
+          <w:rFonts w:hint="eastAsia" w:ascii="Cascadia Mono" w:hAnsi="Cascadia Mono" w:eastAsia="Cascadia Mono"/>
+          <w:color w:val="0000FF"/>
+          <w:sz w:val="19"/>
+          <w:szCs w:val="24"/>
+          <w:highlight w:val="white"/>
+        </w:rPr>
+        <w:t>UBTTask_RotateToFaceTarget</w:t>
+      </w:r>
+      <w:r>
+        <w:rPr>
+          <w:rFonts w:hint="eastAsia" w:ascii="Cascadia Mono" w:hAnsi="Cascadia Mono" w:eastAsia="Cascadia Mono"/>
+          <w:color w:val="000000"/>
+          <w:sz w:val="19"/>
+          <w:szCs w:val="24"/>
+          <w:highlight w:val="white"/>
+        </w:rPr>
+        <w:t>::</w:t>
+      </w:r>
+      <w:r>
+        <w:rPr>
+          <w:rFonts w:hint="eastAsia" w:ascii="Cascadia Mono" w:hAnsi="Cascadia Mono" w:eastAsia="Cascadia Mono"/>
+          <w:color w:val="880000"/>
+          <w:sz w:val="19"/>
+          <w:szCs w:val="24"/>
+          <w:highlight w:val="white"/>
+        </w:rPr>
+        <w:t>TickTask</w:t>
+      </w:r>
+      <w:r>
+        <w:rPr>
+          <w:rFonts w:hint="eastAsia" w:ascii="Cascadia Mono" w:hAnsi="Cascadia Mono" w:eastAsia="Cascadia Mono"/>
+          <w:color w:val="000000"/>
+          <w:sz w:val="19"/>
+          <w:szCs w:val="24"/>
+          <w:highlight w:val="white"/>
+        </w:rPr>
+        <w:t>(</w:t>
+      </w:r>
+      <w:r>
+        <w:rPr>
+          <w:rFonts w:hint="eastAsia" w:ascii="Cascadia Mono" w:hAnsi="Cascadia Mono" w:eastAsia="Cascadia Mono"/>
+          <w:i/>
+          <w:color w:val="0000FF"/>
+          <w:sz w:val="19"/>
+          <w:szCs w:val="24"/>
+          <w:highlight w:val="white"/>
+        </w:rPr>
+        <w:t>UBehaviorTreeComponent</w:t>
+      </w:r>
+      <w:r>
+        <w:rPr>
+          <w:rFonts w:hint="eastAsia" w:ascii="Cascadia Mono" w:hAnsi="Cascadia Mono" w:eastAsia="Cascadia Mono"/>
+          <w:color w:val="000000"/>
+          <w:sz w:val="19"/>
+          <w:szCs w:val="24"/>
+          <w:highlight w:val="white"/>
+        </w:rPr>
+        <w:t xml:space="preserve">&amp; </w:t>
+      </w:r>
+      <w:r>
+        <w:rPr>
+          <w:rFonts w:hint="eastAsia" w:ascii="Cascadia Mono" w:hAnsi="Cascadia Mono" w:eastAsia="Cascadia Mono"/>
+          <w:color w:val="000080"/>
+          <w:sz w:val="19"/>
+          <w:szCs w:val="24"/>
+          <w:highlight w:val="white"/>
+        </w:rPr>
+        <w:t>OwnerComp</w:t>
+      </w:r>
+      <w:r>
+        <w:rPr>
+          <w:rFonts w:hint="eastAsia" w:ascii="Cascadia Mono" w:hAnsi="Cascadia Mono" w:eastAsia="Cascadia Mono"/>
+          <w:color w:val="000000"/>
+          <w:sz w:val="19"/>
+          <w:szCs w:val="24"/>
+          <w:highlight w:val="white"/>
+        </w:rPr>
+        <w:t xml:space="preserve">, </w:t>
+      </w:r>
+      <w:r>
+        <w:rPr>
+          <w:rFonts w:hint="eastAsia" w:ascii="Cascadia Mono" w:hAnsi="Cascadia Mono" w:eastAsia="Cascadia Mono"/>
+          <w:i/>
+          <w:color w:val="0000FF"/>
+          <w:sz w:val="19"/>
+          <w:szCs w:val="24"/>
+          <w:highlight w:val="white"/>
+        </w:rPr>
+        <w:t>uint8</w:t>
+      </w:r>
+      <w:r>
+        <w:rPr>
+          <w:rFonts w:hint="eastAsia" w:ascii="Cascadia Mono" w:hAnsi="Cascadia Mono" w:eastAsia="Cascadia Mono"/>
+          <w:color w:val="000000"/>
+          <w:sz w:val="19"/>
+          <w:szCs w:val="24"/>
+          <w:highlight w:val="white"/>
+        </w:rPr>
+        <w:t xml:space="preserve">* </w:t>
+      </w:r>
+      <w:r>
+        <w:rPr>
+          <w:rFonts w:hint="eastAsia" w:ascii="Cascadia Mono" w:hAnsi="Cascadia Mono" w:eastAsia="Cascadia Mono"/>
+          <w:color w:val="000080"/>
+          <w:sz w:val="19"/>
+          <w:szCs w:val="24"/>
+          <w:highlight w:val="white"/>
+        </w:rPr>
+        <w:t>NodeMemory</w:t>
+      </w:r>
+      <w:r>
+        <w:rPr>
+          <w:rFonts w:hint="eastAsia" w:ascii="Cascadia Mono" w:hAnsi="Cascadia Mono" w:eastAsia="Cascadia Mono"/>
+          <w:color w:val="000000"/>
+          <w:sz w:val="19"/>
+          <w:szCs w:val="24"/>
+          <w:highlight w:val="white"/>
+        </w:rPr>
+        <w:t xml:space="preserve">, </w:t>
+      </w:r>
+      <w:r>
+        <w:rPr>
+          <w:rFonts w:hint="eastAsia" w:ascii="Cascadia Mono" w:hAnsi="Cascadia Mono" w:eastAsia="Cascadia Mono"/>
+          <w:color w:val="0000FF"/>
+          <w:sz w:val="19"/>
+          <w:szCs w:val="24"/>
+          <w:highlight w:val="white"/>
+        </w:rPr>
+        <w:t>float</w:t>
+      </w:r>
+      <w:r>
+        <w:rPr>
+          <w:rFonts w:hint="eastAsia" w:ascii="Cascadia Mono" w:hAnsi="Cascadia Mono" w:eastAsia="Cascadia Mono"/>
+          <w:color w:val="000000"/>
+          <w:sz w:val="19"/>
+          <w:szCs w:val="24"/>
+          <w:highlight w:val="white"/>
+        </w:rPr>
+        <w:t xml:space="preserve"> </w:t>
+      </w:r>
+      <w:r>
+        <w:rPr>
+          <w:rFonts w:hint="eastAsia" w:ascii="Cascadia Mono" w:hAnsi="Cascadia Mono" w:eastAsia="Cascadia Mono"/>
+          <w:color w:val="000080"/>
+          <w:sz w:val="19"/>
+          <w:szCs w:val="24"/>
+          <w:highlight w:val="white"/>
+        </w:rPr>
+        <w:t>DeltaSeconds</w:t>
+      </w:r>
+      <w:r>
+        <w:rPr>
+          <w:rFonts w:hint="eastAsia" w:ascii="Cascadia Mono" w:hAnsi="Cascadia Mono" w:eastAsia="Cascadia Mono"/>
+          <w:color w:val="000000"/>
+          <w:sz w:val="19"/>
+          <w:szCs w:val="24"/>
+          <w:highlight w:val="white"/>
+        </w:rPr>
+        <w:t>)</w:t>
+      </w:r>
+    </w:p>
+    <w:p>
+      <w:pPr>
+        <w:spacing w:beforeLines="0" w:afterLines="0"/>
+        <w:jc w:val="left"/>
+        <w:rPr>
+          <w:rFonts w:hint="eastAsia" w:ascii="Cascadia Mono" w:hAnsi="Cascadia Mono" w:eastAsia="Cascadia Mono"/>
+          <w:color w:val="000000"/>
+          <w:sz w:val="19"/>
+          <w:szCs w:val="24"/>
+          <w:highlight w:val="white"/>
+        </w:rPr>
+      </w:pPr>
+      <w:r>
+        <w:rPr>
+          <w:rFonts w:hint="eastAsia" w:ascii="Cascadia Mono" w:hAnsi="Cascadia Mono" w:eastAsia="Cascadia Mono"/>
+          <w:color w:val="000000"/>
+          <w:sz w:val="19"/>
+          <w:szCs w:val="24"/>
+          <w:highlight w:val="white"/>
+        </w:rPr>
+        <w:t>{</w:t>
+      </w:r>
+    </w:p>
+    <w:p>
+      <w:pPr>
+        <w:spacing w:beforeLines="0" w:afterLines="0"/>
+        <w:jc w:val="left"/>
+        <w:rPr>
+          <w:rFonts w:hint="eastAsia" w:ascii="Cascadia Mono" w:hAnsi="Cascadia Mono" w:eastAsia="Cascadia Mono"/>
+          <w:color w:val="000000"/>
+          <w:sz w:val="19"/>
+          <w:szCs w:val="24"/>
+          <w:highlight w:val="white"/>
+        </w:rPr>
+      </w:pPr>
+      <w:r>
+        <w:rPr>
+          <w:rFonts w:hint="eastAsia" w:ascii="Cascadia Mono" w:hAnsi="Cascadia Mono" w:eastAsia="Cascadia Mono"/>
+          <w:color w:val="000000"/>
+          <w:sz w:val="19"/>
+          <w:szCs w:val="24"/>
+          <w:highlight w:val="white"/>
+        </w:rPr>
+        <w:tab/>
+      </w:r>
+      <w:r>
+        <w:rPr>
+          <w:rFonts w:hint="eastAsia" w:ascii="Cascadia Mono" w:hAnsi="Cascadia Mono" w:eastAsia="Cascadia Mono"/>
+          <w:color w:val="0000FF"/>
+          <w:sz w:val="19"/>
+          <w:szCs w:val="24"/>
+          <w:highlight w:val="white"/>
+        </w:rPr>
+        <w:t>FRotateToFaceTargetTaskMemory</w:t>
+      </w:r>
+      <w:r>
+        <w:rPr>
+          <w:rFonts w:hint="eastAsia" w:ascii="Cascadia Mono" w:hAnsi="Cascadia Mono" w:eastAsia="Cascadia Mono"/>
+          <w:color w:val="000000"/>
+          <w:sz w:val="19"/>
+          <w:szCs w:val="24"/>
+          <w:highlight w:val="white"/>
+        </w:rPr>
+        <w:t xml:space="preserve">* </w:t>
+      </w:r>
+      <w:r>
+        <w:rPr>
+          <w:rFonts w:hint="eastAsia" w:ascii="Cascadia Mono" w:hAnsi="Cascadia Mono" w:eastAsia="Cascadia Mono"/>
+          <w:color w:val="000080"/>
+          <w:sz w:val="19"/>
+          <w:szCs w:val="24"/>
+          <w:highlight w:val="white"/>
+        </w:rPr>
+        <w:t>MemoryPtr</w:t>
+      </w:r>
+      <w:r>
+        <w:rPr>
+          <w:rFonts w:hint="eastAsia" w:ascii="Cascadia Mono" w:hAnsi="Cascadia Mono" w:eastAsia="Cascadia Mono"/>
+          <w:color w:val="000000"/>
+          <w:sz w:val="19"/>
+          <w:szCs w:val="24"/>
+          <w:highlight w:val="white"/>
+        </w:rPr>
+        <w:t xml:space="preserve"> = </w:t>
+      </w:r>
+      <w:r>
+        <w:rPr>
+          <w:rFonts w:hint="eastAsia" w:ascii="Cascadia Mono" w:hAnsi="Cascadia Mono" w:eastAsia="Cascadia Mono"/>
+          <w:i/>
+          <w:color w:val="880000"/>
+          <w:sz w:val="19"/>
+          <w:szCs w:val="24"/>
+          <w:highlight w:val="white"/>
+        </w:rPr>
+        <w:t>CastInstanceNodeMemory</w:t>
+      </w:r>
+      <w:r>
+        <w:rPr>
+          <w:rFonts w:hint="eastAsia" w:ascii="Cascadia Mono" w:hAnsi="Cascadia Mono" w:eastAsia="Cascadia Mono"/>
+          <w:color w:val="000000"/>
+          <w:sz w:val="19"/>
+          <w:szCs w:val="24"/>
+          <w:highlight w:val="white"/>
+        </w:rPr>
+        <w:t>&lt;</w:t>
+      </w:r>
+      <w:r>
+        <w:rPr>
+          <w:rFonts w:hint="eastAsia" w:ascii="Cascadia Mono" w:hAnsi="Cascadia Mono" w:eastAsia="Cascadia Mono"/>
+          <w:color w:val="0000FF"/>
+          <w:sz w:val="19"/>
+          <w:szCs w:val="24"/>
+          <w:highlight w:val="white"/>
+        </w:rPr>
+        <w:t>FRotateToFaceTargetTaskMemory</w:t>
+      </w:r>
+      <w:r>
+        <w:rPr>
+          <w:rFonts w:hint="eastAsia" w:ascii="Cascadia Mono" w:hAnsi="Cascadia Mono" w:eastAsia="Cascadia Mono"/>
+          <w:color w:val="000000"/>
+          <w:sz w:val="19"/>
+          <w:szCs w:val="24"/>
+          <w:highlight w:val="white"/>
+        </w:rPr>
+        <w:t>&gt;(</w:t>
+      </w:r>
+      <w:r>
+        <w:rPr>
+          <w:rFonts w:hint="eastAsia" w:ascii="Cascadia Mono" w:hAnsi="Cascadia Mono" w:eastAsia="Cascadia Mono"/>
+          <w:color w:val="000080"/>
+          <w:sz w:val="19"/>
+          <w:szCs w:val="24"/>
+          <w:highlight w:val="white"/>
+        </w:rPr>
+        <w:t>NodeMemory</w:t>
+      </w:r>
+      <w:r>
+        <w:rPr>
+          <w:rFonts w:hint="eastAsia" w:ascii="Cascadia Mono" w:hAnsi="Cascadia Mono" w:eastAsia="Cascadia Mono"/>
+          <w:color w:val="000000"/>
+          <w:sz w:val="19"/>
+          <w:szCs w:val="24"/>
+          <w:highlight w:val="white"/>
+        </w:rPr>
+        <w:t>);</w:t>
+      </w:r>
+    </w:p>
+    <w:p>
+      <w:pPr>
+        <w:spacing w:beforeLines="0" w:afterLines="0"/>
+        <w:jc w:val="left"/>
+        <w:rPr>
+          <w:rFonts w:hint="eastAsia" w:ascii="Cascadia Mono" w:hAnsi="Cascadia Mono" w:eastAsia="Cascadia Mono"/>
+          <w:color w:val="000000"/>
+          <w:sz w:val="19"/>
+          <w:szCs w:val="24"/>
+          <w:highlight w:val="white"/>
+        </w:rPr>
+      </w:pPr>
+      <w:r>
+        <w:rPr>
+          <w:rFonts w:hint="eastAsia" w:ascii="Cascadia Mono" w:hAnsi="Cascadia Mono" w:eastAsia="Cascadia Mono"/>
+          <w:color w:val="000000"/>
+          <w:sz w:val="19"/>
+          <w:szCs w:val="24"/>
+          <w:highlight w:val="white"/>
+        </w:rPr>
+        <w:tab/>
+      </w:r>
+      <w:r>
+        <w:rPr>
+          <w:rFonts w:hint="eastAsia" w:ascii="Cascadia Mono" w:hAnsi="Cascadia Mono" w:eastAsia="Cascadia Mono"/>
+          <w:color w:val="0000FF"/>
+          <w:sz w:val="19"/>
+          <w:szCs w:val="24"/>
+          <w:highlight w:val="white"/>
+        </w:rPr>
+        <w:t>if</w:t>
+      </w:r>
+      <w:r>
+        <w:rPr>
+          <w:rFonts w:hint="eastAsia" w:ascii="Cascadia Mono" w:hAnsi="Cascadia Mono" w:eastAsia="Cascadia Mono"/>
+          <w:color w:val="000000"/>
+          <w:sz w:val="19"/>
+          <w:szCs w:val="24"/>
+          <w:highlight w:val="white"/>
+        </w:rPr>
+        <w:t xml:space="preserve"> (!</w:t>
+      </w:r>
+      <w:r>
+        <w:rPr>
+          <w:rFonts w:hint="eastAsia" w:ascii="Cascadia Mono" w:hAnsi="Cascadia Mono" w:eastAsia="Cascadia Mono"/>
+          <w:color w:val="000080"/>
+          <w:sz w:val="19"/>
+          <w:szCs w:val="24"/>
+          <w:highlight w:val="white"/>
+        </w:rPr>
+        <w:t>MemoryPtr</w:t>
+      </w:r>
+      <w:r>
+        <w:rPr>
+          <w:rFonts w:hint="eastAsia" w:ascii="Cascadia Mono" w:hAnsi="Cascadia Mono" w:eastAsia="Cascadia Mono"/>
+          <w:color w:val="000000"/>
+          <w:sz w:val="19"/>
+          <w:szCs w:val="24"/>
+          <w:highlight w:val="white"/>
+        </w:rPr>
+        <w:t>-&gt;</w:t>
+      </w:r>
+      <w:r>
+        <w:rPr>
+          <w:rFonts w:hint="eastAsia" w:ascii="Cascadia Mono" w:hAnsi="Cascadia Mono" w:eastAsia="Cascadia Mono"/>
+          <w:color w:val="880000"/>
+          <w:sz w:val="19"/>
+          <w:szCs w:val="24"/>
+          <w:highlight w:val="white"/>
+        </w:rPr>
+        <w:t>IsValid</w:t>
+      </w:r>
+      <w:r>
+        <w:rPr>
+          <w:rFonts w:hint="eastAsia" w:ascii="Cascadia Mono" w:hAnsi="Cascadia Mono" w:eastAsia="Cascadia Mono"/>
+          <w:color w:val="000000"/>
+          <w:sz w:val="19"/>
+          <w:szCs w:val="24"/>
+          <w:highlight w:val="white"/>
+        </w:rPr>
+        <w:t>())</w:t>
+      </w:r>
+    </w:p>
+    <w:p>
+      <w:pPr>
+        <w:spacing w:beforeLines="0" w:afterLines="0"/>
+        <w:jc w:val="left"/>
+        <w:rPr>
+          <w:rFonts w:hint="eastAsia" w:ascii="Cascadia Mono" w:hAnsi="Cascadia Mono" w:eastAsia="Cascadia Mono"/>
+          <w:color w:val="000000"/>
+          <w:sz w:val="19"/>
+          <w:szCs w:val="24"/>
+          <w:highlight w:val="white"/>
+        </w:rPr>
+      </w:pPr>
+      <w:r>
+        <w:rPr>
+          <w:rFonts w:hint="eastAsia" w:ascii="Cascadia Mono" w:hAnsi="Cascadia Mono" w:eastAsia="Cascadia Mono"/>
+          <w:color w:val="000000"/>
+          <w:sz w:val="19"/>
+          <w:szCs w:val="24"/>
+          <w:highlight w:val="white"/>
+        </w:rPr>
+        <w:tab/>
+      </w:r>
+      <w:r>
+        <w:rPr>
+          <w:rFonts w:hint="eastAsia" w:ascii="Cascadia Mono" w:hAnsi="Cascadia Mono" w:eastAsia="Cascadia Mono"/>
+          <w:color w:val="000000"/>
+          <w:sz w:val="19"/>
+          <w:szCs w:val="24"/>
+          <w:highlight w:val="white"/>
+        </w:rPr>
+        <w:t>{</w:t>
+      </w:r>
+    </w:p>
+    <w:p>
+      <w:pPr>
+        <w:spacing w:beforeLines="0" w:afterLines="0"/>
+        <w:jc w:val="left"/>
+        <w:rPr>
+          <w:rFonts w:hint="eastAsia" w:ascii="Cascadia Mono" w:hAnsi="Cascadia Mono" w:eastAsia="Cascadia Mono"/>
+          <w:color w:val="000000"/>
+          <w:sz w:val="19"/>
+          <w:szCs w:val="24"/>
+          <w:highlight w:val="white"/>
+        </w:rPr>
+      </w:pPr>
+      <w:r>
+        <w:rPr>
+          <w:rFonts w:hint="eastAsia" w:ascii="Cascadia Mono" w:hAnsi="Cascadia Mono" w:eastAsia="Cascadia Mono"/>
+          <w:color w:val="000000"/>
+          <w:sz w:val="19"/>
+          <w:szCs w:val="24"/>
+          <w:highlight w:val="white"/>
+        </w:rPr>
+        <w:tab/>
+      </w:r>
+      <w:r>
+        <w:rPr>
+          <w:rFonts w:hint="eastAsia" w:ascii="Cascadia Mono" w:hAnsi="Cascadia Mono" w:eastAsia="Cascadia Mono"/>
+          <w:color w:val="000000"/>
+          <w:sz w:val="19"/>
+          <w:szCs w:val="24"/>
+          <w:highlight w:val="white"/>
+        </w:rPr>
+        <w:tab/>
+      </w:r>
+      <w:r>
+        <w:rPr>
+          <w:rFonts w:hint="eastAsia" w:ascii="Cascadia Mono" w:hAnsi="Cascadia Mono" w:eastAsia="Cascadia Mono"/>
+          <w:i/>
+          <w:color w:val="880000"/>
+          <w:sz w:val="19"/>
+          <w:szCs w:val="24"/>
+          <w:highlight w:val="white"/>
+        </w:rPr>
+        <w:t>FinishLatentTask</w:t>
+      </w:r>
+      <w:r>
+        <w:rPr>
+          <w:rFonts w:hint="eastAsia" w:ascii="Cascadia Mono" w:hAnsi="Cascadia Mono" w:eastAsia="Cascadia Mono"/>
+          <w:color w:val="000000"/>
+          <w:sz w:val="19"/>
+          <w:szCs w:val="24"/>
+          <w:highlight w:val="white"/>
+        </w:rPr>
+        <w:t>(</w:t>
+      </w:r>
+      <w:r>
+        <w:rPr>
+          <w:rFonts w:hint="eastAsia" w:ascii="Cascadia Mono" w:hAnsi="Cascadia Mono" w:eastAsia="Cascadia Mono"/>
+          <w:color w:val="000080"/>
+          <w:sz w:val="19"/>
+          <w:szCs w:val="24"/>
+          <w:highlight w:val="white"/>
+        </w:rPr>
+        <w:t>OwnerComp</w:t>
+      </w:r>
+      <w:r>
+        <w:rPr>
+          <w:rFonts w:hint="eastAsia" w:ascii="Cascadia Mono" w:hAnsi="Cascadia Mono" w:eastAsia="Cascadia Mono"/>
+          <w:color w:val="000000"/>
+          <w:sz w:val="19"/>
+          <w:szCs w:val="24"/>
+          <w:highlight w:val="white"/>
+        </w:rPr>
+        <w:t xml:space="preserve">, </w:t>
+      </w:r>
+      <w:r>
+        <w:rPr>
+          <w:rFonts w:hint="eastAsia" w:ascii="Cascadia Mono" w:hAnsi="Cascadia Mono" w:eastAsia="Cascadia Mono"/>
+          <w:i/>
+          <w:color w:val="0000FF"/>
+          <w:sz w:val="19"/>
+          <w:szCs w:val="24"/>
+          <w:highlight w:val="white"/>
+        </w:rPr>
+        <w:t>EBTNodeResult</w:t>
+      </w:r>
+      <w:r>
+        <w:rPr>
+          <w:rFonts w:hint="eastAsia" w:ascii="Cascadia Mono" w:hAnsi="Cascadia Mono" w:eastAsia="Cascadia Mono"/>
+          <w:color w:val="000000"/>
+          <w:sz w:val="19"/>
+          <w:szCs w:val="24"/>
+          <w:highlight w:val="white"/>
+        </w:rPr>
+        <w:t>::</w:t>
+      </w:r>
+      <w:r>
+        <w:rPr>
+          <w:rFonts w:hint="eastAsia" w:ascii="Cascadia Mono" w:hAnsi="Cascadia Mono" w:eastAsia="Cascadia Mono"/>
+          <w:i/>
+          <w:color w:val="2F4F4F"/>
+          <w:sz w:val="19"/>
+          <w:szCs w:val="24"/>
+          <w:highlight w:val="white"/>
+        </w:rPr>
+        <w:t>Failed</w:t>
+      </w:r>
+      <w:r>
+        <w:rPr>
+          <w:rFonts w:hint="eastAsia" w:ascii="Cascadia Mono" w:hAnsi="Cascadia Mono" w:eastAsia="Cascadia Mono"/>
+          <w:color w:val="000000"/>
+          <w:sz w:val="19"/>
+          <w:szCs w:val="24"/>
+          <w:highlight w:val="white"/>
+        </w:rPr>
+        <w:t>);</w:t>
+      </w:r>
+    </w:p>
+    <w:p>
+      <w:pPr>
+        <w:spacing w:beforeLines="0" w:afterLines="0"/>
+        <w:jc w:val="left"/>
+        <w:rPr>
+          <w:rFonts w:hint="eastAsia" w:ascii="Cascadia Mono" w:hAnsi="Cascadia Mono" w:eastAsia="Cascadia Mono"/>
+          <w:color w:val="000000"/>
+          <w:sz w:val="19"/>
+          <w:szCs w:val="24"/>
+          <w:highlight w:val="white"/>
+        </w:rPr>
+      </w:pPr>
+      <w:r>
+        <w:rPr>
+          <w:rFonts w:hint="eastAsia" w:ascii="Cascadia Mono" w:hAnsi="Cascadia Mono" w:eastAsia="Cascadia Mono"/>
+          <w:color w:val="000000"/>
+          <w:sz w:val="19"/>
+          <w:szCs w:val="24"/>
+          <w:highlight w:val="white"/>
+        </w:rPr>
+        <w:tab/>
+      </w:r>
+      <w:r>
+        <w:rPr>
+          <w:rFonts w:hint="eastAsia" w:ascii="Cascadia Mono" w:hAnsi="Cascadia Mono" w:eastAsia="Cascadia Mono"/>
+          <w:color w:val="000000"/>
+          <w:sz w:val="19"/>
+          <w:szCs w:val="24"/>
+          <w:highlight w:val="white"/>
+        </w:rPr>
+        <w:t>}</w:t>
+      </w:r>
+    </w:p>
+    <w:p>
+      <w:pPr>
+        <w:spacing w:beforeLines="0" w:afterLines="0"/>
+        <w:jc w:val="left"/>
+        <w:rPr>
+          <w:rFonts w:hint="eastAsia" w:ascii="Cascadia Mono" w:hAnsi="Cascadia Mono" w:eastAsia="Cascadia Mono"/>
+          <w:color w:val="000000"/>
+          <w:sz w:val="19"/>
+          <w:szCs w:val="24"/>
+          <w:highlight w:val="white"/>
+        </w:rPr>
+      </w:pPr>
+      <w:r>
+        <w:rPr>
+          <w:rFonts w:hint="eastAsia" w:ascii="Cascadia Mono" w:hAnsi="Cascadia Mono" w:eastAsia="Cascadia Mono"/>
+          <w:color w:val="000000"/>
+          <w:sz w:val="19"/>
+          <w:szCs w:val="24"/>
+          <w:highlight w:val="white"/>
+        </w:rPr>
+        <w:tab/>
+      </w:r>
+      <w:r>
+        <w:rPr>
+          <w:rFonts w:hint="eastAsia" w:ascii="Cascadia Mono" w:hAnsi="Cascadia Mono" w:eastAsia="Cascadia Mono"/>
+          <w:color w:val="0000FF"/>
+          <w:sz w:val="19"/>
+          <w:szCs w:val="24"/>
+          <w:highlight w:val="white"/>
+        </w:rPr>
+        <w:t>if</w:t>
+      </w:r>
+      <w:r>
+        <w:rPr>
+          <w:rFonts w:hint="eastAsia" w:ascii="Cascadia Mono" w:hAnsi="Cascadia Mono" w:eastAsia="Cascadia Mono"/>
+          <w:color w:val="000000"/>
+          <w:sz w:val="19"/>
+          <w:szCs w:val="24"/>
+          <w:highlight w:val="white"/>
+        </w:rPr>
+        <w:t xml:space="preserve"> (</w:t>
+      </w:r>
+      <w:r>
+        <w:rPr>
+          <w:rFonts w:hint="eastAsia" w:ascii="Cascadia Mono" w:hAnsi="Cascadia Mono" w:eastAsia="Cascadia Mono"/>
+          <w:color w:val="880000"/>
+          <w:sz w:val="19"/>
+          <w:szCs w:val="24"/>
+          <w:highlight w:val="white"/>
+        </w:rPr>
+        <w:t>HasReachedAnglePercision</w:t>
+      </w:r>
+      <w:r>
+        <w:rPr>
+          <w:rFonts w:hint="eastAsia" w:ascii="Cascadia Mono" w:hAnsi="Cascadia Mono" w:eastAsia="Cascadia Mono"/>
+          <w:color w:val="000000"/>
+          <w:sz w:val="19"/>
+          <w:szCs w:val="24"/>
+          <w:highlight w:val="white"/>
+        </w:rPr>
+        <w:t>(</w:t>
+      </w:r>
+      <w:r>
+        <w:rPr>
+          <w:rFonts w:hint="eastAsia" w:ascii="Cascadia Mono" w:hAnsi="Cascadia Mono" w:eastAsia="Cascadia Mono"/>
+          <w:color w:val="000080"/>
+          <w:sz w:val="19"/>
+          <w:szCs w:val="24"/>
+          <w:highlight w:val="white"/>
+        </w:rPr>
+        <w:t>MemoryPtr</w:t>
+      </w:r>
+      <w:r>
+        <w:rPr>
+          <w:rFonts w:hint="eastAsia" w:ascii="Cascadia Mono" w:hAnsi="Cascadia Mono" w:eastAsia="Cascadia Mono"/>
+          <w:color w:val="000000"/>
+          <w:sz w:val="19"/>
+          <w:szCs w:val="24"/>
+          <w:highlight w:val="white"/>
+        </w:rPr>
+        <w:t>-&gt;</w:t>
+      </w:r>
+      <w:r>
+        <w:rPr>
+          <w:rFonts w:hint="eastAsia" w:ascii="Cascadia Mono" w:hAnsi="Cascadia Mono" w:eastAsia="Cascadia Mono"/>
+          <w:color w:val="000080"/>
+          <w:sz w:val="19"/>
+          <w:szCs w:val="24"/>
+          <w:highlight w:val="white"/>
+        </w:rPr>
+        <w:t>OwningPawn</w:t>
+      </w:r>
+      <w:r>
+        <w:rPr>
+          <w:rFonts w:hint="eastAsia" w:ascii="Cascadia Mono" w:hAnsi="Cascadia Mono" w:eastAsia="Cascadia Mono"/>
+          <w:color w:val="000000"/>
+          <w:sz w:val="19"/>
+          <w:szCs w:val="24"/>
+          <w:highlight w:val="white"/>
+        </w:rPr>
+        <w:t>.</w:t>
+      </w:r>
+      <w:r>
+        <w:rPr>
+          <w:rFonts w:hint="eastAsia" w:ascii="Cascadia Mono" w:hAnsi="Cascadia Mono" w:eastAsia="Cascadia Mono"/>
+          <w:i/>
+          <w:color w:val="880000"/>
+          <w:sz w:val="19"/>
+          <w:szCs w:val="24"/>
+          <w:highlight w:val="white"/>
+        </w:rPr>
+        <w:t>Get</w:t>
+      </w:r>
+      <w:r>
+        <w:rPr>
+          <w:rFonts w:hint="eastAsia" w:ascii="Cascadia Mono" w:hAnsi="Cascadia Mono" w:eastAsia="Cascadia Mono"/>
+          <w:color w:val="000000"/>
+          <w:sz w:val="19"/>
+          <w:szCs w:val="24"/>
+          <w:highlight w:val="white"/>
+        </w:rPr>
+        <w:t xml:space="preserve">(), </w:t>
+      </w:r>
+      <w:r>
+        <w:rPr>
+          <w:rFonts w:hint="eastAsia" w:ascii="Cascadia Mono" w:hAnsi="Cascadia Mono" w:eastAsia="Cascadia Mono"/>
+          <w:color w:val="000080"/>
+          <w:sz w:val="19"/>
+          <w:szCs w:val="24"/>
+          <w:highlight w:val="white"/>
+        </w:rPr>
+        <w:t>MemoryPtr</w:t>
+      </w:r>
+      <w:r>
+        <w:rPr>
+          <w:rFonts w:hint="eastAsia" w:ascii="Cascadia Mono" w:hAnsi="Cascadia Mono" w:eastAsia="Cascadia Mono"/>
+          <w:color w:val="000000"/>
+          <w:sz w:val="19"/>
+          <w:szCs w:val="24"/>
+          <w:highlight w:val="white"/>
+        </w:rPr>
+        <w:t>-&gt;</w:t>
+      </w:r>
+      <w:r>
+        <w:rPr>
+          <w:rFonts w:hint="eastAsia" w:ascii="Cascadia Mono" w:hAnsi="Cascadia Mono" w:eastAsia="Cascadia Mono"/>
+          <w:color w:val="000080"/>
+          <w:sz w:val="19"/>
+          <w:szCs w:val="24"/>
+          <w:highlight w:val="white"/>
+        </w:rPr>
+        <w:t>TargetActor</w:t>
+      </w:r>
+      <w:r>
+        <w:rPr>
+          <w:rFonts w:hint="eastAsia" w:ascii="Cascadia Mono" w:hAnsi="Cascadia Mono" w:eastAsia="Cascadia Mono"/>
+          <w:color w:val="000000"/>
+          <w:sz w:val="19"/>
+          <w:szCs w:val="24"/>
+          <w:highlight w:val="white"/>
+        </w:rPr>
+        <w:t>.</w:t>
+      </w:r>
+      <w:r>
+        <w:rPr>
+          <w:rFonts w:hint="eastAsia" w:ascii="Cascadia Mono" w:hAnsi="Cascadia Mono" w:eastAsia="Cascadia Mono"/>
+          <w:i/>
+          <w:color w:val="880000"/>
+          <w:sz w:val="19"/>
+          <w:szCs w:val="24"/>
+          <w:highlight w:val="white"/>
+        </w:rPr>
+        <w:t>Get</w:t>
+      </w:r>
+      <w:r>
+        <w:rPr>
+          <w:rFonts w:hint="eastAsia" w:ascii="Cascadia Mono" w:hAnsi="Cascadia Mono" w:eastAsia="Cascadia Mono"/>
+          <w:color w:val="000000"/>
+          <w:sz w:val="19"/>
+          <w:szCs w:val="24"/>
+          <w:highlight w:val="white"/>
+        </w:rPr>
+        <w:t>()))</w:t>
+      </w:r>
+    </w:p>
+    <w:p>
+      <w:pPr>
+        <w:spacing w:beforeLines="0" w:afterLines="0"/>
+        <w:jc w:val="left"/>
+        <w:rPr>
+          <w:rFonts w:hint="eastAsia" w:ascii="Cascadia Mono" w:hAnsi="Cascadia Mono" w:eastAsia="Cascadia Mono"/>
+          <w:color w:val="000000"/>
+          <w:sz w:val="19"/>
+          <w:szCs w:val="24"/>
+          <w:highlight w:val="white"/>
+        </w:rPr>
+      </w:pPr>
+      <w:r>
+        <w:rPr>
+          <w:rFonts w:hint="eastAsia" w:ascii="Cascadia Mono" w:hAnsi="Cascadia Mono" w:eastAsia="Cascadia Mono"/>
+          <w:color w:val="000000"/>
+          <w:sz w:val="19"/>
+          <w:szCs w:val="24"/>
+          <w:highlight w:val="white"/>
+        </w:rPr>
+        <w:tab/>
+      </w:r>
+      <w:r>
+        <w:rPr>
+          <w:rFonts w:hint="eastAsia" w:ascii="Cascadia Mono" w:hAnsi="Cascadia Mono" w:eastAsia="Cascadia Mono"/>
+          <w:color w:val="000000"/>
+          <w:sz w:val="19"/>
+          <w:szCs w:val="24"/>
+          <w:highlight w:val="white"/>
+        </w:rPr>
+        <w:t>{</w:t>
+      </w:r>
+    </w:p>
+    <w:p>
+      <w:pPr>
+        <w:spacing w:beforeLines="0" w:afterLines="0"/>
+        <w:jc w:val="left"/>
+        <w:rPr>
+          <w:rFonts w:hint="eastAsia" w:ascii="Cascadia Mono" w:hAnsi="Cascadia Mono" w:eastAsia="Cascadia Mono"/>
+          <w:color w:val="000000"/>
+          <w:sz w:val="19"/>
+          <w:szCs w:val="24"/>
+          <w:highlight w:val="white"/>
+        </w:rPr>
+      </w:pPr>
+      <w:r>
+        <w:rPr>
+          <w:rFonts w:hint="eastAsia" w:ascii="Cascadia Mono" w:hAnsi="Cascadia Mono" w:eastAsia="Cascadia Mono"/>
+          <w:color w:val="000000"/>
+          <w:sz w:val="19"/>
+          <w:szCs w:val="24"/>
+          <w:highlight w:val="white"/>
+        </w:rPr>
+        <w:tab/>
+      </w:r>
+      <w:r>
+        <w:rPr>
+          <w:rFonts w:hint="eastAsia" w:ascii="Cascadia Mono" w:hAnsi="Cascadia Mono" w:eastAsia="Cascadia Mono"/>
+          <w:color w:val="000000"/>
+          <w:sz w:val="19"/>
+          <w:szCs w:val="24"/>
+          <w:highlight w:val="white"/>
+        </w:rPr>
+        <w:tab/>
+      </w:r>
+      <w:r>
+        <w:rPr>
+          <w:rFonts w:hint="eastAsia" w:ascii="Cascadia Mono" w:hAnsi="Cascadia Mono" w:eastAsia="Cascadia Mono"/>
+          <w:color w:val="000080"/>
+          <w:sz w:val="19"/>
+          <w:szCs w:val="24"/>
+          <w:highlight w:val="white"/>
+        </w:rPr>
+        <w:t>MemoryPtr</w:t>
+      </w:r>
+      <w:r>
+        <w:rPr>
+          <w:rFonts w:hint="eastAsia" w:ascii="Cascadia Mono" w:hAnsi="Cascadia Mono" w:eastAsia="Cascadia Mono"/>
+          <w:color w:val="000000"/>
+          <w:sz w:val="19"/>
+          <w:szCs w:val="24"/>
+          <w:highlight w:val="white"/>
+        </w:rPr>
+        <w:t>-&gt;</w:t>
+      </w:r>
+      <w:r>
+        <w:rPr>
+          <w:rFonts w:hint="eastAsia" w:ascii="Cascadia Mono" w:hAnsi="Cascadia Mono" w:eastAsia="Cascadia Mono"/>
+          <w:color w:val="880000"/>
+          <w:sz w:val="19"/>
+          <w:szCs w:val="24"/>
+          <w:highlight w:val="white"/>
+        </w:rPr>
+        <w:t>Reset</w:t>
+      </w:r>
+      <w:r>
+        <w:rPr>
+          <w:rFonts w:hint="eastAsia" w:ascii="Cascadia Mono" w:hAnsi="Cascadia Mono" w:eastAsia="Cascadia Mono"/>
+          <w:color w:val="000000"/>
+          <w:sz w:val="19"/>
+          <w:szCs w:val="24"/>
+          <w:highlight w:val="white"/>
+        </w:rPr>
+        <w:t xml:space="preserve">(); </w:t>
+      </w:r>
+    </w:p>
+    <w:p>
+      <w:pPr>
+        <w:spacing w:beforeLines="0" w:afterLines="0"/>
+        <w:jc w:val="left"/>
+        <w:rPr>
+          <w:rFonts w:hint="eastAsia" w:ascii="Cascadia Mono" w:hAnsi="Cascadia Mono" w:eastAsia="Cascadia Mono"/>
+          <w:color w:val="000000"/>
+          <w:sz w:val="19"/>
+          <w:szCs w:val="24"/>
+          <w:highlight w:val="white"/>
+        </w:rPr>
+      </w:pPr>
+      <w:r>
+        <w:rPr>
+          <w:rFonts w:hint="eastAsia" w:ascii="Cascadia Mono" w:hAnsi="Cascadia Mono" w:eastAsia="Cascadia Mono"/>
+          <w:color w:val="000000"/>
+          <w:sz w:val="19"/>
+          <w:szCs w:val="24"/>
+          <w:highlight w:val="white"/>
+        </w:rPr>
+        <w:tab/>
+      </w:r>
+      <w:r>
+        <w:rPr>
+          <w:rFonts w:hint="eastAsia" w:ascii="Cascadia Mono" w:hAnsi="Cascadia Mono" w:eastAsia="Cascadia Mono"/>
+          <w:color w:val="000000"/>
+          <w:sz w:val="19"/>
+          <w:szCs w:val="24"/>
+          <w:highlight w:val="white"/>
+        </w:rPr>
+        <w:tab/>
+      </w:r>
+      <w:r>
+        <w:rPr>
+          <w:rFonts w:hint="eastAsia" w:ascii="Cascadia Mono" w:hAnsi="Cascadia Mono" w:eastAsia="Cascadia Mono"/>
+          <w:i/>
+          <w:color w:val="880000"/>
+          <w:sz w:val="19"/>
+          <w:szCs w:val="24"/>
+          <w:highlight w:val="white"/>
+        </w:rPr>
+        <w:t>FinishLatentTask</w:t>
+      </w:r>
+      <w:r>
+        <w:rPr>
+          <w:rFonts w:hint="eastAsia" w:ascii="Cascadia Mono" w:hAnsi="Cascadia Mono" w:eastAsia="Cascadia Mono"/>
+          <w:color w:val="000000"/>
+          <w:sz w:val="19"/>
+          <w:szCs w:val="24"/>
+          <w:highlight w:val="white"/>
+        </w:rPr>
+        <w:t>(</w:t>
+      </w:r>
+      <w:r>
+        <w:rPr>
+          <w:rFonts w:hint="eastAsia" w:ascii="Cascadia Mono" w:hAnsi="Cascadia Mono" w:eastAsia="Cascadia Mono"/>
+          <w:color w:val="000080"/>
+          <w:sz w:val="19"/>
+          <w:szCs w:val="24"/>
+          <w:highlight w:val="white"/>
+        </w:rPr>
+        <w:t>OwnerComp</w:t>
+      </w:r>
+      <w:r>
+        <w:rPr>
+          <w:rFonts w:hint="eastAsia" w:ascii="Cascadia Mono" w:hAnsi="Cascadia Mono" w:eastAsia="Cascadia Mono"/>
+          <w:color w:val="000000"/>
+          <w:sz w:val="19"/>
+          <w:szCs w:val="24"/>
+          <w:highlight w:val="white"/>
+        </w:rPr>
+        <w:t xml:space="preserve">, </w:t>
+      </w:r>
+      <w:r>
+        <w:rPr>
+          <w:rFonts w:hint="eastAsia" w:ascii="Cascadia Mono" w:hAnsi="Cascadia Mono" w:eastAsia="Cascadia Mono"/>
+          <w:i/>
+          <w:color w:val="0000FF"/>
+          <w:sz w:val="19"/>
+          <w:szCs w:val="24"/>
+          <w:highlight w:val="white"/>
+        </w:rPr>
+        <w:t>EBTNodeResult</w:t>
+      </w:r>
+      <w:r>
+        <w:rPr>
+          <w:rFonts w:hint="eastAsia" w:ascii="Cascadia Mono" w:hAnsi="Cascadia Mono" w:eastAsia="Cascadia Mono"/>
+          <w:color w:val="000000"/>
+          <w:sz w:val="19"/>
+          <w:szCs w:val="24"/>
+          <w:highlight w:val="white"/>
+        </w:rPr>
+        <w:t>::</w:t>
+      </w:r>
+      <w:r>
+        <w:rPr>
+          <w:rFonts w:hint="eastAsia" w:ascii="Cascadia Mono" w:hAnsi="Cascadia Mono" w:eastAsia="Cascadia Mono"/>
+          <w:i/>
+          <w:color w:val="2F4F4F"/>
+          <w:sz w:val="19"/>
+          <w:szCs w:val="24"/>
+          <w:highlight w:val="white"/>
+        </w:rPr>
+        <w:t>Succeeded</w:t>
+      </w:r>
+      <w:r>
+        <w:rPr>
+          <w:rFonts w:hint="eastAsia" w:ascii="Cascadia Mono" w:hAnsi="Cascadia Mono" w:eastAsia="Cascadia Mono"/>
+          <w:color w:val="000000"/>
+          <w:sz w:val="19"/>
+          <w:szCs w:val="24"/>
+          <w:highlight w:val="white"/>
+        </w:rPr>
+        <w:t>);</w:t>
+      </w:r>
+    </w:p>
+    <w:p>
+      <w:pPr>
+        <w:spacing w:beforeLines="0" w:afterLines="0"/>
+        <w:jc w:val="left"/>
+        <w:rPr>
+          <w:rFonts w:hint="eastAsia" w:ascii="Cascadia Mono" w:hAnsi="Cascadia Mono" w:eastAsia="Cascadia Mono"/>
+          <w:color w:val="000000"/>
+          <w:sz w:val="19"/>
+          <w:szCs w:val="24"/>
+          <w:highlight w:val="white"/>
+        </w:rPr>
+      </w:pPr>
+      <w:r>
+        <w:rPr>
+          <w:rFonts w:hint="eastAsia" w:ascii="Cascadia Mono" w:hAnsi="Cascadia Mono" w:eastAsia="Cascadia Mono"/>
+          <w:color w:val="000000"/>
+          <w:sz w:val="19"/>
+          <w:szCs w:val="24"/>
+          <w:highlight w:val="white"/>
+        </w:rPr>
+        <w:tab/>
+      </w:r>
+      <w:r>
+        <w:rPr>
+          <w:rFonts w:hint="eastAsia" w:ascii="Cascadia Mono" w:hAnsi="Cascadia Mono" w:eastAsia="Cascadia Mono"/>
+          <w:color w:val="000000"/>
+          <w:sz w:val="19"/>
+          <w:szCs w:val="24"/>
+          <w:highlight w:val="white"/>
+        </w:rPr>
+        <w:t>}</w:t>
+      </w:r>
+    </w:p>
+    <w:p>
+      <w:pPr>
+        <w:spacing w:beforeLines="0" w:afterLines="0"/>
+        <w:jc w:val="left"/>
+        <w:rPr>
+          <w:rFonts w:hint="eastAsia" w:ascii="Cascadia Mono" w:hAnsi="Cascadia Mono" w:eastAsia="Cascadia Mono"/>
+          <w:color w:val="000000"/>
+          <w:sz w:val="19"/>
+          <w:szCs w:val="24"/>
+          <w:highlight w:val="white"/>
+        </w:rPr>
+      </w:pPr>
+      <w:r>
+        <w:rPr>
+          <w:rFonts w:hint="eastAsia" w:ascii="Cascadia Mono" w:hAnsi="Cascadia Mono" w:eastAsia="Cascadia Mono"/>
+          <w:color w:val="000000"/>
+          <w:sz w:val="19"/>
+          <w:szCs w:val="24"/>
+          <w:highlight w:val="white"/>
+        </w:rPr>
+        <w:tab/>
+      </w:r>
+      <w:r>
+        <w:rPr>
+          <w:rFonts w:hint="eastAsia" w:ascii="Cascadia Mono" w:hAnsi="Cascadia Mono" w:eastAsia="Cascadia Mono"/>
+          <w:color w:val="0000FF"/>
+          <w:sz w:val="19"/>
+          <w:szCs w:val="24"/>
+          <w:highlight w:val="white"/>
+        </w:rPr>
+        <w:t>else</w:t>
+      </w:r>
+    </w:p>
+    <w:p>
+      <w:pPr>
+        <w:spacing w:beforeLines="0" w:afterLines="0"/>
+        <w:jc w:val="left"/>
+        <w:rPr>
+          <w:rFonts w:hint="eastAsia" w:ascii="Cascadia Mono" w:hAnsi="Cascadia Mono" w:eastAsia="Cascadia Mono"/>
+          <w:color w:val="000000"/>
+          <w:sz w:val="19"/>
+          <w:szCs w:val="24"/>
+          <w:highlight w:val="white"/>
+        </w:rPr>
+      </w:pPr>
+      <w:r>
+        <w:rPr>
+          <w:rFonts w:hint="eastAsia" w:ascii="Cascadia Mono" w:hAnsi="Cascadia Mono" w:eastAsia="Cascadia Mono"/>
+          <w:color w:val="000000"/>
+          <w:sz w:val="19"/>
+          <w:szCs w:val="24"/>
+          <w:highlight w:val="white"/>
+        </w:rPr>
+        <w:tab/>
+      </w:r>
+      <w:r>
+        <w:rPr>
+          <w:rFonts w:hint="eastAsia" w:ascii="Cascadia Mono" w:hAnsi="Cascadia Mono" w:eastAsia="Cascadia Mono"/>
+          <w:color w:val="000000"/>
+          <w:sz w:val="19"/>
+          <w:szCs w:val="24"/>
+          <w:highlight w:val="white"/>
+        </w:rPr>
+        <w:t>{</w:t>
+      </w:r>
+    </w:p>
+    <w:p>
+      <w:pPr>
+        <w:spacing w:beforeLines="0" w:afterLines="0"/>
+        <w:jc w:val="left"/>
+        <w:rPr>
+          <w:rFonts w:hint="eastAsia" w:ascii="Cascadia Mono" w:hAnsi="Cascadia Mono" w:eastAsia="Cascadia Mono"/>
+          <w:color w:val="000000"/>
+          <w:sz w:val="19"/>
+          <w:szCs w:val="24"/>
+          <w:highlight w:val="white"/>
+        </w:rPr>
+      </w:pPr>
+      <w:r>
+        <w:rPr>
+          <w:rFonts w:hint="eastAsia" w:ascii="Cascadia Mono" w:hAnsi="Cascadia Mono" w:eastAsia="Cascadia Mono"/>
+          <w:color w:val="000000"/>
+          <w:sz w:val="19"/>
+          <w:szCs w:val="24"/>
+          <w:highlight w:val="white"/>
+        </w:rPr>
+        <w:tab/>
+      </w:r>
+      <w:r>
+        <w:rPr>
+          <w:rFonts w:hint="eastAsia" w:ascii="Cascadia Mono" w:hAnsi="Cascadia Mono" w:eastAsia="Cascadia Mono"/>
+          <w:color w:val="000000"/>
+          <w:sz w:val="19"/>
+          <w:szCs w:val="24"/>
+          <w:highlight w:val="white"/>
+        </w:rPr>
+        <w:tab/>
+      </w:r>
+      <w:r>
+        <w:rPr>
+          <w:rFonts w:hint="eastAsia" w:ascii="Cascadia Mono" w:hAnsi="Cascadia Mono" w:eastAsia="Cascadia Mono"/>
+          <w:color w:val="0000FF"/>
+          <w:sz w:val="19"/>
+          <w:szCs w:val="24"/>
+          <w:highlight w:val="white"/>
+        </w:rPr>
+        <w:t>const</w:t>
+      </w:r>
+      <w:r>
+        <w:rPr>
+          <w:rFonts w:hint="eastAsia" w:ascii="Cascadia Mono" w:hAnsi="Cascadia Mono" w:eastAsia="Cascadia Mono"/>
+          <w:color w:val="000000"/>
+          <w:sz w:val="19"/>
+          <w:szCs w:val="24"/>
+          <w:highlight w:val="white"/>
+        </w:rPr>
+        <w:t xml:space="preserve"> </w:t>
+      </w:r>
+      <w:r>
+        <w:rPr>
+          <w:rFonts w:hint="eastAsia" w:ascii="Cascadia Mono" w:hAnsi="Cascadia Mono" w:eastAsia="Cascadia Mono"/>
+          <w:i/>
+          <w:color w:val="0000FF"/>
+          <w:sz w:val="19"/>
+          <w:szCs w:val="24"/>
+          <w:highlight w:val="white"/>
+        </w:rPr>
+        <w:t>FRotator</w:t>
+      </w:r>
+      <w:r>
+        <w:rPr>
+          <w:rFonts w:hint="eastAsia" w:ascii="Cascadia Mono" w:hAnsi="Cascadia Mono" w:eastAsia="Cascadia Mono"/>
+          <w:color w:val="000000"/>
+          <w:sz w:val="19"/>
+          <w:szCs w:val="24"/>
+          <w:highlight w:val="white"/>
+        </w:rPr>
+        <w:t xml:space="preserve"> </w:t>
+      </w:r>
+      <w:r>
+        <w:rPr>
+          <w:rFonts w:hint="eastAsia" w:ascii="Cascadia Mono" w:hAnsi="Cascadia Mono" w:eastAsia="Cascadia Mono"/>
+          <w:color w:val="000080"/>
+          <w:sz w:val="19"/>
+          <w:szCs w:val="24"/>
+          <w:highlight w:val="white"/>
+        </w:rPr>
+        <w:t>LookAtRot</w:t>
+      </w:r>
+      <w:r>
+        <w:rPr>
+          <w:rFonts w:hint="eastAsia" w:ascii="Cascadia Mono" w:hAnsi="Cascadia Mono" w:eastAsia="Cascadia Mono"/>
+          <w:color w:val="000000"/>
+          <w:sz w:val="19"/>
+          <w:szCs w:val="24"/>
+          <w:highlight w:val="white"/>
+        </w:rPr>
+        <w:t xml:space="preserve"> = </w:t>
+      </w:r>
+      <w:r>
+        <w:rPr>
+          <w:rFonts w:hint="eastAsia" w:ascii="Cascadia Mono" w:hAnsi="Cascadia Mono" w:eastAsia="Cascadia Mono"/>
+          <w:i/>
+          <w:color w:val="0000FF"/>
+          <w:sz w:val="19"/>
+          <w:szCs w:val="24"/>
+          <w:highlight w:val="white"/>
+        </w:rPr>
+        <w:t>UKismetMathLibrary</w:t>
+      </w:r>
+      <w:r>
+        <w:rPr>
+          <w:rFonts w:hint="eastAsia" w:ascii="Cascadia Mono" w:hAnsi="Cascadia Mono" w:eastAsia="Cascadia Mono"/>
+          <w:color w:val="000000"/>
+          <w:sz w:val="19"/>
+          <w:szCs w:val="24"/>
+          <w:highlight w:val="white"/>
+        </w:rPr>
+        <w:t>::</w:t>
+      </w:r>
+      <w:r>
+        <w:rPr>
+          <w:rFonts w:hint="eastAsia" w:ascii="Cascadia Mono" w:hAnsi="Cascadia Mono" w:eastAsia="Cascadia Mono"/>
+          <w:i/>
+          <w:color w:val="880000"/>
+          <w:sz w:val="19"/>
+          <w:szCs w:val="24"/>
+          <w:highlight w:val="white"/>
+        </w:rPr>
+        <w:t>FindLookAtRotation</w:t>
+      </w:r>
+      <w:r>
+        <w:rPr>
+          <w:rFonts w:hint="eastAsia" w:ascii="Cascadia Mono" w:hAnsi="Cascadia Mono" w:eastAsia="Cascadia Mono"/>
+          <w:color w:val="000000"/>
+          <w:sz w:val="19"/>
+          <w:szCs w:val="24"/>
+          <w:highlight w:val="white"/>
+        </w:rPr>
+        <w:t>(</w:t>
+      </w:r>
+      <w:r>
+        <w:rPr>
+          <w:rFonts w:hint="eastAsia" w:ascii="Cascadia Mono" w:hAnsi="Cascadia Mono" w:eastAsia="Cascadia Mono"/>
+          <w:color w:val="000080"/>
+          <w:sz w:val="19"/>
+          <w:szCs w:val="24"/>
+          <w:highlight w:val="white"/>
+        </w:rPr>
+        <w:t>MemoryPtr</w:t>
+      </w:r>
+      <w:r>
+        <w:rPr>
+          <w:rFonts w:hint="eastAsia" w:ascii="Cascadia Mono" w:hAnsi="Cascadia Mono" w:eastAsia="Cascadia Mono"/>
+          <w:color w:val="000000"/>
+          <w:sz w:val="19"/>
+          <w:szCs w:val="24"/>
+          <w:highlight w:val="white"/>
+        </w:rPr>
+        <w:t>-&gt;</w:t>
+      </w:r>
+      <w:r>
+        <w:rPr>
+          <w:rFonts w:hint="eastAsia" w:ascii="Cascadia Mono" w:hAnsi="Cascadia Mono" w:eastAsia="Cascadia Mono"/>
+          <w:color w:val="000080"/>
+          <w:sz w:val="19"/>
+          <w:szCs w:val="24"/>
+          <w:highlight w:val="white"/>
+        </w:rPr>
+        <w:t>OwningPawn</w:t>
+      </w:r>
+      <w:r>
+        <w:rPr>
+          <w:rFonts w:hint="eastAsia" w:ascii="Cascadia Mono" w:hAnsi="Cascadia Mono" w:eastAsia="Cascadia Mono"/>
+          <w:color w:val="008080"/>
+          <w:sz w:val="19"/>
+          <w:szCs w:val="24"/>
+          <w:highlight w:val="white"/>
+        </w:rPr>
+        <w:t>-&gt;</w:t>
+      </w:r>
+      <w:r>
+        <w:rPr>
+          <w:rFonts w:hint="eastAsia" w:ascii="Cascadia Mono" w:hAnsi="Cascadia Mono" w:eastAsia="Cascadia Mono"/>
+          <w:i/>
+          <w:color w:val="880000"/>
+          <w:sz w:val="19"/>
+          <w:szCs w:val="24"/>
+          <w:highlight w:val="white"/>
+        </w:rPr>
+        <w:t>GetActorLocation</w:t>
+      </w:r>
+      <w:r>
+        <w:rPr>
+          <w:rFonts w:hint="eastAsia" w:ascii="Cascadia Mono" w:hAnsi="Cascadia Mono" w:eastAsia="Cascadia Mono"/>
+          <w:color w:val="000000"/>
+          <w:sz w:val="19"/>
+          <w:szCs w:val="24"/>
+          <w:highlight w:val="white"/>
+        </w:rPr>
+        <w:t xml:space="preserve">(), </w:t>
+      </w:r>
+      <w:r>
+        <w:rPr>
+          <w:rFonts w:hint="eastAsia" w:ascii="Cascadia Mono" w:hAnsi="Cascadia Mono" w:eastAsia="Cascadia Mono"/>
+          <w:color w:val="000080"/>
+          <w:sz w:val="19"/>
+          <w:szCs w:val="24"/>
+          <w:highlight w:val="white"/>
+        </w:rPr>
+        <w:t>MemoryPtr</w:t>
+      </w:r>
+      <w:r>
+        <w:rPr>
+          <w:rFonts w:hint="eastAsia" w:ascii="Cascadia Mono" w:hAnsi="Cascadia Mono" w:eastAsia="Cascadia Mono"/>
+          <w:color w:val="000000"/>
+          <w:sz w:val="19"/>
+          <w:szCs w:val="24"/>
+          <w:highlight w:val="white"/>
+        </w:rPr>
+        <w:t>-&gt;</w:t>
+      </w:r>
+      <w:r>
+        <w:rPr>
+          <w:rFonts w:hint="eastAsia" w:ascii="Cascadia Mono" w:hAnsi="Cascadia Mono" w:eastAsia="Cascadia Mono"/>
+          <w:color w:val="000080"/>
+          <w:sz w:val="19"/>
+          <w:szCs w:val="24"/>
+          <w:highlight w:val="white"/>
+        </w:rPr>
+        <w:t>TargetActor</w:t>
+      </w:r>
+      <w:r>
+        <w:rPr>
+          <w:rFonts w:hint="eastAsia" w:ascii="Cascadia Mono" w:hAnsi="Cascadia Mono" w:eastAsia="Cascadia Mono"/>
+          <w:color w:val="008080"/>
+          <w:sz w:val="19"/>
+          <w:szCs w:val="24"/>
+          <w:highlight w:val="white"/>
+        </w:rPr>
+        <w:t>-&gt;</w:t>
+      </w:r>
+      <w:r>
+        <w:rPr>
+          <w:rFonts w:hint="eastAsia" w:ascii="Cascadia Mono" w:hAnsi="Cascadia Mono" w:eastAsia="Cascadia Mono"/>
+          <w:i/>
+          <w:color w:val="880000"/>
+          <w:sz w:val="19"/>
+          <w:szCs w:val="24"/>
+          <w:highlight w:val="white"/>
+        </w:rPr>
+        <w:t>GetActorLocation</w:t>
+      </w:r>
+      <w:r>
+        <w:rPr>
+          <w:rFonts w:hint="eastAsia" w:ascii="Cascadia Mono" w:hAnsi="Cascadia Mono" w:eastAsia="Cascadia Mono"/>
+          <w:color w:val="000000"/>
+          <w:sz w:val="19"/>
+          <w:szCs w:val="24"/>
+          <w:highlight w:val="white"/>
+        </w:rPr>
+        <w:t>());</w:t>
+      </w:r>
+    </w:p>
+    <w:p>
+      <w:pPr>
+        <w:spacing w:beforeLines="0" w:afterLines="0"/>
+        <w:jc w:val="left"/>
+        <w:rPr>
+          <w:rFonts w:hint="eastAsia" w:ascii="Cascadia Mono" w:hAnsi="Cascadia Mono" w:eastAsia="Cascadia Mono"/>
+          <w:color w:val="000000"/>
+          <w:sz w:val="19"/>
+          <w:szCs w:val="24"/>
+          <w:highlight w:val="white"/>
+        </w:rPr>
+      </w:pPr>
+      <w:r>
+        <w:rPr>
+          <w:rFonts w:hint="eastAsia" w:ascii="Cascadia Mono" w:hAnsi="Cascadia Mono" w:eastAsia="Cascadia Mono"/>
+          <w:color w:val="000000"/>
+          <w:sz w:val="19"/>
+          <w:szCs w:val="24"/>
+          <w:highlight w:val="white"/>
+        </w:rPr>
+        <w:tab/>
+      </w:r>
+      <w:r>
+        <w:rPr>
+          <w:rFonts w:hint="eastAsia" w:ascii="Cascadia Mono" w:hAnsi="Cascadia Mono" w:eastAsia="Cascadia Mono"/>
+          <w:color w:val="000000"/>
+          <w:sz w:val="19"/>
+          <w:szCs w:val="24"/>
+          <w:highlight w:val="white"/>
+        </w:rPr>
+        <w:tab/>
+      </w:r>
+      <w:r>
+        <w:rPr>
+          <w:rFonts w:hint="eastAsia" w:ascii="Cascadia Mono" w:hAnsi="Cascadia Mono" w:eastAsia="Cascadia Mono"/>
+          <w:color w:val="0000FF"/>
+          <w:sz w:val="19"/>
+          <w:szCs w:val="24"/>
+          <w:highlight w:val="white"/>
+        </w:rPr>
+        <w:t>const</w:t>
+      </w:r>
+      <w:r>
+        <w:rPr>
+          <w:rFonts w:hint="eastAsia" w:ascii="Cascadia Mono" w:hAnsi="Cascadia Mono" w:eastAsia="Cascadia Mono"/>
+          <w:color w:val="000000"/>
+          <w:sz w:val="19"/>
+          <w:szCs w:val="24"/>
+          <w:highlight w:val="white"/>
+        </w:rPr>
+        <w:t xml:space="preserve"> </w:t>
+      </w:r>
+      <w:r>
+        <w:rPr>
+          <w:rFonts w:hint="eastAsia" w:ascii="Cascadia Mono" w:hAnsi="Cascadia Mono" w:eastAsia="Cascadia Mono"/>
+          <w:i/>
+          <w:color w:val="0000FF"/>
+          <w:sz w:val="19"/>
+          <w:szCs w:val="24"/>
+          <w:highlight w:val="white"/>
+        </w:rPr>
+        <w:t>FRotator</w:t>
+      </w:r>
+      <w:r>
+        <w:rPr>
+          <w:rFonts w:hint="eastAsia" w:ascii="Cascadia Mono" w:hAnsi="Cascadia Mono" w:eastAsia="Cascadia Mono"/>
+          <w:color w:val="000000"/>
+          <w:sz w:val="19"/>
+          <w:szCs w:val="24"/>
+          <w:highlight w:val="white"/>
+        </w:rPr>
+        <w:t xml:space="preserve"> </w:t>
+      </w:r>
+      <w:r>
+        <w:rPr>
+          <w:rFonts w:hint="eastAsia" w:ascii="Cascadia Mono" w:hAnsi="Cascadia Mono" w:eastAsia="Cascadia Mono"/>
+          <w:color w:val="000080"/>
+          <w:sz w:val="19"/>
+          <w:szCs w:val="24"/>
+          <w:highlight w:val="white"/>
+        </w:rPr>
+        <w:t>TargetRot</w:t>
+      </w:r>
+      <w:r>
+        <w:rPr>
+          <w:rFonts w:hint="eastAsia" w:ascii="Cascadia Mono" w:hAnsi="Cascadia Mono" w:eastAsia="Cascadia Mono"/>
+          <w:color w:val="000000"/>
+          <w:sz w:val="19"/>
+          <w:szCs w:val="24"/>
+          <w:highlight w:val="white"/>
+        </w:rPr>
+        <w:t xml:space="preserve"> = </w:t>
+      </w:r>
+      <w:r>
+        <w:rPr>
+          <w:rFonts w:hint="eastAsia" w:ascii="Cascadia Mono" w:hAnsi="Cascadia Mono" w:eastAsia="Cascadia Mono"/>
+          <w:i/>
+          <w:color w:val="0000FF"/>
+          <w:sz w:val="19"/>
+          <w:szCs w:val="24"/>
+          <w:highlight w:val="white"/>
+        </w:rPr>
+        <w:t>FMath</w:t>
+      </w:r>
+      <w:r>
+        <w:rPr>
+          <w:rFonts w:hint="eastAsia" w:ascii="Cascadia Mono" w:hAnsi="Cascadia Mono" w:eastAsia="Cascadia Mono"/>
+          <w:color w:val="000000"/>
+          <w:sz w:val="19"/>
+          <w:szCs w:val="24"/>
+          <w:highlight w:val="white"/>
+        </w:rPr>
+        <w:t>::</w:t>
+      </w:r>
+      <w:r>
+        <w:rPr>
+          <w:rFonts w:hint="eastAsia" w:ascii="Cascadia Mono" w:hAnsi="Cascadia Mono" w:eastAsia="Cascadia Mono"/>
+          <w:i/>
+          <w:color w:val="880000"/>
+          <w:sz w:val="19"/>
+          <w:szCs w:val="24"/>
+          <w:highlight w:val="white"/>
+        </w:rPr>
+        <w:t>RInterpTo</w:t>
+      </w:r>
+      <w:r>
+        <w:rPr>
+          <w:rFonts w:hint="eastAsia" w:ascii="Cascadia Mono" w:hAnsi="Cascadia Mono" w:eastAsia="Cascadia Mono"/>
+          <w:color w:val="000000"/>
+          <w:sz w:val="19"/>
+          <w:szCs w:val="24"/>
+          <w:highlight w:val="white"/>
+        </w:rPr>
+        <w:t>(</w:t>
+      </w:r>
+      <w:r>
+        <w:rPr>
+          <w:rFonts w:hint="eastAsia" w:ascii="Cascadia Mono" w:hAnsi="Cascadia Mono" w:eastAsia="Cascadia Mono"/>
+          <w:color w:val="000080"/>
+          <w:sz w:val="19"/>
+          <w:szCs w:val="24"/>
+          <w:highlight w:val="white"/>
+        </w:rPr>
+        <w:t>MemoryPtr</w:t>
+      </w:r>
+      <w:r>
+        <w:rPr>
+          <w:rFonts w:hint="eastAsia" w:ascii="Cascadia Mono" w:hAnsi="Cascadia Mono" w:eastAsia="Cascadia Mono"/>
+          <w:color w:val="000000"/>
+          <w:sz w:val="19"/>
+          <w:szCs w:val="24"/>
+          <w:highlight w:val="white"/>
+        </w:rPr>
+        <w:t>-&gt;</w:t>
+      </w:r>
+      <w:r>
+        <w:rPr>
+          <w:rFonts w:hint="eastAsia" w:ascii="Cascadia Mono" w:hAnsi="Cascadia Mono" w:eastAsia="Cascadia Mono"/>
+          <w:color w:val="000080"/>
+          <w:sz w:val="19"/>
+          <w:szCs w:val="24"/>
+          <w:highlight w:val="white"/>
+        </w:rPr>
+        <w:t>OwningPawn</w:t>
+      </w:r>
+      <w:r>
+        <w:rPr>
+          <w:rFonts w:hint="eastAsia" w:ascii="Cascadia Mono" w:hAnsi="Cascadia Mono" w:eastAsia="Cascadia Mono"/>
+          <w:color w:val="008080"/>
+          <w:sz w:val="19"/>
+          <w:szCs w:val="24"/>
+          <w:highlight w:val="white"/>
+        </w:rPr>
+        <w:t>-&gt;</w:t>
+      </w:r>
+      <w:r>
+        <w:rPr>
+          <w:rFonts w:hint="eastAsia" w:ascii="Cascadia Mono" w:hAnsi="Cascadia Mono" w:eastAsia="Cascadia Mono"/>
+          <w:i/>
+          <w:color w:val="880000"/>
+          <w:sz w:val="19"/>
+          <w:szCs w:val="24"/>
+          <w:highlight w:val="white"/>
+        </w:rPr>
+        <w:t>GetActorRotation</w:t>
+      </w:r>
+      <w:r>
+        <w:rPr>
+          <w:rFonts w:hint="eastAsia" w:ascii="Cascadia Mono" w:hAnsi="Cascadia Mono" w:eastAsia="Cascadia Mono"/>
+          <w:color w:val="000000"/>
+          <w:sz w:val="19"/>
+          <w:szCs w:val="24"/>
+          <w:highlight w:val="white"/>
+        </w:rPr>
+        <w:t xml:space="preserve">(), </w:t>
+      </w:r>
+      <w:r>
+        <w:rPr>
+          <w:rFonts w:hint="eastAsia" w:ascii="Cascadia Mono" w:hAnsi="Cascadia Mono" w:eastAsia="Cascadia Mono"/>
+          <w:color w:val="000080"/>
+          <w:sz w:val="19"/>
+          <w:szCs w:val="24"/>
+          <w:highlight w:val="white"/>
+        </w:rPr>
+        <w:t>LookAtRot</w:t>
+      </w:r>
+      <w:r>
+        <w:rPr>
+          <w:rFonts w:hint="eastAsia" w:ascii="Cascadia Mono" w:hAnsi="Cascadia Mono" w:eastAsia="Cascadia Mono"/>
+          <w:color w:val="000000"/>
+          <w:sz w:val="19"/>
+          <w:szCs w:val="24"/>
+          <w:highlight w:val="white"/>
+        </w:rPr>
+        <w:t xml:space="preserve">, </w:t>
+      </w:r>
+      <w:r>
+        <w:rPr>
+          <w:rFonts w:hint="eastAsia" w:ascii="Cascadia Mono" w:hAnsi="Cascadia Mono" w:eastAsia="Cascadia Mono"/>
+          <w:color w:val="000080"/>
+          <w:sz w:val="19"/>
+          <w:szCs w:val="24"/>
+          <w:highlight w:val="white"/>
+        </w:rPr>
+        <w:t>DeltaSeconds</w:t>
+      </w:r>
+      <w:r>
+        <w:rPr>
+          <w:rFonts w:hint="eastAsia" w:ascii="Cascadia Mono" w:hAnsi="Cascadia Mono" w:eastAsia="Cascadia Mono"/>
+          <w:color w:val="000000"/>
+          <w:sz w:val="19"/>
+          <w:szCs w:val="24"/>
+          <w:highlight w:val="white"/>
+        </w:rPr>
+        <w:t xml:space="preserve">, </w:t>
+      </w:r>
+      <w:r>
+        <w:rPr>
+          <w:rFonts w:hint="eastAsia" w:ascii="Cascadia Mono" w:hAnsi="Cascadia Mono" w:eastAsia="Cascadia Mono"/>
+          <w:color w:val="000080"/>
+          <w:sz w:val="19"/>
+          <w:szCs w:val="24"/>
+          <w:highlight w:val="white"/>
+        </w:rPr>
+        <w:t>RotationInterpSpeed</w:t>
+      </w:r>
+      <w:r>
+        <w:rPr>
+          <w:rFonts w:hint="eastAsia" w:ascii="Cascadia Mono" w:hAnsi="Cascadia Mono" w:eastAsia="Cascadia Mono"/>
+          <w:color w:val="000000"/>
+          <w:sz w:val="19"/>
+          <w:szCs w:val="24"/>
+          <w:highlight w:val="white"/>
+        </w:rPr>
+        <w:t>);</w:t>
+      </w:r>
+    </w:p>
+    <w:p>
+      <w:pPr>
+        <w:spacing w:beforeLines="0" w:afterLines="0"/>
+        <w:jc w:val="left"/>
+        <w:rPr>
+          <w:rFonts w:hint="eastAsia" w:ascii="Cascadia Mono" w:hAnsi="Cascadia Mono" w:eastAsia="Cascadia Mono"/>
+          <w:color w:val="000000"/>
+          <w:sz w:val="19"/>
+          <w:szCs w:val="24"/>
+          <w:highlight w:val="white"/>
+        </w:rPr>
+      </w:pPr>
+      <w:r>
+        <w:rPr>
+          <w:rFonts w:hint="eastAsia" w:ascii="Cascadia Mono" w:hAnsi="Cascadia Mono" w:eastAsia="Cascadia Mono"/>
+          <w:color w:val="000000"/>
+          <w:sz w:val="19"/>
+          <w:szCs w:val="24"/>
+          <w:highlight w:val="white"/>
+        </w:rPr>
+        <w:tab/>
+      </w:r>
+      <w:r>
+        <w:rPr>
+          <w:rFonts w:hint="eastAsia" w:ascii="Cascadia Mono" w:hAnsi="Cascadia Mono" w:eastAsia="Cascadia Mono"/>
+          <w:color w:val="000000"/>
+          <w:sz w:val="19"/>
+          <w:szCs w:val="24"/>
+          <w:highlight w:val="white"/>
+        </w:rPr>
+        <w:tab/>
+      </w:r>
+      <w:r>
+        <w:rPr>
+          <w:rFonts w:hint="eastAsia" w:ascii="Cascadia Mono" w:hAnsi="Cascadia Mono" w:eastAsia="Cascadia Mono"/>
+          <w:color w:val="000080"/>
+          <w:sz w:val="19"/>
+          <w:szCs w:val="24"/>
+          <w:highlight w:val="white"/>
+        </w:rPr>
+        <w:t>MemoryPtr</w:t>
+      </w:r>
+      <w:r>
+        <w:rPr>
+          <w:rFonts w:hint="eastAsia" w:ascii="Cascadia Mono" w:hAnsi="Cascadia Mono" w:eastAsia="Cascadia Mono"/>
+          <w:color w:val="000000"/>
+          <w:sz w:val="19"/>
+          <w:szCs w:val="24"/>
+          <w:highlight w:val="white"/>
+        </w:rPr>
+        <w:t>-&gt;</w:t>
+      </w:r>
+      <w:r>
+        <w:rPr>
+          <w:rFonts w:hint="eastAsia" w:ascii="Cascadia Mono" w:hAnsi="Cascadia Mono" w:eastAsia="Cascadia Mono"/>
+          <w:color w:val="000080"/>
+          <w:sz w:val="19"/>
+          <w:szCs w:val="24"/>
+          <w:highlight w:val="white"/>
+        </w:rPr>
+        <w:t>OwningPawn</w:t>
+      </w:r>
+      <w:r>
+        <w:rPr>
+          <w:rFonts w:hint="eastAsia" w:ascii="Cascadia Mono" w:hAnsi="Cascadia Mono" w:eastAsia="Cascadia Mono"/>
+          <w:color w:val="008080"/>
+          <w:sz w:val="19"/>
+          <w:szCs w:val="24"/>
+          <w:highlight w:val="white"/>
+        </w:rPr>
+        <w:t>-&gt;</w:t>
+      </w:r>
+      <w:r>
+        <w:rPr>
+          <w:rFonts w:hint="eastAsia" w:ascii="Cascadia Mono" w:hAnsi="Cascadia Mono" w:eastAsia="Cascadia Mono"/>
+          <w:i/>
+          <w:color w:val="880000"/>
+          <w:sz w:val="19"/>
+          <w:szCs w:val="24"/>
+          <w:highlight w:val="white"/>
+        </w:rPr>
+        <w:t>SetActorRotation</w:t>
+      </w:r>
+      <w:r>
+        <w:rPr>
+          <w:rFonts w:hint="eastAsia" w:ascii="Cascadia Mono" w:hAnsi="Cascadia Mono" w:eastAsia="Cascadia Mono"/>
+          <w:color w:val="000000"/>
+          <w:sz w:val="19"/>
+          <w:szCs w:val="24"/>
+          <w:highlight w:val="white"/>
+        </w:rPr>
+        <w:t>(</w:t>
+      </w:r>
+      <w:r>
+        <w:rPr>
+          <w:rFonts w:hint="eastAsia" w:ascii="Cascadia Mono" w:hAnsi="Cascadia Mono" w:eastAsia="Cascadia Mono"/>
+          <w:color w:val="000080"/>
+          <w:sz w:val="19"/>
+          <w:szCs w:val="24"/>
+          <w:highlight w:val="white"/>
+        </w:rPr>
+        <w:t>TargetRot</w:t>
+      </w:r>
+      <w:r>
+        <w:rPr>
+          <w:rFonts w:hint="eastAsia" w:ascii="Cascadia Mono" w:hAnsi="Cascadia Mono" w:eastAsia="Cascadia Mono"/>
+          <w:color w:val="000000"/>
+          <w:sz w:val="19"/>
+          <w:szCs w:val="24"/>
+          <w:highlight w:val="white"/>
+        </w:rPr>
+        <w:t>);</w:t>
+      </w:r>
+    </w:p>
+    <w:p>
+      <w:pPr>
+        <w:spacing w:beforeLines="0" w:afterLines="0"/>
+        <w:jc w:val="left"/>
+        <w:rPr>
+          <w:rFonts w:hint="eastAsia" w:ascii="Cascadia Mono" w:hAnsi="Cascadia Mono" w:eastAsia="Cascadia Mono"/>
+          <w:color w:val="000000"/>
+          <w:sz w:val="19"/>
+          <w:szCs w:val="24"/>
+          <w:highlight w:val="white"/>
+        </w:rPr>
+      </w:pPr>
+      <w:r>
+        <w:rPr>
+          <w:rFonts w:hint="eastAsia" w:ascii="Cascadia Mono" w:hAnsi="Cascadia Mono" w:eastAsia="Cascadia Mono"/>
+          <w:color w:val="000000"/>
+          <w:sz w:val="19"/>
+          <w:szCs w:val="24"/>
+          <w:highlight w:val="white"/>
+        </w:rPr>
+        <w:tab/>
+      </w:r>
+      <w:r>
+        <w:rPr>
+          <w:rFonts w:hint="eastAsia" w:ascii="Cascadia Mono" w:hAnsi="Cascadia Mono" w:eastAsia="Cascadia Mono"/>
+          <w:color w:val="000000"/>
+          <w:sz w:val="19"/>
+          <w:szCs w:val="24"/>
+          <w:highlight w:val="white"/>
+        </w:rPr>
+        <w:t>}</w:t>
+      </w:r>
+    </w:p>
+    <w:p>
+      <w:pPr>
+        <w:spacing w:beforeLines="0" w:afterLines="0"/>
+        <w:jc w:val="left"/>
+        <w:rPr>
+          <w:rFonts w:hint="eastAsia" w:ascii="Cascadia Mono" w:hAnsi="Cascadia Mono" w:eastAsia="Cascadia Mono"/>
+          <w:color w:val="000000"/>
+          <w:sz w:val="19"/>
+          <w:szCs w:val="24"/>
+          <w:highlight w:val="white"/>
+        </w:rPr>
+      </w:pPr>
+      <w:r>
+        <w:rPr>
+          <w:rFonts w:hint="eastAsia" w:ascii="Cascadia Mono" w:hAnsi="Cascadia Mono" w:eastAsia="Cascadia Mono"/>
+          <w:color w:val="000000"/>
+          <w:sz w:val="19"/>
+          <w:szCs w:val="24"/>
+          <w:highlight w:val="white"/>
+        </w:rPr>
+        <w:t>}</w:t>
+      </w:r>
+    </w:p>
+    <w:p>
+      <w:pPr>
+        <w:spacing w:beforeLines="0" w:afterLines="0"/>
+        <w:jc w:val="left"/>
+        <w:rPr>
+          <w:rFonts w:hint="eastAsia" w:ascii="Cascadia Mono" w:hAnsi="Cascadia Mono" w:eastAsia="Cascadia Mono"/>
+          <w:color w:val="000000"/>
+          <w:sz w:val="19"/>
+          <w:szCs w:val="24"/>
+          <w:highlight w:val="white"/>
+        </w:rPr>
+      </w:pPr>
+    </w:p>
+    <w:p>
+      <w:pPr>
+        <w:spacing w:beforeLines="0" w:afterLines="0"/>
+        <w:jc w:val="left"/>
+        <w:rPr>
+          <w:rFonts w:hint="eastAsia" w:ascii="Cascadia Mono" w:hAnsi="Cascadia Mono" w:eastAsia="Cascadia Mono"/>
+          <w:color w:val="000000"/>
+          <w:sz w:val="19"/>
+          <w:szCs w:val="24"/>
+          <w:highlight w:val="white"/>
+        </w:rPr>
+      </w:pPr>
+      <w:r>
+        <w:rPr>
+          <w:rFonts w:hint="eastAsia" w:ascii="Cascadia Mono" w:hAnsi="Cascadia Mono" w:eastAsia="Cascadia Mono"/>
+          <w:color w:val="0000FF"/>
+          <w:sz w:val="19"/>
+          <w:szCs w:val="24"/>
+          <w:highlight w:val="white"/>
+        </w:rPr>
+        <w:t>bool</w:t>
+      </w:r>
+      <w:r>
+        <w:rPr>
+          <w:rFonts w:hint="eastAsia" w:ascii="Cascadia Mono" w:hAnsi="Cascadia Mono" w:eastAsia="Cascadia Mono"/>
+          <w:color w:val="000000"/>
+          <w:sz w:val="19"/>
+          <w:szCs w:val="24"/>
+          <w:highlight w:val="white"/>
+        </w:rPr>
+        <w:t xml:space="preserve"> </w:t>
+      </w:r>
+      <w:r>
+        <w:rPr>
+          <w:rFonts w:hint="eastAsia" w:ascii="Cascadia Mono" w:hAnsi="Cascadia Mono" w:eastAsia="Cascadia Mono"/>
+          <w:color w:val="0000FF"/>
+          <w:sz w:val="19"/>
+          <w:szCs w:val="24"/>
+          <w:highlight w:val="white"/>
+        </w:rPr>
+        <w:t>UBTTask_RotateToFaceTarget</w:t>
+      </w:r>
+      <w:r>
+        <w:rPr>
+          <w:rFonts w:hint="eastAsia" w:ascii="Cascadia Mono" w:hAnsi="Cascadia Mono" w:eastAsia="Cascadia Mono"/>
+          <w:color w:val="000000"/>
+          <w:sz w:val="19"/>
+          <w:szCs w:val="24"/>
+          <w:highlight w:val="white"/>
+        </w:rPr>
+        <w:t>::</w:t>
+      </w:r>
+      <w:r>
+        <w:rPr>
+          <w:rFonts w:hint="eastAsia" w:ascii="Cascadia Mono" w:hAnsi="Cascadia Mono" w:eastAsia="Cascadia Mono"/>
+          <w:color w:val="880000"/>
+          <w:sz w:val="19"/>
+          <w:szCs w:val="24"/>
+          <w:highlight w:val="white"/>
+        </w:rPr>
+        <w:t>HasReachedAnglePercision</w:t>
+      </w:r>
+      <w:r>
+        <w:rPr>
+          <w:rFonts w:hint="eastAsia" w:ascii="Cascadia Mono" w:hAnsi="Cascadia Mono" w:eastAsia="Cascadia Mono"/>
+          <w:color w:val="000000"/>
+          <w:sz w:val="19"/>
+          <w:szCs w:val="24"/>
+          <w:highlight w:val="white"/>
+        </w:rPr>
+        <w:t>(</w:t>
+      </w:r>
+      <w:r>
+        <w:rPr>
+          <w:rFonts w:hint="eastAsia" w:ascii="Cascadia Mono" w:hAnsi="Cascadia Mono" w:eastAsia="Cascadia Mono"/>
+          <w:i/>
+          <w:color w:val="0000FF"/>
+          <w:sz w:val="19"/>
+          <w:szCs w:val="24"/>
+          <w:highlight w:val="white"/>
+        </w:rPr>
+        <w:t>APawn</w:t>
+      </w:r>
+      <w:r>
+        <w:rPr>
+          <w:rFonts w:hint="eastAsia" w:ascii="Cascadia Mono" w:hAnsi="Cascadia Mono" w:eastAsia="Cascadia Mono"/>
+          <w:color w:val="000000"/>
+          <w:sz w:val="19"/>
+          <w:szCs w:val="24"/>
+          <w:highlight w:val="white"/>
+        </w:rPr>
+        <w:t xml:space="preserve">* </w:t>
+      </w:r>
+      <w:r>
+        <w:rPr>
+          <w:rFonts w:hint="eastAsia" w:ascii="Cascadia Mono" w:hAnsi="Cascadia Mono" w:eastAsia="Cascadia Mono"/>
+          <w:color w:val="000080"/>
+          <w:sz w:val="19"/>
+          <w:szCs w:val="24"/>
+          <w:highlight w:val="white"/>
+        </w:rPr>
+        <w:t>QueryPawn</w:t>
+      </w:r>
+      <w:r>
+        <w:rPr>
+          <w:rFonts w:hint="eastAsia" w:ascii="Cascadia Mono" w:hAnsi="Cascadia Mono" w:eastAsia="Cascadia Mono"/>
+          <w:color w:val="000000"/>
+          <w:sz w:val="19"/>
+          <w:szCs w:val="24"/>
+          <w:highlight w:val="white"/>
+        </w:rPr>
+        <w:t xml:space="preserve">, </w:t>
+      </w:r>
+      <w:r>
+        <w:rPr>
+          <w:rFonts w:hint="eastAsia" w:ascii="Cascadia Mono" w:hAnsi="Cascadia Mono" w:eastAsia="Cascadia Mono"/>
+          <w:i/>
+          <w:color w:val="0000FF"/>
+          <w:sz w:val="19"/>
+          <w:szCs w:val="24"/>
+          <w:highlight w:val="white"/>
+        </w:rPr>
+        <w:t>AActor</w:t>
+      </w:r>
+      <w:r>
+        <w:rPr>
+          <w:rFonts w:hint="eastAsia" w:ascii="Cascadia Mono" w:hAnsi="Cascadia Mono" w:eastAsia="Cascadia Mono"/>
+          <w:color w:val="000000"/>
+          <w:sz w:val="19"/>
+          <w:szCs w:val="24"/>
+          <w:highlight w:val="white"/>
+        </w:rPr>
+        <w:t xml:space="preserve">* </w:t>
+      </w:r>
+      <w:r>
+        <w:rPr>
+          <w:rFonts w:hint="eastAsia" w:ascii="Cascadia Mono" w:hAnsi="Cascadia Mono" w:eastAsia="Cascadia Mono"/>
+          <w:color w:val="000080"/>
+          <w:sz w:val="19"/>
+          <w:szCs w:val="24"/>
+          <w:highlight w:val="white"/>
+        </w:rPr>
+        <w:t>TargetActor</w:t>
+      </w:r>
+      <w:r>
+        <w:rPr>
+          <w:rFonts w:hint="eastAsia" w:ascii="Cascadia Mono" w:hAnsi="Cascadia Mono" w:eastAsia="Cascadia Mono"/>
+          <w:color w:val="000000"/>
+          <w:sz w:val="19"/>
+          <w:szCs w:val="24"/>
+          <w:highlight w:val="white"/>
+        </w:rPr>
+        <w:t xml:space="preserve">) </w:t>
+      </w:r>
+      <w:r>
+        <w:rPr>
+          <w:rFonts w:hint="eastAsia" w:ascii="Cascadia Mono" w:hAnsi="Cascadia Mono" w:eastAsia="Cascadia Mono"/>
+          <w:color w:val="0000FF"/>
+          <w:sz w:val="19"/>
+          <w:szCs w:val="24"/>
+          <w:highlight w:val="white"/>
+        </w:rPr>
+        <w:t>const</w:t>
+      </w:r>
+    </w:p>
+    <w:p>
+      <w:pPr>
+        <w:spacing w:beforeLines="0" w:afterLines="0"/>
+        <w:jc w:val="left"/>
+        <w:rPr>
+          <w:rFonts w:hint="eastAsia" w:ascii="Cascadia Mono" w:hAnsi="Cascadia Mono" w:eastAsia="Cascadia Mono"/>
+          <w:color w:val="000000"/>
+          <w:sz w:val="19"/>
+          <w:szCs w:val="24"/>
+          <w:highlight w:val="white"/>
+        </w:rPr>
+      </w:pPr>
+      <w:r>
+        <w:rPr>
+          <w:rFonts w:hint="eastAsia" w:ascii="Cascadia Mono" w:hAnsi="Cascadia Mono" w:eastAsia="Cascadia Mono"/>
+          <w:color w:val="000000"/>
+          <w:sz w:val="19"/>
+          <w:szCs w:val="24"/>
+          <w:highlight w:val="white"/>
+        </w:rPr>
+        <w:t>{</w:t>
+      </w:r>
+    </w:p>
+    <w:p>
+      <w:pPr>
+        <w:spacing w:beforeLines="0" w:afterLines="0"/>
+        <w:jc w:val="left"/>
+        <w:rPr>
+          <w:rFonts w:hint="eastAsia" w:ascii="Cascadia Mono" w:hAnsi="Cascadia Mono" w:eastAsia="Cascadia Mono"/>
+          <w:color w:val="000000"/>
+          <w:sz w:val="19"/>
+          <w:szCs w:val="24"/>
+          <w:highlight w:val="white"/>
+        </w:rPr>
+      </w:pPr>
+      <w:r>
+        <w:rPr>
+          <w:rFonts w:hint="eastAsia" w:ascii="Cascadia Mono" w:hAnsi="Cascadia Mono" w:eastAsia="Cascadia Mono"/>
+          <w:color w:val="000000"/>
+          <w:sz w:val="19"/>
+          <w:szCs w:val="24"/>
+          <w:highlight w:val="white"/>
+        </w:rPr>
+        <w:tab/>
+      </w:r>
+      <w:r>
+        <w:rPr>
+          <w:rFonts w:hint="eastAsia" w:ascii="Cascadia Mono" w:hAnsi="Cascadia Mono" w:eastAsia="Cascadia Mono"/>
+          <w:color w:val="0000FF"/>
+          <w:sz w:val="19"/>
+          <w:szCs w:val="24"/>
+          <w:highlight w:val="white"/>
+        </w:rPr>
+        <w:t>const</w:t>
+      </w:r>
+      <w:r>
+        <w:rPr>
+          <w:rFonts w:hint="eastAsia" w:ascii="Cascadia Mono" w:hAnsi="Cascadia Mono" w:eastAsia="Cascadia Mono"/>
+          <w:color w:val="000000"/>
+          <w:sz w:val="19"/>
+          <w:szCs w:val="24"/>
+          <w:highlight w:val="white"/>
+        </w:rPr>
+        <w:t xml:space="preserve"> </w:t>
+      </w:r>
+      <w:r>
+        <w:rPr>
+          <w:rFonts w:hint="eastAsia" w:ascii="Cascadia Mono" w:hAnsi="Cascadia Mono" w:eastAsia="Cascadia Mono"/>
+          <w:i/>
+          <w:color w:val="A000A0"/>
+          <w:sz w:val="19"/>
+          <w:szCs w:val="24"/>
+          <w:highlight w:val="white"/>
+        </w:rPr>
+        <w:t>FVector</w:t>
+      </w:r>
+      <w:r>
+        <w:rPr>
+          <w:rFonts w:hint="eastAsia" w:ascii="Cascadia Mono" w:hAnsi="Cascadia Mono" w:eastAsia="Cascadia Mono"/>
+          <w:color w:val="000000"/>
+          <w:sz w:val="19"/>
+          <w:szCs w:val="24"/>
+          <w:highlight w:val="white"/>
+        </w:rPr>
+        <w:t xml:space="preserve"> </w:t>
+      </w:r>
+      <w:r>
+        <w:rPr>
+          <w:rFonts w:hint="eastAsia" w:ascii="Cascadia Mono" w:hAnsi="Cascadia Mono" w:eastAsia="Cascadia Mono"/>
+          <w:color w:val="000080"/>
+          <w:sz w:val="19"/>
+          <w:szCs w:val="24"/>
+          <w:highlight w:val="white"/>
+        </w:rPr>
+        <w:t>OwnerForward</w:t>
+      </w:r>
+      <w:r>
+        <w:rPr>
+          <w:rFonts w:hint="eastAsia" w:ascii="Cascadia Mono" w:hAnsi="Cascadia Mono" w:eastAsia="Cascadia Mono"/>
+          <w:color w:val="000000"/>
+          <w:sz w:val="19"/>
+          <w:szCs w:val="24"/>
+          <w:highlight w:val="white"/>
+        </w:rPr>
+        <w:t xml:space="preserve"> = </w:t>
+      </w:r>
+      <w:r>
+        <w:rPr>
+          <w:rFonts w:hint="eastAsia" w:ascii="Cascadia Mono" w:hAnsi="Cascadia Mono" w:eastAsia="Cascadia Mono"/>
+          <w:color w:val="000080"/>
+          <w:sz w:val="19"/>
+          <w:szCs w:val="24"/>
+          <w:highlight w:val="white"/>
+        </w:rPr>
+        <w:t>QueryPawn</w:t>
+      </w:r>
+      <w:r>
+        <w:rPr>
+          <w:rFonts w:hint="eastAsia" w:ascii="Cascadia Mono" w:hAnsi="Cascadia Mono" w:eastAsia="Cascadia Mono"/>
+          <w:color w:val="000000"/>
+          <w:sz w:val="19"/>
+          <w:szCs w:val="24"/>
+          <w:highlight w:val="white"/>
+        </w:rPr>
+        <w:t>-&gt;</w:t>
+      </w:r>
+      <w:r>
+        <w:rPr>
+          <w:rFonts w:hint="eastAsia" w:ascii="Cascadia Mono" w:hAnsi="Cascadia Mono" w:eastAsia="Cascadia Mono"/>
+          <w:i/>
+          <w:color w:val="880000"/>
+          <w:sz w:val="19"/>
+          <w:szCs w:val="24"/>
+          <w:highlight w:val="white"/>
+        </w:rPr>
+        <w:t>GetActorForwardVector</w:t>
+      </w:r>
+      <w:r>
+        <w:rPr>
+          <w:rFonts w:hint="eastAsia" w:ascii="Cascadia Mono" w:hAnsi="Cascadia Mono" w:eastAsia="Cascadia Mono"/>
+          <w:color w:val="000000"/>
+          <w:sz w:val="19"/>
+          <w:szCs w:val="24"/>
+          <w:highlight w:val="white"/>
+        </w:rPr>
+        <w:t>();</w:t>
+      </w:r>
+    </w:p>
+    <w:p>
+      <w:pPr>
+        <w:spacing w:beforeLines="0" w:afterLines="0"/>
+        <w:jc w:val="left"/>
+        <w:rPr>
+          <w:rFonts w:hint="eastAsia" w:ascii="Cascadia Mono" w:hAnsi="Cascadia Mono" w:eastAsia="Cascadia Mono"/>
+          <w:color w:val="000000"/>
+          <w:sz w:val="19"/>
+          <w:szCs w:val="24"/>
+          <w:highlight w:val="white"/>
+        </w:rPr>
+      </w:pPr>
+      <w:r>
+        <w:rPr>
+          <w:rFonts w:hint="eastAsia" w:ascii="Cascadia Mono" w:hAnsi="Cascadia Mono" w:eastAsia="Cascadia Mono"/>
+          <w:color w:val="000000"/>
+          <w:sz w:val="19"/>
+          <w:szCs w:val="24"/>
+          <w:highlight w:val="white"/>
+        </w:rPr>
+        <w:tab/>
+      </w:r>
+      <w:r>
+        <w:rPr>
+          <w:rFonts w:hint="eastAsia" w:ascii="Cascadia Mono" w:hAnsi="Cascadia Mono" w:eastAsia="Cascadia Mono"/>
+          <w:color w:val="0000FF"/>
+          <w:sz w:val="19"/>
+          <w:szCs w:val="24"/>
+          <w:highlight w:val="white"/>
+        </w:rPr>
+        <w:t>const</w:t>
+      </w:r>
+      <w:r>
+        <w:rPr>
+          <w:rFonts w:hint="eastAsia" w:ascii="Cascadia Mono" w:hAnsi="Cascadia Mono" w:eastAsia="Cascadia Mono"/>
+          <w:color w:val="000000"/>
+          <w:sz w:val="19"/>
+          <w:szCs w:val="24"/>
+          <w:highlight w:val="white"/>
+        </w:rPr>
+        <w:t xml:space="preserve"> </w:t>
+      </w:r>
+      <w:r>
+        <w:rPr>
+          <w:rFonts w:hint="eastAsia" w:ascii="Cascadia Mono" w:hAnsi="Cascadia Mono" w:eastAsia="Cascadia Mono"/>
+          <w:i/>
+          <w:color w:val="A000A0"/>
+          <w:sz w:val="19"/>
+          <w:szCs w:val="24"/>
+          <w:highlight w:val="white"/>
+        </w:rPr>
+        <w:t>FVector</w:t>
+      </w:r>
+      <w:r>
+        <w:rPr>
+          <w:rFonts w:hint="eastAsia" w:ascii="Cascadia Mono" w:hAnsi="Cascadia Mono" w:eastAsia="Cascadia Mono"/>
+          <w:color w:val="000000"/>
+          <w:sz w:val="19"/>
+          <w:szCs w:val="24"/>
+          <w:highlight w:val="white"/>
+        </w:rPr>
+        <w:t xml:space="preserve"> </w:t>
+      </w:r>
+      <w:r>
+        <w:rPr>
+          <w:rFonts w:hint="eastAsia" w:ascii="Cascadia Mono" w:hAnsi="Cascadia Mono" w:eastAsia="Cascadia Mono"/>
+          <w:color w:val="000080"/>
+          <w:sz w:val="19"/>
+          <w:szCs w:val="24"/>
+          <w:highlight w:val="white"/>
+        </w:rPr>
+        <w:t>OwnerToTargetNormalized</w:t>
+      </w:r>
+      <w:r>
+        <w:rPr>
+          <w:rFonts w:hint="eastAsia" w:ascii="Cascadia Mono" w:hAnsi="Cascadia Mono" w:eastAsia="Cascadia Mono"/>
+          <w:color w:val="000000"/>
+          <w:sz w:val="19"/>
+          <w:szCs w:val="24"/>
+          <w:highlight w:val="white"/>
+        </w:rPr>
+        <w:t xml:space="preserve"> = (</w:t>
+      </w:r>
+      <w:r>
+        <w:rPr>
+          <w:rFonts w:hint="eastAsia" w:ascii="Cascadia Mono" w:hAnsi="Cascadia Mono" w:eastAsia="Cascadia Mono"/>
+          <w:color w:val="000080"/>
+          <w:sz w:val="19"/>
+          <w:szCs w:val="24"/>
+          <w:highlight w:val="white"/>
+        </w:rPr>
+        <w:t>TargetActor</w:t>
+      </w:r>
+      <w:r>
+        <w:rPr>
+          <w:rFonts w:hint="eastAsia" w:ascii="Cascadia Mono" w:hAnsi="Cascadia Mono" w:eastAsia="Cascadia Mono"/>
+          <w:color w:val="000000"/>
+          <w:sz w:val="19"/>
+          <w:szCs w:val="24"/>
+          <w:highlight w:val="white"/>
+        </w:rPr>
+        <w:t>-&gt;</w:t>
+      </w:r>
+      <w:r>
+        <w:rPr>
+          <w:rFonts w:hint="eastAsia" w:ascii="Cascadia Mono" w:hAnsi="Cascadia Mono" w:eastAsia="Cascadia Mono"/>
+          <w:i/>
+          <w:color w:val="880000"/>
+          <w:sz w:val="19"/>
+          <w:szCs w:val="24"/>
+          <w:highlight w:val="white"/>
+        </w:rPr>
+        <w:t>GetActorLocation</w:t>
+      </w:r>
+      <w:r>
+        <w:rPr>
+          <w:rFonts w:hint="eastAsia" w:ascii="Cascadia Mono" w:hAnsi="Cascadia Mono" w:eastAsia="Cascadia Mono"/>
+          <w:color w:val="000000"/>
+          <w:sz w:val="19"/>
+          <w:szCs w:val="24"/>
+          <w:highlight w:val="white"/>
+        </w:rPr>
+        <w:t xml:space="preserve">() </w:t>
+      </w:r>
+      <w:r>
+        <w:rPr>
+          <w:rFonts w:hint="eastAsia" w:ascii="Cascadia Mono" w:hAnsi="Cascadia Mono" w:eastAsia="Cascadia Mono"/>
+          <w:color w:val="008080"/>
+          <w:sz w:val="19"/>
+          <w:szCs w:val="24"/>
+          <w:highlight w:val="white"/>
+        </w:rPr>
+        <w:t>-</w:t>
+      </w:r>
+      <w:r>
+        <w:rPr>
+          <w:rFonts w:hint="eastAsia" w:ascii="Cascadia Mono" w:hAnsi="Cascadia Mono" w:eastAsia="Cascadia Mono"/>
+          <w:color w:val="000000"/>
+          <w:sz w:val="19"/>
+          <w:szCs w:val="24"/>
+          <w:highlight w:val="white"/>
+        </w:rPr>
+        <w:t xml:space="preserve"> </w:t>
+      </w:r>
+      <w:r>
+        <w:rPr>
+          <w:rFonts w:hint="eastAsia" w:ascii="Cascadia Mono" w:hAnsi="Cascadia Mono" w:eastAsia="Cascadia Mono"/>
+          <w:color w:val="000080"/>
+          <w:sz w:val="19"/>
+          <w:szCs w:val="24"/>
+          <w:highlight w:val="white"/>
+        </w:rPr>
+        <w:t>QueryPawn</w:t>
+      </w:r>
+      <w:r>
+        <w:rPr>
+          <w:rFonts w:hint="eastAsia" w:ascii="Cascadia Mono" w:hAnsi="Cascadia Mono" w:eastAsia="Cascadia Mono"/>
+          <w:color w:val="000000"/>
+          <w:sz w:val="19"/>
+          <w:szCs w:val="24"/>
+          <w:highlight w:val="white"/>
+        </w:rPr>
+        <w:t>-&gt;</w:t>
+      </w:r>
+      <w:r>
+        <w:rPr>
+          <w:rFonts w:hint="eastAsia" w:ascii="Cascadia Mono" w:hAnsi="Cascadia Mono" w:eastAsia="Cascadia Mono"/>
+          <w:i/>
+          <w:color w:val="880000"/>
+          <w:sz w:val="19"/>
+          <w:szCs w:val="24"/>
+          <w:highlight w:val="white"/>
+        </w:rPr>
+        <w:t>GetActorLocation</w:t>
+      </w:r>
+      <w:r>
+        <w:rPr>
+          <w:rFonts w:hint="eastAsia" w:ascii="Cascadia Mono" w:hAnsi="Cascadia Mono" w:eastAsia="Cascadia Mono"/>
+          <w:color w:val="000000"/>
+          <w:sz w:val="19"/>
+          <w:szCs w:val="24"/>
+          <w:highlight w:val="white"/>
+        </w:rPr>
+        <w:t>()).</w:t>
+      </w:r>
+      <w:r>
+        <w:rPr>
+          <w:rFonts w:hint="eastAsia" w:ascii="Cascadia Mono" w:hAnsi="Cascadia Mono" w:eastAsia="Cascadia Mono"/>
+          <w:i/>
+          <w:color w:val="880000"/>
+          <w:sz w:val="19"/>
+          <w:szCs w:val="24"/>
+          <w:highlight w:val="white"/>
+        </w:rPr>
+        <w:t>GetSafeNormal</w:t>
+      </w:r>
+      <w:r>
+        <w:rPr>
+          <w:rFonts w:hint="eastAsia" w:ascii="Cascadia Mono" w:hAnsi="Cascadia Mono" w:eastAsia="Cascadia Mono"/>
+          <w:color w:val="000000"/>
+          <w:sz w:val="19"/>
+          <w:szCs w:val="24"/>
+          <w:highlight w:val="white"/>
+        </w:rPr>
+        <w:t>();</w:t>
+      </w:r>
+    </w:p>
+    <w:p>
+      <w:pPr>
+        <w:spacing w:beforeLines="0" w:afterLines="0"/>
+        <w:jc w:val="left"/>
+        <w:rPr>
+          <w:rFonts w:hint="eastAsia" w:ascii="Cascadia Mono" w:hAnsi="Cascadia Mono" w:eastAsia="Cascadia Mono"/>
+          <w:color w:val="000000"/>
+          <w:sz w:val="19"/>
+          <w:szCs w:val="24"/>
+          <w:highlight w:val="white"/>
+        </w:rPr>
+      </w:pPr>
+      <w:r>
+        <w:rPr>
+          <w:rFonts w:hint="eastAsia" w:ascii="Cascadia Mono" w:hAnsi="Cascadia Mono" w:eastAsia="Cascadia Mono"/>
+          <w:color w:val="000000"/>
+          <w:sz w:val="19"/>
+          <w:szCs w:val="24"/>
+          <w:highlight w:val="white"/>
+        </w:rPr>
+        <w:tab/>
+      </w:r>
+      <w:r>
+        <w:rPr>
+          <w:rFonts w:hint="eastAsia" w:ascii="Cascadia Mono" w:hAnsi="Cascadia Mono" w:eastAsia="Cascadia Mono"/>
+          <w:color w:val="0000FF"/>
+          <w:sz w:val="19"/>
+          <w:szCs w:val="24"/>
+          <w:highlight w:val="white"/>
+        </w:rPr>
+        <w:t>const</w:t>
+      </w:r>
+      <w:r>
+        <w:rPr>
+          <w:rFonts w:hint="eastAsia" w:ascii="Cascadia Mono" w:hAnsi="Cascadia Mono" w:eastAsia="Cascadia Mono"/>
+          <w:color w:val="000000"/>
+          <w:sz w:val="19"/>
+          <w:szCs w:val="24"/>
+          <w:highlight w:val="white"/>
+        </w:rPr>
+        <w:t xml:space="preserve"> </w:t>
+      </w:r>
+      <w:r>
+        <w:rPr>
+          <w:rFonts w:hint="eastAsia" w:ascii="Cascadia Mono" w:hAnsi="Cascadia Mono" w:eastAsia="Cascadia Mono"/>
+          <w:color w:val="0000FF"/>
+          <w:sz w:val="19"/>
+          <w:szCs w:val="24"/>
+          <w:highlight w:val="white"/>
+        </w:rPr>
+        <w:t>float</w:t>
+      </w:r>
+      <w:r>
+        <w:rPr>
+          <w:rFonts w:hint="eastAsia" w:ascii="Cascadia Mono" w:hAnsi="Cascadia Mono" w:eastAsia="Cascadia Mono"/>
+          <w:color w:val="000000"/>
+          <w:sz w:val="19"/>
+          <w:szCs w:val="24"/>
+          <w:highlight w:val="white"/>
+        </w:rPr>
+        <w:t xml:space="preserve"> </w:t>
+      </w:r>
+      <w:r>
+        <w:rPr>
+          <w:rFonts w:hint="eastAsia" w:ascii="Cascadia Mono" w:hAnsi="Cascadia Mono" w:eastAsia="Cascadia Mono"/>
+          <w:color w:val="000080"/>
+          <w:sz w:val="19"/>
+          <w:szCs w:val="24"/>
+          <w:highlight w:val="white"/>
+        </w:rPr>
+        <w:t>DotResult</w:t>
+      </w:r>
+      <w:r>
+        <w:rPr>
+          <w:rFonts w:hint="eastAsia" w:ascii="Cascadia Mono" w:hAnsi="Cascadia Mono" w:eastAsia="Cascadia Mono"/>
+          <w:color w:val="000000"/>
+          <w:sz w:val="19"/>
+          <w:szCs w:val="24"/>
+          <w:highlight w:val="white"/>
+        </w:rPr>
+        <w:t xml:space="preserve"> = </w:t>
+      </w:r>
+      <w:r>
+        <w:rPr>
+          <w:rFonts w:hint="eastAsia" w:ascii="Cascadia Mono" w:hAnsi="Cascadia Mono" w:eastAsia="Cascadia Mono"/>
+          <w:i/>
+          <w:color w:val="A000A0"/>
+          <w:sz w:val="19"/>
+          <w:szCs w:val="24"/>
+          <w:highlight w:val="white"/>
+        </w:rPr>
+        <w:t>FVector</w:t>
+      </w:r>
+      <w:r>
+        <w:rPr>
+          <w:rFonts w:hint="eastAsia" w:ascii="Cascadia Mono" w:hAnsi="Cascadia Mono" w:eastAsia="Cascadia Mono"/>
+          <w:color w:val="000000"/>
+          <w:sz w:val="19"/>
+          <w:szCs w:val="24"/>
+          <w:highlight w:val="white"/>
+        </w:rPr>
+        <w:t>::</w:t>
+      </w:r>
+      <w:r>
+        <w:rPr>
+          <w:rFonts w:hint="eastAsia" w:ascii="Cascadia Mono" w:hAnsi="Cascadia Mono" w:eastAsia="Cascadia Mono"/>
+          <w:i/>
+          <w:color w:val="880000"/>
+          <w:sz w:val="19"/>
+          <w:szCs w:val="24"/>
+          <w:highlight w:val="white"/>
+        </w:rPr>
+        <w:t>DotProduct</w:t>
+      </w:r>
+      <w:r>
+        <w:rPr>
+          <w:rFonts w:hint="eastAsia" w:ascii="Cascadia Mono" w:hAnsi="Cascadia Mono" w:eastAsia="Cascadia Mono"/>
+          <w:color w:val="000000"/>
+          <w:sz w:val="19"/>
+          <w:szCs w:val="24"/>
+          <w:highlight w:val="white"/>
+        </w:rPr>
+        <w:t>(</w:t>
+      </w:r>
+      <w:r>
+        <w:rPr>
+          <w:rFonts w:hint="eastAsia" w:ascii="Cascadia Mono" w:hAnsi="Cascadia Mono" w:eastAsia="Cascadia Mono"/>
+          <w:color w:val="000080"/>
+          <w:sz w:val="19"/>
+          <w:szCs w:val="24"/>
+          <w:highlight w:val="white"/>
+        </w:rPr>
+        <w:t>OwnerForward</w:t>
+      </w:r>
+      <w:r>
+        <w:rPr>
+          <w:rFonts w:hint="eastAsia" w:ascii="Cascadia Mono" w:hAnsi="Cascadia Mono" w:eastAsia="Cascadia Mono"/>
+          <w:color w:val="000000"/>
+          <w:sz w:val="19"/>
+          <w:szCs w:val="24"/>
+          <w:highlight w:val="white"/>
+        </w:rPr>
+        <w:t xml:space="preserve">, </w:t>
+      </w:r>
+      <w:r>
+        <w:rPr>
+          <w:rFonts w:hint="eastAsia" w:ascii="Cascadia Mono" w:hAnsi="Cascadia Mono" w:eastAsia="Cascadia Mono"/>
+          <w:color w:val="000080"/>
+          <w:sz w:val="19"/>
+          <w:szCs w:val="24"/>
+          <w:highlight w:val="white"/>
+        </w:rPr>
+        <w:t>OwnerToTargetNormalized</w:t>
+      </w:r>
+      <w:r>
+        <w:rPr>
+          <w:rFonts w:hint="eastAsia" w:ascii="Cascadia Mono" w:hAnsi="Cascadia Mono" w:eastAsia="Cascadia Mono"/>
+          <w:color w:val="000000"/>
+          <w:sz w:val="19"/>
+          <w:szCs w:val="24"/>
+          <w:highlight w:val="white"/>
+        </w:rPr>
+        <w:t>);</w:t>
+      </w:r>
+    </w:p>
+    <w:p>
+      <w:pPr>
+        <w:spacing w:beforeLines="0" w:afterLines="0"/>
+        <w:jc w:val="left"/>
+        <w:rPr>
+          <w:rFonts w:hint="eastAsia" w:ascii="Cascadia Mono" w:hAnsi="Cascadia Mono" w:eastAsia="Cascadia Mono"/>
+          <w:color w:val="000000"/>
+          <w:sz w:val="19"/>
+          <w:szCs w:val="24"/>
+          <w:highlight w:val="white"/>
+        </w:rPr>
+      </w:pPr>
+      <w:r>
+        <w:rPr>
+          <w:rFonts w:hint="eastAsia" w:ascii="Cascadia Mono" w:hAnsi="Cascadia Mono" w:eastAsia="Cascadia Mono"/>
+          <w:color w:val="000000"/>
+          <w:sz w:val="19"/>
+          <w:szCs w:val="24"/>
+          <w:highlight w:val="white"/>
+        </w:rPr>
+        <w:tab/>
+      </w:r>
+      <w:r>
+        <w:rPr>
+          <w:rFonts w:hint="eastAsia" w:ascii="Cascadia Mono" w:hAnsi="Cascadia Mono" w:eastAsia="Cascadia Mono"/>
+          <w:color w:val="0000FF"/>
+          <w:sz w:val="19"/>
+          <w:szCs w:val="24"/>
+          <w:highlight w:val="white"/>
+        </w:rPr>
+        <w:t>const</w:t>
+      </w:r>
+      <w:r>
+        <w:rPr>
+          <w:rFonts w:hint="eastAsia" w:ascii="Cascadia Mono" w:hAnsi="Cascadia Mono" w:eastAsia="Cascadia Mono"/>
+          <w:color w:val="000000"/>
+          <w:sz w:val="19"/>
+          <w:szCs w:val="24"/>
+          <w:highlight w:val="white"/>
+        </w:rPr>
+        <w:t xml:space="preserve"> </w:t>
+      </w:r>
+      <w:r>
+        <w:rPr>
+          <w:rFonts w:hint="eastAsia" w:ascii="Cascadia Mono" w:hAnsi="Cascadia Mono" w:eastAsia="Cascadia Mono"/>
+          <w:color w:val="0000FF"/>
+          <w:sz w:val="19"/>
+          <w:szCs w:val="24"/>
+          <w:highlight w:val="white"/>
+        </w:rPr>
+        <w:t>float</w:t>
+      </w:r>
+      <w:r>
+        <w:rPr>
+          <w:rFonts w:hint="eastAsia" w:ascii="Cascadia Mono" w:hAnsi="Cascadia Mono" w:eastAsia="Cascadia Mono"/>
+          <w:color w:val="000000"/>
+          <w:sz w:val="19"/>
+          <w:szCs w:val="24"/>
+          <w:highlight w:val="white"/>
+        </w:rPr>
+        <w:t xml:space="preserve"> </w:t>
+      </w:r>
+      <w:r>
+        <w:rPr>
+          <w:rFonts w:hint="eastAsia" w:ascii="Cascadia Mono" w:hAnsi="Cascadia Mono" w:eastAsia="Cascadia Mono"/>
+          <w:color w:val="000080"/>
+          <w:sz w:val="19"/>
+          <w:szCs w:val="24"/>
+          <w:highlight w:val="white"/>
+        </w:rPr>
+        <w:t>AngleDiff</w:t>
+      </w:r>
+      <w:r>
+        <w:rPr>
+          <w:rFonts w:hint="eastAsia" w:ascii="Cascadia Mono" w:hAnsi="Cascadia Mono" w:eastAsia="Cascadia Mono"/>
+          <w:color w:val="000000"/>
+          <w:sz w:val="19"/>
+          <w:szCs w:val="24"/>
+          <w:highlight w:val="white"/>
+        </w:rPr>
+        <w:t xml:space="preserve"> = </w:t>
+      </w:r>
+      <w:r>
+        <w:rPr>
+          <w:rFonts w:hint="eastAsia" w:ascii="Cascadia Mono" w:hAnsi="Cascadia Mono" w:eastAsia="Cascadia Mono"/>
+          <w:i/>
+          <w:color w:val="0000FF"/>
+          <w:sz w:val="19"/>
+          <w:szCs w:val="24"/>
+          <w:highlight w:val="white"/>
+        </w:rPr>
+        <w:t>UKismetMathLibrary</w:t>
+      </w:r>
+      <w:r>
+        <w:rPr>
+          <w:rFonts w:hint="eastAsia" w:ascii="Cascadia Mono" w:hAnsi="Cascadia Mono" w:eastAsia="Cascadia Mono"/>
+          <w:color w:val="000000"/>
+          <w:sz w:val="19"/>
+          <w:szCs w:val="24"/>
+          <w:highlight w:val="white"/>
+        </w:rPr>
+        <w:t>::</w:t>
+      </w:r>
+      <w:r>
+        <w:rPr>
+          <w:rFonts w:hint="eastAsia" w:ascii="Cascadia Mono" w:hAnsi="Cascadia Mono" w:eastAsia="Cascadia Mono"/>
+          <w:i/>
+          <w:color w:val="880000"/>
+          <w:sz w:val="19"/>
+          <w:szCs w:val="24"/>
+          <w:highlight w:val="white"/>
+        </w:rPr>
+        <w:t>DegAcos</w:t>
+      </w:r>
+      <w:r>
+        <w:rPr>
+          <w:rFonts w:hint="eastAsia" w:ascii="Cascadia Mono" w:hAnsi="Cascadia Mono" w:eastAsia="Cascadia Mono"/>
+          <w:color w:val="000000"/>
+          <w:sz w:val="19"/>
+          <w:szCs w:val="24"/>
+          <w:highlight w:val="white"/>
+        </w:rPr>
+        <w:t>(</w:t>
+      </w:r>
+      <w:r>
+        <w:rPr>
+          <w:rFonts w:hint="eastAsia" w:ascii="Cascadia Mono" w:hAnsi="Cascadia Mono" w:eastAsia="Cascadia Mono"/>
+          <w:color w:val="000080"/>
+          <w:sz w:val="19"/>
+          <w:szCs w:val="24"/>
+          <w:highlight w:val="white"/>
+        </w:rPr>
+        <w:t>DotResult</w:t>
+      </w:r>
+      <w:r>
+        <w:rPr>
+          <w:rFonts w:hint="eastAsia" w:ascii="Cascadia Mono" w:hAnsi="Cascadia Mono" w:eastAsia="Cascadia Mono"/>
+          <w:color w:val="000000"/>
+          <w:sz w:val="19"/>
+          <w:szCs w:val="24"/>
+          <w:highlight w:val="white"/>
+        </w:rPr>
+        <w:t>);</w:t>
+      </w:r>
+    </w:p>
+    <w:p>
+      <w:pPr>
+        <w:spacing w:beforeLines="0" w:afterLines="0"/>
+        <w:jc w:val="left"/>
+        <w:rPr>
+          <w:rFonts w:hint="eastAsia" w:ascii="Cascadia Mono" w:hAnsi="Cascadia Mono" w:eastAsia="Cascadia Mono"/>
+          <w:color w:val="000000"/>
+          <w:sz w:val="19"/>
+          <w:szCs w:val="24"/>
+          <w:highlight w:val="white"/>
+        </w:rPr>
+      </w:pPr>
+      <w:r>
+        <w:rPr>
+          <w:rFonts w:hint="eastAsia" w:ascii="Cascadia Mono" w:hAnsi="Cascadia Mono" w:eastAsia="Cascadia Mono"/>
+          <w:color w:val="000000"/>
+          <w:sz w:val="19"/>
+          <w:szCs w:val="24"/>
+          <w:highlight w:val="white"/>
+        </w:rPr>
+        <w:tab/>
+      </w:r>
+      <w:r>
+        <w:rPr>
+          <w:rFonts w:hint="eastAsia" w:ascii="Cascadia Mono" w:hAnsi="Cascadia Mono" w:eastAsia="Cascadia Mono"/>
+          <w:color w:val="0000FF"/>
+          <w:sz w:val="19"/>
+          <w:szCs w:val="24"/>
+          <w:highlight w:val="white"/>
+        </w:rPr>
+        <w:t>return</w:t>
+      </w:r>
+      <w:r>
+        <w:rPr>
+          <w:rFonts w:hint="eastAsia" w:ascii="Cascadia Mono" w:hAnsi="Cascadia Mono" w:eastAsia="Cascadia Mono"/>
+          <w:color w:val="000000"/>
+          <w:sz w:val="19"/>
+          <w:szCs w:val="24"/>
+          <w:highlight w:val="white"/>
+        </w:rPr>
+        <w:t xml:space="preserve"> </w:t>
+      </w:r>
+      <w:r>
+        <w:rPr>
+          <w:rFonts w:hint="eastAsia" w:ascii="Cascadia Mono" w:hAnsi="Cascadia Mono" w:eastAsia="Cascadia Mono"/>
+          <w:color w:val="000080"/>
+          <w:sz w:val="19"/>
+          <w:szCs w:val="24"/>
+          <w:highlight w:val="white"/>
+        </w:rPr>
+        <w:t>AngleDiff</w:t>
+      </w:r>
+      <w:r>
+        <w:rPr>
+          <w:rFonts w:hint="eastAsia" w:ascii="Cascadia Mono" w:hAnsi="Cascadia Mono" w:eastAsia="Cascadia Mono"/>
+          <w:color w:val="000000"/>
+          <w:sz w:val="19"/>
+          <w:szCs w:val="24"/>
+          <w:highlight w:val="white"/>
+        </w:rPr>
+        <w:t xml:space="preserve"> &lt;= </w:t>
+      </w:r>
+      <w:r>
+        <w:rPr>
+          <w:rFonts w:hint="eastAsia" w:ascii="Cascadia Mono" w:hAnsi="Cascadia Mono" w:eastAsia="Cascadia Mono"/>
+          <w:color w:val="000080"/>
+          <w:sz w:val="19"/>
+          <w:szCs w:val="24"/>
+          <w:highlight w:val="white"/>
+        </w:rPr>
+        <w:t>AnglePrecision</w:t>
+      </w:r>
+      <w:r>
+        <w:rPr>
+          <w:rFonts w:hint="eastAsia" w:ascii="Cascadia Mono" w:hAnsi="Cascadia Mono" w:eastAsia="Cascadia Mono"/>
+          <w:color w:val="000000"/>
+          <w:sz w:val="19"/>
+          <w:szCs w:val="24"/>
+          <w:highlight w:val="white"/>
+        </w:rPr>
+        <w:t>;</w:t>
+      </w:r>
+    </w:p>
+    <w:p>
+      <w:pPr>
+        <w:spacing w:beforeLines="0" w:afterLines="0"/>
+        <w:jc w:val="left"/>
+        <w:rPr>
+          <w:rFonts w:hint="eastAsia" w:ascii="Cascadia Mono" w:hAnsi="Cascadia Mono" w:eastAsia="Cascadia Mono"/>
+          <w:color w:val="000000"/>
+          <w:sz w:val="19"/>
+          <w:szCs w:val="24"/>
+          <w:highlight w:val="white"/>
+        </w:rPr>
+      </w:pPr>
+    </w:p>
+    <w:p>
+      <w:pPr>
+        <w:spacing w:beforeLines="0" w:afterLines="0"/>
+        <w:jc w:val="left"/>
+        <w:rPr>
+          <w:rFonts w:hint="eastAsia" w:ascii="Cascadia Mono" w:hAnsi="Cascadia Mono" w:eastAsia="Cascadia Mono"/>
+          <w:color w:val="000000"/>
+          <w:sz w:val="19"/>
+          <w:szCs w:val="24"/>
+          <w:highlight w:val="white"/>
+        </w:rPr>
+      </w:pPr>
+      <w:r>
+        <w:rPr>
+          <w:rFonts w:hint="eastAsia" w:ascii="Cascadia Mono" w:hAnsi="Cascadia Mono" w:eastAsia="Cascadia Mono"/>
+          <w:color w:val="000000"/>
+          <w:sz w:val="19"/>
+          <w:szCs w:val="24"/>
+          <w:highlight w:val="white"/>
+        </w:rPr>
+        <w:t>}</w:t>
+      </w:r>
+    </w:p>
+    <w:p>
+      <w:pPr>
+        <w:spacing w:beforeLines="0" w:afterLines="0"/>
+        <w:jc w:val="left"/>
+        <w:rPr>
+          <w:rFonts w:hint="default" w:ascii="Cascadia Mono" w:hAnsi="Cascadia Mono" w:eastAsia="宋体"/>
+          <w:b/>
+          <w:bCs/>
+          <w:color w:val="FF0000"/>
+          <w:sz w:val="19"/>
+          <w:szCs w:val="24"/>
+          <w:highlight w:val="white"/>
+          <w:lang w:val="en-US" w:eastAsia="zh-CN"/>
+        </w:rPr>
+      </w:pPr>
+      <w:r>
+        <w:rPr>
+          <w:rFonts w:hint="eastAsia" w:ascii="Cascadia Mono" w:hAnsi="Cascadia Mono" w:eastAsia="宋体"/>
+          <w:b/>
+          <w:bCs/>
+          <w:color w:val="FF0000"/>
+          <w:sz w:val="19"/>
+          <w:szCs w:val="24"/>
+          <w:highlight w:val="white"/>
+          <w:lang w:val="en-US" w:eastAsia="zh-CN"/>
+        </w:rPr>
+        <w:t>Melee AttackBranch</w:t>
+      </w:r>
+    </w:p>
+    <w:p>
+      <w:pPr>
+        <w:spacing w:beforeLines="0" w:afterLines="0"/>
+        <w:jc w:val="left"/>
+        <w:rPr>
+          <w:rFonts w:hint="eastAsia" w:ascii="Cascadia Mono" w:hAnsi="Cascadia Mono" w:eastAsia="Cascadia Mono"/>
+          <w:color w:val="000000"/>
+          <w:sz w:val="19"/>
+          <w:szCs w:val="24"/>
+          <w:highlight w:val="white"/>
+        </w:rPr>
+      </w:pPr>
+      <w:r>
+        <w:rPr>
+          <w:rFonts w:hint="eastAsia" w:ascii="Cascadia Mono" w:hAnsi="Cascadia Mono" w:eastAsia="宋体"/>
+          <w:color w:val="000000"/>
+          <w:sz w:val="19"/>
+          <w:szCs w:val="24"/>
+          <w:highlight w:val="white"/>
+          <w:lang w:val="en-US" w:eastAsia="zh-CN"/>
+        </w:rPr>
+        <w:t>查看这个行为树</w:t>
+      </w:r>
+      <w:r>
+        <w:rPr>
+          <w:rFonts w:hint="eastAsia" w:ascii="Cascadia Mono" w:hAnsi="Cascadia Mono" w:eastAsia="Cascadia Mono"/>
+          <w:color w:val="000000"/>
+          <w:sz w:val="19"/>
+          <w:szCs w:val="24"/>
+          <w:highlight w:val="white"/>
+        </w:rPr>
+        <w:t>BT_Guardian</w:t>
+      </w:r>
+    </w:p>
+    <w:p>
+      <w:pPr>
+        <w:spacing w:beforeLines="0" w:afterLines="0"/>
+        <w:jc w:val="left"/>
+        <w:rPr>
+          <w:rFonts w:hint="eastAsia" w:ascii="Cascadia Mono" w:hAnsi="Cascadia Mono" w:eastAsia="宋体"/>
+          <w:b/>
+          <w:bCs/>
+          <w:color w:val="FF0000"/>
+          <w:sz w:val="19"/>
+          <w:szCs w:val="24"/>
+          <w:highlight w:val="white"/>
+          <w:lang w:val="en-US" w:eastAsia="zh-CN"/>
+        </w:rPr>
+      </w:pPr>
+    </w:p>
+    <w:p>
+      <w:pPr>
+        <w:spacing w:beforeLines="0" w:afterLines="0"/>
+        <w:jc w:val="left"/>
+        <w:rPr>
+          <w:rFonts w:hint="eastAsia" w:ascii="Cascadia Mono" w:hAnsi="Cascadia Mono" w:eastAsia="宋体"/>
+          <w:b/>
+          <w:bCs/>
+          <w:color w:val="FF0000"/>
+          <w:sz w:val="19"/>
+          <w:szCs w:val="24"/>
+          <w:highlight w:val="white"/>
+          <w:lang w:val="en-US" w:eastAsia="zh-CN"/>
+        </w:rPr>
+      </w:pPr>
+      <w:r>
+        <w:rPr>
+          <w:rFonts w:hint="eastAsia" w:ascii="Cascadia Mono" w:hAnsi="Cascadia Mono" w:eastAsia="宋体"/>
+          <w:b/>
+          <w:bCs/>
+          <w:color w:val="FF0000"/>
+          <w:sz w:val="19"/>
+          <w:szCs w:val="24"/>
+          <w:highlight w:val="white"/>
+          <w:lang w:val="en-US" w:eastAsia="zh-CN"/>
+        </w:rPr>
+        <w:t>Does Actor Have Tag Decorator</w:t>
+      </w:r>
+    </w:p>
+    <w:p>
+      <w:pPr>
+        <w:spacing w:beforeLines="0" w:afterLines="0"/>
+        <w:jc w:val="left"/>
+        <w:rPr>
+          <w:rFonts w:hint="eastAsia" w:ascii="Cascadia Mono" w:hAnsi="Cascadia Mono" w:eastAsia="宋体"/>
+          <w:b/>
+          <w:bCs/>
+          <w:color w:val="FF0000"/>
+          <w:sz w:val="19"/>
+          <w:szCs w:val="24"/>
+          <w:highlight w:val="white"/>
+          <w:lang w:val="en-US" w:eastAsia="zh-CN"/>
+        </w:rPr>
+      </w:pPr>
+      <w:r>
+        <w:rPr>
+          <w:rFonts w:hint="eastAsia" w:ascii="Cascadia Mono" w:hAnsi="Cascadia Mono" w:eastAsia="宋体"/>
+          <w:b/>
+          <w:bCs/>
+          <w:color w:val="FF0000"/>
+          <w:sz w:val="19"/>
+          <w:szCs w:val="24"/>
+          <w:highlight w:val="white"/>
+          <w:lang w:val="en-US" w:eastAsia="zh-CN"/>
+        </w:rPr>
+        <w:t>首先添加一下GameplayTag</w:t>
+      </w:r>
+    </w:p>
+    <w:p>
+      <w:pPr>
+        <w:spacing w:beforeLines="0" w:afterLines="0"/>
+        <w:jc w:val="left"/>
+        <w:rPr>
+          <w:rFonts w:hint="eastAsia" w:ascii="Cascadia Mono" w:hAnsi="Cascadia Mono" w:eastAsia="Cascadia Mono"/>
+          <w:color w:val="000000"/>
+          <w:sz w:val="19"/>
+          <w:szCs w:val="24"/>
+          <w:highlight w:val="white"/>
+        </w:rPr>
+      </w:pPr>
+      <w:r>
+        <w:rPr>
+          <w:rFonts w:hint="eastAsia" w:ascii="Cascadia Mono" w:hAnsi="Cascadia Mono" w:eastAsia="Cascadia Mono"/>
+          <w:color w:val="A000A0"/>
+          <w:sz w:val="19"/>
+          <w:szCs w:val="24"/>
+          <w:highlight w:val="white"/>
+        </w:rPr>
+        <w:t>WARRIOR_API</w:t>
+      </w:r>
+      <w:r>
+        <w:rPr>
+          <w:rFonts w:hint="eastAsia" w:ascii="Cascadia Mono" w:hAnsi="Cascadia Mono" w:eastAsia="Cascadia Mono"/>
+          <w:color w:val="000000"/>
+          <w:sz w:val="19"/>
+          <w:szCs w:val="24"/>
+          <w:highlight w:val="white"/>
+        </w:rPr>
+        <w:t xml:space="preserve"> </w:t>
+      </w:r>
+      <w:r>
+        <w:rPr>
+          <w:rFonts w:hint="eastAsia" w:ascii="Cascadia Mono" w:hAnsi="Cascadia Mono" w:eastAsia="Cascadia Mono"/>
+          <w:color w:val="880000"/>
+          <w:sz w:val="19"/>
+          <w:szCs w:val="24"/>
+          <w:highlight w:val="white"/>
+        </w:rPr>
+        <w:t>UE_DECLARE_GAMEPLAY_TAG_EXTERN</w:t>
+      </w:r>
+      <w:r>
+        <w:rPr>
+          <w:rFonts w:hint="eastAsia" w:ascii="Cascadia Mono" w:hAnsi="Cascadia Mono" w:eastAsia="Cascadia Mono"/>
+          <w:color w:val="000000"/>
+          <w:sz w:val="19"/>
+          <w:szCs w:val="24"/>
+          <w:highlight w:val="white"/>
+        </w:rPr>
+        <w:t>(Enemy_Status_UnderAttack);</w:t>
+      </w:r>
+    </w:p>
+    <w:p>
+      <w:pPr>
+        <w:spacing w:beforeLines="0" w:afterLines="0"/>
+        <w:jc w:val="left"/>
+        <w:rPr>
+          <w:rFonts w:hint="default" w:ascii="Cascadia Mono" w:hAnsi="Cascadia Mono" w:eastAsia="Cascadia Mono"/>
+          <w:color w:val="000000"/>
+          <w:sz w:val="19"/>
+          <w:szCs w:val="24"/>
+          <w:highlight w:val="white"/>
+          <w:lang w:val="en-US" w:eastAsia="zh-CN"/>
+        </w:rPr>
+      </w:pPr>
+      <w:r>
+        <w:rPr>
+          <w:rFonts w:hint="eastAsia" w:ascii="Cascadia Mono" w:hAnsi="Cascadia Mono" w:eastAsia="Cascadia Mono"/>
+          <w:i/>
+          <w:color w:val="A000A0"/>
+          <w:sz w:val="19"/>
+          <w:szCs w:val="24"/>
+          <w:highlight w:val="white"/>
+        </w:rPr>
+        <w:t>UE_DEFINE_GAMEPLAY_TAG</w:t>
+      </w:r>
+      <w:r>
+        <w:rPr>
+          <w:rFonts w:hint="eastAsia" w:ascii="Cascadia Mono" w:hAnsi="Cascadia Mono" w:eastAsia="Cascadia Mono"/>
+          <w:color w:val="000000"/>
+          <w:sz w:val="19"/>
+          <w:szCs w:val="24"/>
+          <w:highlight w:val="white"/>
+        </w:rPr>
+        <w:t>(</w:t>
+      </w:r>
+      <w:r>
+        <w:rPr>
+          <w:rFonts w:hint="eastAsia" w:ascii="Cascadia Mono" w:hAnsi="Cascadia Mono" w:eastAsia="Cascadia Mono"/>
+          <w:color w:val="880000"/>
+          <w:sz w:val="19"/>
+          <w:szCs w:val="24"/>
+          <w:highlight w:val="white"/>
+        </w:rPr>
+        <w:t>Enemy_Status_UnderAttack</w:t>
+      </w:r>
+      <w:r>
+        <w:rPr>
+          <w:rFonts w:hint="eastAsia" w:ascii="Cascadia Mono" w:hAnsi="Cascadia Mono" w:eastAsia="Cascadia Mono"/>
+          <w:color w:val="000000"/>
+          <w:sz w:val="19"/>
+          <w:szCs w:val="24"/>
+          <w:highlight w:val="white"/>
+        </w:rPr>
+        <w:t xml:space="preserve">, </w:t>
+      </w:r>
+      <w:r>
+        <w:rPr>
+          <w:rFonts w:hint="eastAsia" w:ascii="Cascadia Mono" w:hAnsi="Cascadia Mono" w:eastAsia="Cascadia Mono"/>
+          <w:color w:val="A31515"/>
+          <w:sz w:val="19"/>
+          <w:szCs w:val="24"/>
+          <w:highlight w:val="white"/>
+        </w:rPr>
+        <w:t>"Enemy.Status.UnderAttack"</w:t>
+      </w:r>
+      <w:r>
+        <w:rPr>
+          <w:rFonts w:hint="eastAsia" w:ascii="Cascadia Mono" w:hAnsi="Cascadia Mono" w:eastAsia="Cascadia Mono"/>
+          <w:color w:val="000000"/>
+          <w:sz w:val="19"/>
+          <w:szCs w:val="24"/>
+          <w:highlight w:val="white"/>
+        </w:rPr>
+        <w:t>);</w:t>
+      </w:r>
+    </w:p>
+    <w:p>
+      <w:pPr>
+        <w:rPr>
+          <w:rFonts w:hint="eastAsia"/>
+          <w:lang w:val="en-US" w:eastAsia="zh-CN"/>
+        </w:rPr>
+      </w:pPr>
+      <w:r>
+        <w:rPr>
+          <w:rFonts w:hint="eastAsia"/>
+          <w:lang w:val="en-US" w:eastAsia="zh-CN"/>
+        </w:rPr>
+        <w:t>然后我们新建一个New Decorator节点，取名BTDecorator_DoesActorHaveTag，然后我们需要重写Perform Condition CheckAI这个接口</w:t>
+      </w:r>
+    </w:p>
+    <w:p>
+      <w:r>
+        <w:drawing>
+          <wp:inline distT="0" distB="0" distL="114300" distR="114300">
+            <wp:extent cx="5264150" cy="2892425"/>
+            <wp:effectExtent l="0" t="0" r="12700" b="3175"/>
+            <wp:docPr id="3" name="图片 3"/>
+            <wp:cNvGraphicFramePr>
+              <a:graphicFrameLocks xmlns:a="http://schemas.openxmlformats.org/drawingml/2006/main" noChangeAspect="1"/>
+            </wp:cNvGraphicFramePr>
+            <a:graphic xmlns:a="http://schemas.openxmlformats.org/drawingml/2006/main">
+              <a:graphicData uri="http://schemas.openxmlformats.org/drawingml/2006/picture">
+                <pic:pic xmlns:pic="http://schemas.openxmlformats.org/drawingml/2006/picture">
+                  <pic:nvPicPr>
+                    <pic:cNvPr id="3" name="图片 3"/>
+                    <pic:cNvPicPr>
+                      <a:picLocks noChangeAspect="1"/>
+                    </pic:cNvPicPr>
+                  </pic:nvPicPr>
+                  <pic:blipFill>
+                    <a:blip r:embed="rId5"/>
+                    <a:stretch>
+                      <a:fillRect/>
+                    </a:stretch>
+                  </pic:blipFill>
+                  <pic:spPr>
+                    <a:xfrm>
+                      <a:off x="0" y="0"/>
+                      <a:ext cx="5264150" cy="2892425"/>
+                    </a:xfrm>
+                    <a:prstGeom prst="rect">
+                      <a:avLst/>
+                    </a:prstGeom>
+                    <a:noFill/>
+                    <a:ln>
+                      <a:noFill/>
+                    </a:ln>
+                  </pic:spPr>
+                </pic:pic>
+              </a:graphicData>
+            </a:graphic>
+          </wp:inline>
+        </w:drawing>
+      </w:r>
+    </w:p>
+    <w:p>
+      <w:pPr>
+        <w:rPr>
+          <w:rFonts w:hint="default" w:eastAsiaTheme="minorEastAsia"/>
+          <w:lang w:val="en-US" w:eastAsia="zh-CN"/>
+        </w:rPr>
+      </w:pPr>
+      <w:r>
+        <w:rPr>
+          <w:rFonts w:hint="eastAsia"/>
+          <w:lang w:val="en-US" w:eastAsia="zh-CN"/>
+        </w:rPr>
+        <w:t>添加的行为树解决内容如下</w:t>
+      </w:r>
+    </w:p>
+    <w:p>
+      <w:r>
+        <w:drawing>
+          <wp:inline distT="0" distB="0" distL="114300" distR="114300">
+            <wp:extent cx="4524375" cy="4933950"/>
+            <wp:effectExtent l="0" t="0" r="9525" b="0"/>
+            <wp:docPr id="4" name="图片 4"/>
+            <wp:cNvGraphicFramePr>
+              <a:graphicFrameLocks xmlns:a="http://schemas.openxmlformats.org/drawingml/2006/main" noChangeAspect="1"/>
+            </wp:cNvGraphicFramePr>
+            <a:graphic xmlns:a="http://schemas.openxmlformats.org/drawingml/2006/main">
+              <a:graphicData uri="http://schemas.openxmlformats.org/drawingml/2006/picture">
+                <pic:pic xmlns:pic="http://schemas.openxmlformats.org/drawingml/2006/picture">
+                  <pic:nvPicPr>
+                    <pic:cNvPr id="4" name="图片 4"/>
+                    <pic:cNvPicPr>
+                      <a:picLocks noChangeAspect="1"/>
+                    </pic:cNvPicPr>
+                  </pic:nvPicPr>
+                  <pic:blipFill>
+                    <a:blip r:embed="rId6"/>
+                    <a:stretch>
+                      <a:fillRect/>
+                    </a:stretch>
+                  </pic:blipFill>
+                  <pic:spPr>
+                    <a:xfrm>
+                      <a:off x="0" y="0"/>
+                      <a:ext cx="4524375" cy="4933950"/>
+                    </a:xfrm>
+                    <a:prstGeom prst="rect">
+                      <a:avLst/>
+                    </a:prstGeom>
+                    <a:noFill/>
+                    <a:ln>
+                      <a:noFill/>
+                    </a:ln>
+                  </pic:spPr>
+                </pic:pic>
+              </a:graphicData>
+            </a:graphic>
+          </wp:inline>
+        </w:drawing>
+      </w:r>
+    </w:p>
+    <w:p>
+      <w:pPr>
+        <w:rPr>
+          <w:rFonts w:hint="eastAsia"/>
+          <w:b/>
+          <w:bCs/>
+          <w:color w:val="FF0000"/>
+          <w:lang w:val="en-US" w:eastAsia="zh-CN"/>
+        </w:rPr>
+      </w:pPr>
+    </w:p>
+    <w:p>
+      <w:pPr>
+        <w:rPr>
+          <w:rFonts w:hint="eastAsia"/>
+          <w:b/>
+          <w:bCs/>
+          <w:color w:val="FF0000"/>
+          <w:lang w:val="en-US" w:eastAsia="zh-CN"/>
+        </w:rPr>
+      </w:pPr>
+      <w:r>
+        <w:rPr>
+          <w:rFonts w:hint="eastAsia"/>
+          <w:b/>
+          <w:bCs/>
+          <w:color w:val="FF0000"/>
+          <w:lang w:val="en-US" w:eastAsia="zh-CN"/>
+        </w:rPr>
+        <w:t>Duration Gameplay Effect</w:t>
+      </w:r>
+    </w:p>
+    <w:p>
+      <w:pPr>
+        <w:rPr>
+          <w:rFonts w:hint="eastAsia"/>
+          <w:b w:val="0"/>
+          <w:bCs w:val="0"/>
+          <w:color w:val="auto"/>
+          <w:lang w:val="en-US" w:eastAsia="zh-CN"/>
+        </w:rPr>
+      </w:pPr>
+      <w:r>
+        <w:rPr>
+          <w:rFonts w:hint="eastAsia"/>
+          <w:b w:val="0"/>
+          <w:bCs w:val="0"/>
+          <w:color w:val="auto"/>
+          <w:lang w:val="en-US" w:eastAsia="zh-CN"/>
+        </w:rPr>
+        <w:t>首先我们新建一个GameplayEffect的类，父类选择的GameplayEffect，取名叫</w:t>
+      </w:r>
+    </w:p>
+    <w:p>
+      <w:pPr>
+        <w:rPr>
+          <w:rFonts w:hint="eastAsia"/>
+          <w:b w:val="0"/>
+          <w:bCs w:val="0"/>
+          <w:color w:val="auto"/>
+          <w:lang w:val="en-US" w:eastAsia="zh-CN"/>
+        </w:rPr>
+      </w:pPr>
+      <w:r>
+        <w:rPr>
+          <w:rFonts w:hint="default"/>
+          <w:b w:val="0"/>
+          <w:bCs w:val="0"/>
+          <w:color w:val="auto"/>
+          <w:lang w:val="en-US" w:eastAsia="zh-CN"/>
+        </w:rPr>
+        <w:t>GE_Enemy_UnderAttack</w:t>
+      </w:r>
+      <w:r>
+        <w:rPr>
+          <w:rFonts w:hint="eastAsia"/>
+          <w:b w:val="0"/>
+          <w:bCs w:val="0"/>
+          <w:color w:val="auto"/>
+          <w:lang w:val="en-US" w:eastAsia="zh-CN"/>
+        </w:rPr>
+        <w:t>，然后打开这个蓝图设置如下</w:t>
+      </w:r>
+    </w:p>
+    <w:p>
+      <w:r>
+        <w:drawing>
+          <wp:inline distT="0" distB="0" distL="114300" distR="114300">
+            <wp:extent cx="5269230" cy="1028065"/>
+            <wp:effectExtent l="0" t="0" r="7620" b="635"/>
+            <wp:docPr id="5" name="图片 5"/>
+            <wp:cNvGraphicFramePr>
+              <a:graphicFrameLocks xmlns:a="http://schemas.openxmlformats.org/drawingml/2006/main" noChangeAspect="1"/>
+            </wp:cNvGraphicFramePr>
+            <a:graphic xmlns:a="http://schemas.openxmlformats.org/drawingml/2006/main">
+              <a:graphicData uri="http://schemas.openxmlformats.org/drawingml/2006/picture">
+                <pic:pic xmlns:pic="http://schemas.openxmlformats.org/drawingml/2006/picture">
+                  <pic:nvPicPr>
+                    <pic:cNvPr id="5" name="图片 5"/>
+                    <pic:cNvPicPr>
+                      <a:picLocks noChangeAspect="1"/>
+                    </pic:cNvPicPr>
+                  </pic:nvPicPr>
+                  <pic:blipFill>
+                    <a:blip r:embed="rId7"/>
+                    <a:stretch>
+                      <a:fillRect/>
+                    </a:stretch>
+                  </pic:blipFill>
+                  <pic:spPr>
+                    <a:xfrm>
+                      <a:off x="0" y="0"/>
+                      <a:ext cx="5269230" cy="1028065"/>
+                    </a:xfrm>
+                    <a:prstGeom prst="rect">
+                      <a:avLst/>
+                    </a:prstGeom>
+                    <a:noFill/>
+                    <a:ln>
+                      <a:noFill/>
+                    </a:ln>
+                  </pic:spPr>
+                </pic:pic>
+              </a:graphicData>
+            </a:graphic>
+          </wp:inline>
+        </w:drawing>
+      </w:r>
+    </w:p>
+    <w:p>
+      <w:r>
+        <w:drawing>
+          <wp:inline distT="0" distB="0" distL="114300" distR="114300">
+            <wp:extent cx="5264785" cy="678815"/>
+            <wp:effectExtent l="0" t="0" r="12065" b="6985"/>
+            <wp:docPr id="6" name="图片 6"/>
+            <wp:cNvGraphicFramePr>
+              <a:graphicFrameLocks xmlns:a="http://schemas.openxmlformats.org/drawingml/2006/main" noChangeAspect="1"/>
+            </wp:cNvGraphicFramePr>
+            <a:graphic xmlns:a="http://schemas.openxmlformats.org/drawingml/2006/main">
+              <a:graphicData uri="http://schemas.openxmlformats.org/drawingml/2006/picture">
+                <pic:pic xmlns:pic="http://schemas.openxmlformats.org/drawingml/2006/picture">
+                  <pic:nvPicPr>
+                    <pic:cNvPr id="6" name="图片 6"/>
+                    <pic:cNvPicPr>
+                      <a:picLocks noChangeAspect="1"/>
+                    </pic:cNvPicPr>
+                  </pic:nvPicPr>
+                  <pic:blipFill>
+                    <a:blip r:embed="rId8"/>
+                    <a:stretch>
+                      <a:fillRect/>
+                    </a:stretch>
+                  </pic:blipFill>
+                  <pic:spPr>
+                    <a:xfrm>
+                      <a:off x="0" y="0"/>
+                      <a:ext cx="5264785" cy="678815"/>
+                    </a:xfrm>
+                    <a:prstGeom prst="rect">
+                      <a:avLst/>
+                    </a:prstGeom>
+                    <a:noFill/>
+                    <a:ln>
+                      <a:noFill/>
+                    </a:ln>
+                  </pic:spPr>
+                </pic:pic>
+              </a:graphicData>
+            </a:graphic>
+          </wp:inline>
+        </w:drawing>
+      </w:r>
+    </w:p>
+    <w:p>
+      <w:r>
+        <w:drawing>
+          <wp:inline distT="0" distB="0" distL="114300" distR="114300">
+            <wp:extent cx="5269865" cy="1090295"/>
+            <wp:effectExtent l="0" t="0" r="6985" b="14605"/>
+            <wp:docPr id="7" name="图片 7"/>
+            <wp:cNvGraphicFramePr>
+              <a:graphicFrameLocks xmlns:a="http://schemas.openxmlformats.org/drawingml/2006/main" noChangeAspect="1"/>
+            </wp:cNvGraphicFramePr>
+            <a:graphic xmlns:a="http://schemas.openxmlformats.org/drawingml/2006/main">
+              <a:graphicData uri="http://schemas.openxmlformats.org/drawingml/2006/picture">
+                <pic:pic xmlns:pic="http://schemas.openxmlformats.org/drawingml/2006/picture">
+                  <pic:nvPicPr>
+                    <pic:cNvPr id="7" name="图片 7"/>
+                    <pic:cNvPicPr>
+                      <a:picLocks noChangeAspect="1"/>
+                    </pic:cNvPicPr>
+                  </pic:nvPicPr>
+                  <pic:blipFill>
+                    <a:blip r:embed="rId9"/>
+                    <a:stretch>
+                      <a:fillRect/>
+                    </a:stretch>
+                  </pic:blipFill>
+                  <pic:spPr>
+                    <a:xfrm>
+                      <a:off x="0" y="0"/>
+                      <a:ext cx="5269865" cy="1090295"/>
+                    </a:xfrm>
+                    <a:prstGeom prst="rect">
+                      <a:avLst/>
+                    </a:prstGeom>
+                    <a:noFill/>
+                    <a:ln>
+                      <a:noFill/>
+                    </a:ln>
+                  </pic:spPr>
+                </pic:pic>
+              </a:graphicData>
+            </a:graphic>
+          </wp:inline>
+        </w:drawing>
+      </w:r>
+    </w:p>
+    <w:p>
+      <w:pPr>
+        <w:rPr>
+          <w:rFonts w:hint="default"/>
+          <w:lang w:val="en-US" w:eastAsia="zh-CN"/>
+        </w:rPr>
+      </w:pPr>
+      <w:r>
+        <w:rPr>
+          <w:rFonts w:hint="eastAsia"/>
+          <w:lang w:val="en-US" w:eastAsia="zh-CN"/>
+        </w:rPr>
+        <w:t>做好这些后，我们打开GA_Enemy_HitReact_Base蓝图能力节点，添加红框中的功能。</w:t>
+      </w:r>
+    </w:p>
+    <w:p>
+      <w:r>
+        <w:drawing>
+          <wp:inline distT="0" distB="0" distL="114300" distR="114300">
+            <wp:extent cx="5269865" cy="2475865"/>
+            <wp:effectExtent l="0" t="0" r="6985" b="635"/>
+            <wp:docPr id="8" name="图片 8"/>
+            <wp:cNvGraphicFramePr>
+              <a:graphicFrameLocks xmlns:a="http://schemas.openxmlformats.org/drawingml/2006/main" noChangeAspect="1"/>
+            </wp:cNvGraphicFramePr>
+            <a:graphic xmlns:a="http://schemas.openxmlformats.org/drawingml/2006/main">
+              <a:graphicData uri="http://schemas.openxmlformats.org/drawingml/2006/picture">
+                <pic:pic xmlns:pic="http://schemas.openxmlformats.org/drawingml/2006/picture">
+                  <pic:nvPicPr>
+                    <pic:cNvPr id="8" name="图片 8"/>
+                    <pic:cNvPicPr>
+                      <a:picLocks noChangeAspect="1"/>
+                    </pic:cNvPicPr>
+                  </pic:nvPicPr>
+                  <pic:blipFill>
+                    <a:blip r:embed="rId10"/>
+                    <a:stretch>
+                      <a:fillRect/>
+                    </a:stretch>
+                  </pic:blipFill>
+                  <pic:spPr>
+                    <a:xfrm>
+                      <a:off x="0" y="0"/>
+                      <a:ext cx="5269865" cy="2475865"/>
+                    </a:xfrm>
+                    <a:prstGeom prst="rect">
+                      <a:avLst/>
+                    </a:prstGeom>
+                    <a:noFill/>
+                    <a:ln>
+                      <a:noFill/>
+                    </a:ln>
+                  </pic:spPr>
+                </pic:pic>
+              </a:graphicData>
+            </a:graphic>
+          </wp:inline>
+        </w:drawing>
+      </w:r>
+    </w:p>
+    <w:p>
+      <w:pPr>
+        <w:rPr>
+          <w:rFonts w:hint="default"/>
+          <w:lang w:val="en-US" w:eastAsia="zh-CN"/>
+        </w:rPr>
+      </w:pPr>
+    </w:p>
+    <w:p>
+      <w:pPr>
+        <w:rPr>
+          <w:rFonts w:hint="eastAsia"/>
+          <w:b/>
+          <w:bCs/>
+          <w:color w:val="FF0000"/>
+          <w:lang w:val="en-US" w:eastAsia="zh-CN"/>
+        </w:rPr>
+      </w:pPr>
+      <w:r>
+        <w:rPr>
+          <w:rFonts w:hint="eastAsia"/>
+          <w:b/>
+          <w:bCs/>
+          <w:color w:val="FF0000"/>
+          <w:lang w:val="en-US" w:eastAsia="zh-CN"/>
+        </w:rPr>
+        <w:t>Should Abort All Logic</w:t>
+      </w:r>
+    </w:p>
+    <w:p>
+      <w:pPr>
+        <w:ind w:firstLine="420" w:firstLineChars="200"/>
+        <w:rPr>
+          <w:rFonts w:hint="default"/>
+          <w:b w:val="0"/>
+          <w:bCs w:val="0"/>
+          <w:color w:val="auto"/>
+          <w:lang w:val="en-US" w:eastAsia="zh-CN"/>
+        </w:rPr>
+      </w:pPr>
+      <w:r>
+        <w:rPr>
+          <w:rFonts w:hint="eastAsia"/>
+          <w:b w:val="0"/>
+          <w:bCs w:val="0"/>
+          <w:color w:val="auto"/>
+          <w:lang w:val="en-US" w:eastAsia="zh-CN"/>
+        </w:rPr>
+        <w:t>首先我们新建立一个Decorator节点，父类是BTDecorator_BlueprintBase,取名BTDecorator_ShouldAbortAllLogic，然后重写Perform Condition CheckAI这个接口，然后我们直接查看这个蓝图怎么写的</w:t>
+      </w:r>
       <w:bookmarkStart w:id="0" w:name="_GoBack"/>
       <w:bookmarkEnd w:id="0"/>
+    </w:p>
+    <w:p>
+      <w:pPr>
+        <w:ind w:firstLine="420" w:firstLineChars="200"/>
+        <w:rPr>
+          <w:rFonts w:hint="default"/>
+          <w:b w:val="0"/>
+          <w:bCs w:val="0"/>
+          <w:color w:val="auto"/>
+          <w:lang w:val="en-US" w:eastAsia="zh-CN"/>
+        </w:rPr>
+      </w:pPr>
+    </w:p>
+    <w:p>
+      <w:pPr>
+        <w:rPr>
+          <w:rFonts w:hint="default"/>
+          <w:b/>
+          <w:bCs/>
+          <w:color w:val="FF0000"/>
+          <w:lang w:val="en-US" w:eastAsia="zh-CN"/>
+        </w:rPr>
+      </w:pPr>
     </w:p>
     <w:sectPr>
       <w:pgSz w:w="11906" w:h="16838"/>
